--- a/docs/13_유치부_여름성경학교_활동.docx
+++ b/docs/13_유치부_여름성경학교_활동.docx
@@ -11,7 +11,7 @@
         <w:rPr>
           <w:b w:val="0"/>
         </w:rPr>
-        <w:t>(교회명) 유치부 여름성경학교 기획안</w:t>
+        <w:t>2026년 (교회명) 유치부 여름성경학교 활동 모음</w:t>
       </w:r>
     </w:p>
     <w:p>
@@ -22,7 +22,7 @@
         <w:rPr>
           <w:b w:val="0"/>
         </w:rPr>
-        <w:t>1. 여름성경학교 개요</w:t>
+        <w:t>개요</w:t>
       </w:r>
     </w:p>
     <w:p>
@@ -31,15 +31,9 @@
       </w:pPr>
       <w:r>
         <w:rPr>
-          <w:b/>
-        </w:rPr>
-        <w:t>주제:</w:t>
-      </w:r>
-      <w:r>
-        <w:rPr>
           <w:b w:val="0"/>
         </w:rPr>
-        <w:t xml:space="preserve"> ________</w:t>
+        <w:t>주제 : ________</w:t>
       </w:r>
     </w:p>
     <w:p>
@@ -48,15 +42,9 @@
       </w:pPr>
       <w:r>
         <w:rPr>
-          <w:b/>
-        </w:rPr>
-        <w:t>주제 성구:</w:t>
-      </w:r>
-      <w:r>
-        <w:rPr>
           <w:b w:val="0"/>
         </w:rPr>
-        <w:t xml:space="preserve"> ________</w:t>
+        <w:t>주제 말씀 : ________</w:t>
       </w:r>
     </w:p>
     <w:p>
@@ -65,15 +53,9 @@
       </w:pPr>
       <w:r>
         <w:rPr>
-          <w:b/>
-        </w:rPr>
-        <w:t>교육 목표:</w:t>
-      </w:r>
-      <w:r>
-        <w:rPr>
           <w:b w:val="0"/>
         </w:rPr>
-        <w:t xml:space="preserve"> ________</w:t>
+        <w:t>목적 : ________</w:t>
       </w:r>
     </w:p>
     <w:p>
@@ -82,15 +64,9 @@
       </w:pPr>
       <w:r>
         <w:rPr>
-          <w:b/>
-        </w:rPr>
-        <w:t>일정:</w:t>
-      </w:r>
-      <w:r>
-        <w:rPr>
           <w:b w:val="0"/>
         </w:rPr>
-        <w:t xml:space="preserve"> ________</w:t>
+        <w:t>장소 : ________</w:t>
       </w:r>
     </w:p>
     <w:p>
@@ -99,15 +75,9 @@
       </w:pPr>
       <w:r>
         <w:rPr>
-          <w:b/>
-        </w:rPr>
-        <w:t>장소:</w:t>
-      </w:r>
-      <w:r>
-        <w:rPr>
           <w:b w:val="0"/>
         </w:rPr>
-        <w:t xml:space="preserve"> ________</w:t>
+        <w:t>일시 : ________</w:t>
       </w:r>
     </w:p>
     <w:p>
@@ -116,15 +86,9 @@
       </w:pPr>
       <w:r>
         <w:rPr>
-          <w:b/>
-        </w:rPr>
-        <w:t>예상 인원:</w:t>
-      </w:r>
-      <w:r>
-        <w:rPr>
           <w:b w:val="0"/>
         </w:rPr>
-        <w:t xml:space="preserve"> ________</w:t>
+        <w:t>담당 : ________</w:t>
       </w:r>
     </w:p>
     <w:p>
@@ -133,32 +97,9 @@
       </w:pPr>
       <w:r>
         <w:rPr>
-          <w:b/>
-        </w:rPr>
-        <w:t>교사 교육 계획:</w:t>
-      </w:r>
-      <w:r>
-        <w:rPr>
           <w:b w:val="0"/>
         </w:rPr>
-        <w:t xml:space="preserve"> ________</w:t>
-      </w:r>
-    </w:p>
-    <w:p>
-      <w:pPr>
-        <w:pStyle w:val="ListBullet"/>
-      </w:pPr>
-      <w:r>
-        <w:rPr>
-          <w:b/>
-        </w:rPr>
-        <w:t>담당자(리더·교사·부장):</w:t>
-      </w:r>
-      <w:r>
-        <w:rPr>
-          <w:b w:val="0"/>
-        </w:rPr>
-        <w:t xml:space="preserve"> ________</w:t>
+        <w:t>대상 : (예상 인원 n명: 유아 n, 교사 n)</w:t>
       </w:r>
     </w:p>
     <w:p>
@@ -169,184 +110,58 @@
         <w:rPr>
           <w:b w:val="0"/>
         </w:rPr>
-        <w:t>2. 여름성경학교 주제 예시 (택 1)</w:t>
-      </w:r>
-    </w:p>
-    <w:p>
-      <w:r>
-        <w:rPr>
-          <w:b/>
-        </w:rPr>
-        <w:t>주제 예시 1: 하나님이 만드신 아름다운 세상</w:t>
+        <w:t>주제 예시(택 1)</w:t>
       </w:r>
     </w:p>
     <w:p>
       <w:pPr>
-        <w:pStyle w:val="ListBullet"/>
+        <w:pStyle w:val="ListNumber"/>
       </w:pPr>
       <w:r>
         <w:rPr>
           <w:b/>
         </w:rPr>
-        <w:t>주제 성구:</w:t>
+        <w:t>"예수님과 함께 걷는 길"</w:t>
       </w:r>
       <w:r>
         <w:rPr>
           <w:b w:val="0"/>
         </w:rPr>
-        <w:t xml:space="preserve"> 창세기 1:31</w:t>
+        <w:t xml:space="preserve"> (제자 훈련 테마)</w:t>
       </w:r>
     </w:p>
     <w:p>
       <w:pPr>
-        <w:pStyle w:val="ListBullet"/>
+        <w:pStyle w:val="ListNumber"/>
       </w:pPr>
       <w:r>
         <w:rPr>
           <w:b/>
         </w:rPr>
-        <w:t>핵심 메시지:</w:t>
+        <w:t>"하나님이 만든 멋진 세상"</w:t>
       </w:r>
       <w:r>
         <w:rPr>
           <w:b w:val="0"/>
         </w:rPr>
-        <w:t xml:space="preserve"> 온 세상을 만드신 하나님을 찬양하고, 우리가 그 세상을 돌보는 작은 관리자임을 배웁니다.</w:t>
+        <w:t xml:space="preserve"> (창조 테마)</w:t>
       </w:r>
     </w:p>
     <w:p>
       <w:pPr>
-        <w:pStyle w:val="ListBullet"/>
+        <w:pStyle w:val="ListNumber"/>
       </w:pPr>
       <w:r>
         <w:rPr>
           <w:b/>
         </w:rPr>
-        <w:t>기대 효과:</w:t>
+        <w:t>"사랑을 전하는 작은 천사"</w:t>
       </w:r>
       <w:r>
         <w:rPr>
           <w:b w:val="0"/>
         </w:rPr>
-        <w:t xml:space="preserve"> 자연을 사랑하는 마음과 창조주 하나님에 대한 경외심 함양.</w:t>
-      </w:r>
-    </w:p>
-    <w:p>
-      <w:r>
-        <w:rPr>
-          <w:b/>
-        </w:rPr>
-        <w:t>주제 예시 2: 예수님은 나의 가장 좋은 친구</w:t>
-      </w:r>
-    </w:p>
-    <w:p>
-      <w:pPr>
-        <w:pStyle w:val="ListBullet"/>
-      </w:pPr>
-      <w:r>
-        <w:rPr>
-          <w:b/>
-        </w:rPr>
-        <w:t>주제 성구:</w:t>
-      </w:r>
-      <w:r>
-        <w:rPr>
-          <w:b w:val="0"/>
-        </w:rPr>
-        <w:t xml:space="preserve"> 요한복음 15:15</w:t>
-      </w:r>
-    </w:p>
-    <w:p>
-      <w:pPr>
-        <w:pStyle w:val="ListBullet"/>
-      </w:pPr>
-      <w:r>
-        <w:rPr>
-          <w:b/>
-        </w:rPr>
-        <w:t>핵심 메시지:</w:t>
-      </w:r>
-      <w:r>
-        <w:rPr>
-          <w:b w:val="0"/>
-        </w:rPr>
-        <w:t xml:space="preserve"> 언제나 내 곁에 계시고 나를 사랑하시는 예수님을 인격적으로 만납니다.</w:t>
-      </w:r>
-    </w:p>
-    <w:p>
-      <w:pPr>
-        <w:pStyle w:val="ListBullet"/>
-      </w:pPr>
-      <w:r>
-        <w:rPr>
-          <w:b/>
-        </w:rPr>
-        <w:t>기대 효과:</w:t>
-      </w:r>
-      <w:r>
-        <w:rPr>
-          <w:b w:val="0"/>
-        </w:rPr>
-        <w:t xml:space="preserve"> 불안감을 해소하고 예수님께 기도하는 습관 형성.</w:t>
-      </w:r>
-    </w:p>
-    <w:p>
-      <w:r>
-        <w:rPr>
-          <w:b/>
-        </w:rPr>
-        <w:t>주제 예시 3: 예수님의 작은 제자, 나도 할 수 있어요!</w:t>
-      </w:r>
-    </w:p>
-    <w:p>
-      <w:pPr>
-        <w:pStyle w:val="ListBullet"/>
-      </w:pPr>
-      <w:r>
-        <w:rPr>
-          <w:b/>
-        </w:rPr>
-        <w:t>주제 성구:</w:t>
-      </w:r>
-      <w:r>
-        <w:rPr>
-          <w:b w:val="0"/>
-        </w:rPr>
-        <w:t xml:space="preserve"> 마태복음 28:19-20</w:t>
-      </w:r>
-    </w:p>
-    <w:p>
-      <w:pPr>
-        <w:pStyle w:val="ListBullet"/>
-      </w:pPr>
-      <w:r>
-        <w:rPr>
-          <w:b/>
-        </w:rPr>
-        <w:t>핵심 메시지:</w:t>
-      </w:r>
-      <w:r>
-        <w:rPr>
-          <w:b w:val="0"/>
-        </w:rPr>
-        <w:t xml:space="preserve"> 예수님의 말씀을 듣고 실천하는 제자가 되어, 사랑을 전하는 법을 배웁니다.</w:t>
-      </w:r>
-    </w:p>
-    <w:p>
-      <w:pPr>
-        <w:pStyle w:val="ListBullet"/>
-      </w:pPr>
-      <w:r>
-        <w:rPr>
-          <w:b/>
-        </w:rPr>
-        <w:t>기대 효과:</w:t>
-      </w:r>
-      <w:r>
-        <w:rPr>
-          <w:b w:val="0"/>
-        </w:rPr>
-        <w:t xml:space="preserve"> 일상에서의 순종과 복음 전파의 기쁨 체험.</w:t>
+        <w:t xml:space="preserve"> (이웃 사랑 테마)</w:t>
       </w:r>
     </w:p>
     <w:p>
@@ -357,7 +172,7 @@
         <w:rPr>
           <w:b w:val="0"/>
         </w:rPr>
-        <w:t>3. 여름성경학교 하루 일정 예시 (오전 9:30 ~ 오후 4:00)</w:t>
+        <w:t>하루 일정 예시</w:t>
       </w:r>
     </w:p>
     <w:tbl>
@@ -394,7 +209,7 @@
               <w:rPr>
                 <w:b/>
               </w:rPr>
-              <w:t>프로그램</w:t>
+              <w:t>내용</w:t>
             </w:r>
           </w:p>
         </w:tc>
@@ -407,7 +222,7 @@
               <w:rPr>
                 <w:b/>
               </w:rPr>
-              <w:t>내용</w:t>
+              <w:t>담당</w:t>
             </w:r>
           </w:p>
         </w:tc>
@@ -422,7 +237,7 @@
               <w:rPr>
                 <w:b w:val="0"/>
               </w:rPr>
-              <w:t>09:30 ~ 10:00</w:t>
+              <w:t>10:00~10:30</w:t>
             </w:r>
           </w:p>
         </w:tc>
@@ -435,7 +250,7 @@
               <w:rPr>
                 <w:b w:val="0"/>
               </w:rPr>
-              <w:t>등록 및 환영</w:t>
+              <w:t>여는 찬양 및 환영</w:t>
             </w:r>
           </w:p>
         </w:tc>
@@ -448,7 +263,7 @@
               <w:rPr>
                 <w:b w:val="0"/>
               </w:rPr>
-              <w:t>이름표 배부, 아이들 맞이하기</w:t>
+              <w:t>찬양팀</w:t>
             </w:r>
           </w:p>
         </w:tc>
@@ -463,7 +278,7 @@
               <w:rPr>
                 <w:b w:val="0"/>
               </w:rPr>
-              <w:t>10:00 ~ 10:40</w:t>
+              <w:t>10:30~11:10</w:t>
             </w:r>
           </w:p>
         </w:tc>
@@ -476,7 +291,7 @@
               <w:rPr>
                 <w:b w:val="0"/>
               </w:rPr>
-              <w:t>여는 예배</w:t>
+              <w:t>성경이야기 및 예배</w:t>
             </w:r>
           </w:p>
         </w:tc>
@@ -489,7 +304,7 @@
               <w:rPr>
                 <w:b w:val="0"/>
               </w:rPr>
-              <w:t>찬양과 율동, 대표 기도, 설교</w:t>
+              <w:t>설교자</w:t>
             </w:r>
           </w:p>
         </w:tc>
@@ -504,7 +319,7 @@
               <w:rPr>
                 <w:b w:val="0"/>
               </w:rPr>
-              <w:t>10:40 ~ 11:30</w:t>
+              <w:t>11:10~12:00</w:t>
             </w:r>
           </w:p>
         </w:tc>
@@ -517,7 +332,7 @@
               <w:rPr>
                 <w:b w:val="0"/>
               </w:rPr>
-              <w:t>성경 이야기</w:t>
+              <w:t>활동 1 (만들기)</w:t>
             </w:r>
           </w:p>
         </w:tc>
@@ -530,7 +345,7 @@
               <w:rPr>
                 <w:b w:val="0"/>
               </w:rPr>
-              <w:t>주제 성경 본문 읽기 및 구연동화</w:t>
+              <w:t>교사</w:t>
             </w:r>
           </w:p>
         </w:tc>
@@ -545,7 +360,7 @@
               <w:rPr>
                 <w:b w:val="0"/>
               </w:rPr>
-              <w:t>11:30 ~ 12:20</w:t>
+              <w:t>12:00~13:00</w:t>
             </w:r>
           </w:p>
         </w:tc>
@@ -558,7 +373,7 @@
               <w:rPr>
                 <w:b w:val="0"/>
               </w:rPr>
-              <w:t>활동 시간 (1)</w:t>
+              <w:t>점심식사</w:t>
             </w:r>
           </w:p>
         </w:tc>
@@ -571,7 +386,7 @@
               <w:rPr>
                 <w:b w:val="0"/>
               </w:rPr>
-              <w:t>만들기 및 체험 활동</w:t>
+              <w:t>학부모/봉사자</w:t>
             </w:r>
           </w:p>
         </w:tc>
@@ -586,7 +401,7 @@
               <w:rPr>
                 <w:b w:val="0"/>
               </w:rPr>
-              <w:t>12:20 ~ 13:30</w:t>
+              <w:t>13:00~14:00</w:t>
             </w:r>
           </w:p>
         </w:tc>
@@ -599,7 +414,7 @@
               <w:rPr>
                 <w:b w:val="0"/>
               </w:rPr>
-              <w:t>점심 식사</w:t>
+              <w:t>활동 2 (놀이/게임)</w:t>
             </w:r>
           </w:p>
         </w:tc>
@@ -612,7 +427,7 @@
               <w:rPr>
                 <w:b w:val="0"/>
               </w:rPr>
-              <w:t>식사 기도 및 교제</w:t>
+              <w:t>교사</w:t>
             </w:r>
           </w:p>
         </w:tc>
@@ -627,48 +442,7 @@
               <w:rPr>
                 <w:b w:val="0"/>
               </w:rPr>
-              <w:t>13:30 ~ 14:30</w:t>
-            </w:r>
-          </w:p>
-        </w:tc>
-        <w:tc>
-          <w:tcPr>
-            <w:tcW w:type="dxa" w:w="2880"/>
-          </w:tcPr>
-          <w:p>
-            <w:r>
-              <w:rPr>
-                <w:b w:val="0"/>
-              </w:rPr>
-              <w:t>신나는 놀이</w:t>
-            </w:r>
-          </w:p>
-        </w:tc>
-        <w:tc>
-          <w:tcPr>
-            <w:tcW w:type="dxa" w:w="2880"/>
-          </w:tcPr>
-          <w:p>
-            <w:r>
-              <w:rPr>
-                <w:b w:val="0"/>
-              </w:rPr>
-              <w:t>레크리에이션 및 게임</w:t>
-            </w:r>
-          </w:p>
-        </w:tc>
-      </w:tr>
-      <w:tr>
-        <w:tc>
-          <w:tcPr>
-            <w:tcW w:type="dxa" w:w="2880"/>
-          </w:tcPr>
-          <w:p>
-            <w:r>
-              <w:rPr>
-                <w:b w:val="0"/>
-              </w:rPr>
-              <w:t>14:30 ~ 15:00</w:t>
+              <w:t>14:00~14:30</w:t>
             </w:r>
           </w:p>
         </w:tc>
@@ -694,7 +468,7 @@
               <w:rPr>
                 <w:b w:val="0"/>
               </w:rPr>
-              <w:t>직접 만들어 먹는 재미있는 간식</w:t>
+              <w:t>교사</w:t>
             </w:r>
           </w:p>
         </w:tc>
@@ -709,7 +483,7 @@
               <w:rPr>
                 <w:b w:val="0"/>
               </w:rPr>
-              <w:t>15:00 ~ 15:30</w:t>
+              <w:t>14:30~15:00</w:t>
             </w:r>
           </w:p>
         </w:tc>
@@ -722,7 +496,7 @@
               <w:rPr>
                 <w:b w:val="0"/>
               </w:rPr>
-              <w:t>마무리 활동</w:t>
+              <w:t>파송 및 마침 기도</w:t>
             </w:r>
           </w:p>
         </w:tc>
@@ -735,48 +509,7 @@
               <w:rPr>
                 <w:b w:val="0"/>
               </w:rPr>
-              <w:t>오늘 배운 말씀 복습, 소감 나누기</w:t>
-            </w:r>
-          </w:p>
-        </w:tc>
-      </w:tr>
-      <w:tr>
-        <w:tc>
-          <w:tcPr>
-            <w:tcW w:type="dxa" w:w="2880"/>
-          </w:tcPr>
-          <w:p>
-            <w:r>
-              <w:rPr>
-                <w:b w:val="0"/>
-              </w:rPr>
-              <w:t>15:30 ~ 16:00</w:t>
-            </w:r>
-          </w:p>
-        </w:tc>
-        <w:tc>
-          <w:tcPr>
-            <w:tcW w:type="dxa" w:w="2880"/>
-          </w:tcPr>
-          <w:p>
-            <w:r>
-              <w:rPr>
-                <w:b w:val="0"/>
-              </w:rPr>
-              <w:t>파송 및 귀가</w:t>
-            </w:r>
-          </w:p>
-        </w:tc>
-        <w:tc>
-          <w:tcPr>
-            <w:tcW w:type="dxa" w:w="2880"/>
-          </w:tcPr>
-          <w:p>
-            <w:r>
-              <w:rPr>
-                <w:b w:val="0"/>
-              </w:rPr>
-              <w:t>파송 기도 및 부모님께 인계</w:t>
+              <w:t>부장</w:t>
             </w:r>
           </w:p>
         </w:tc>
@@ -791,7 +524,7 @@
         <w:rPr>
           <w:b w:val="0"/>
         </w:rPr>
-        <w:t>4. 활동 프로그램 (총 30가지)</w:t>
+        <w:t>활동 목록 (30가지)</w:t>
       </w:r>
     </w:p>
     <w:tbl>
@@ -896,9 +629,9 @@
           <w:p>
             <w:r>
               <w:rPr>
-                <w:b/>
+                <w:b w:val="0"/>
               </w:rPr>
-              <w:t>성경</w:t>
+              <w:t>만들기</w:t>
             </w:r>
           </w:p>
         </w:tc>
@@ -911,7 +644,7 @@
               <w:rPr>
                 <w:b w:val="0"/>
               </w:rPr>
-              <w:t>1. 천지창조 이야기</w:t>
+              <w:t>1. 종이 왕관 꾸미기</w:t>
             </w:r>
           </w:p>
         </w:tc>
@@ -924,7 +657,7 @@
               <w:rPr>
                 <w:b w:val="0"/>
               </w:rPr>
-              <w:t>그림판, 동물 인형</w:t>
+              <w:t>도안, 스티커</w:t>
             </w:r>
           </w:p>
         </w:tc>
@@ -950,7 +683,7 @@
               <w:rPr>
                 <w:b w:val="0"/>
               </w:rPr>
-              <w:t>창조 순서대로 인형 놓기</w:t>
+              <w:t>왕관 색칠 후 스티커 붙이기</w:t>
             </w:r>
           </w:p>
         </w:tc>
@@ -963,7 +696,7 @@
               <w:rPr>
                 <w:b w:val="0"/>
               </w:rPr>
-              <w:t>인형 입에 넣지 않기</w:t>
+              <w:t>가위질 주의</w:t>
             </w:r>
           </w:p>
         </w:tc>
@@ -976,9 +709,9 @@
           <w:p>
             <w:r>
               <w:rPr>
-                <w:b/>
+                <w:b w:val="0"/>
               </w:rPr>
-              <w:t>성경</w:t>
+              <w:t>만들기</w:t>
             </w:r>
           </w:p>
         </w:tc>
@@ -991,7 +724,7 @@
               <w:rPr>
                 <w:b w:val="0"/>
               </w:rPr>
-              <w:t>2. 노아의 방주</w:t>
+              <w:t>2. 십자가 목걸이</w:t>
             </w:r>
           </w:p>
         </w:tc>
@@ -1004,7 +737,7 @@
               <w:rPr>
                 <w:b w:val="0"/>
               </w:rPr>
-              <w:t>방주 모형, 동물 피규어</w:t>
+              <w:t>나무 십자가, 끈</w:t>
             </w:r>
           </w:p>
         </w:tc>
@@ -1030,7 +763,7 @@
               <w:rPr>
                 <w:b w:val="0"/>
               </w:rPr>
-              <w:t>방주에 동물 태우기</w:t>
+              <w:t>끈을 연결하고 색칠</w:t>
             </w:r>
           </w:p>
         </w:tc>
@@ -1043,7 +776,7 @@
               <w:rPr>
                 <w:b w:val="0"/>
               </w:rPr>
-              <w:t>작은 부품 삼킴 주의</w:t>
+              <w:t>삼킴 주의</w:t>
             </w:r>
           </w:p>
         </w:tc>
@@ -1056,9 +789,9 @@
           <w:p>
             <w:r>
               <w:rPr>
-                <w:b/>
+                <w:b w:val="0"/>
               </w:rPr>
-              <w:t>성경</w:t>
+              <w:t>만들기</w:t>
             </w:r>
           </w:p>
         </w:tc>
@@ -1071,7 +804,7 @@
               <w:rPr>
                 <w:b w:val="0"/>
               </w:rPr>
-              <w:t>3. 다윗과 골리앗</w:t>
+              <w:t>3. 세상 만들기 모빌</w:t>
             </w:r>
           </w:p>
         </w:tc>
@@ -1084,7 +817,247 @@
               <w:rPr>
                 <w:b w:val="0"/>
               </w:rPr>
-              <w:t>물맷돌(스펀지공)</w:t>
+              <w:t>종이접시, 그림</w:t>
+            </w:r>
+          </w:p>
+        </w:tc>
+        <w:tc>
+          <w:tcPr>
+            <w:tcW w:type="dxa" w:w="1440"/>
+          </w:tcPr>
+          <w:p>
+            <w:r>
+              <w:rPr>
+                <w:b w:val="0"/>
+              </w:rPr>
+              <w:t>30분</w:t>
+            </w:r>
+          </w:p>
+        </w:tc>
+        <w:tc>
+          <w:tcPr>
+            <w:tcW w:type="dxa" w:w="1440"/>
+          </w:tcPr>
+          <w:p>
+            <w:r>
+              <w:rPr>
+                <w:b w:val="0"/>
+              </w:rPr>
+              <w:t>그림 붙여 모빌 완성</w:t>
+            </w:r>
+          </w:p>
+        </w:tc>
+        <w:tc>
+          <w:tcPr>
+            <w:tcW w:type="dxa" w:w="1440"/>
+          </w:tcPr>
+          <w:p>
+            <w:r>
+              <w:rPr>
+                <w:b w:val="0"/>
+              </w:rPr>
+              <w:t>고리 고정 확인</w:t>
+            </w:r>
+          </w:p>
+        </w:tc>
+      </w:tr>
+      <w:tr>
+        <w:tc>
+          <w:tcPr>
+            <w:tcW w:type="dxa" w:w="1440"/>
+          </w:tcPr>
+          <w:p>
+            <w:r>
+              <w:rPr>
+                <w:b w:val="0"/>
+              </w:rPr>
+              <w:t>만들기</w:t>
+            </w:r>
+          </w:p>
+        </w:tc>
+        <w:tc>
+          <w:tcPr>
+            <w:tcW w:type="dxa" w:w="1440"/>
+          </w:tcPr>
+          <w:p>
+            <w:r>
+              <w:rPr>
+                <w:b w:val="0"/>
+              </w:rPr>
+              <w:t>4. 사랑 편지 액자</w:t>
+            </w:r>
+          </w:p>
+        </w:tc>
+        <w:tc>
+          <w:tcPr>
+            <w:tcW w:type="dxa" w:w="1440"/>
+          </w:tcPr>
+          <w:p>
+            <w:r>
+              <w:rPr>
+                <w:b w:val="0"/>
+              </w:rPr>
+              <w:t>하드보드지, 폼폼</w:t>
+            </w:r>
+          </w:p>
+        </w:tc>
+        <w:tc>
+          <w:tcPr>
+            <w:tcW w:type="dxa" w:w="1440"/>
+          </w:tcPr>
+          <w:p>
+            <w:r>
+              <w:rPr>
+                <w:b w:val="0"/>
+              </w:rPr>
+              <w:t>30분</w:t>
+            </w:r>
+          </w:p>
+        </w:tc>
+        <w:tc>
+          <w:tcPr>
+            <w:tcW w:type="dxa" w:w="1440"/>
+          </w:tcPr>
+          <w:p>
+            <w:r>
+              <w:rPr>
+                <w:b w:val="0"/>
+              </w:rPr>
+              <w:t>사진 붙이고 꾸미기</w:t>
+            </w:r>
+          </w:p>
+        </w:tc>
+        <w:tc>
+          <w:tcPr>
+            <w:tcW w:type="dxa" w:w="1440"/>
+          </w:tcPr>
+          <w:p>
+            <w:r>
+              <w:rPr>
+                <w:b w:val="0"/>
+              </w:rPr>
+              <w:t>풀 사용 지도</w:t>
+            </w:r>
+          </w:p>
+        </w:tc>
+      </w:tr>
+      <w:tr>
+        <w:tc>
+          <w:tcPr>
+            <w:tcW w:type="dxa" w:w="1440"/>
+          </w:tcPr>
+          <w:p>
+            <w:r>
+              <w:rPr>
+                <w:b w:val="0"/>
+              </w:rPr>
+              <w:t>만들기</w:t>
+            </w:r>
+          </w:p>
+        </w:tc>
+        <w:tc>
+          <w:tcPr>
+            <w:tcW w:type="dxa" w:w="1440"/>
+          </w:tcPr>
+          <w:p>
+            <w:r>
+              <w:rPr>
+                <w:b w:val="0"/>
+              </w:rPr>
+              <w:t>5. 물고기 낚시대</w:t>
+            </w:r>
+          </w:p>
+        </w:tc>
+        <w:tc>
+          <w:tcPr>
+            <w:tcW w:type="dxa" w:w="1440"/>
+          </w:tcPr>
+          <w:p>
+            <w:r>
+              <w:rPr>
+                <w:b w:val="0"/>
+              </w:rPr>
+              <w:t>나무젓가락, 자석</w:t>
+            </w:r>
+          </w:p>
+        </w:tc>
+        <w:tc>
+          <w:tcPr>
+            <w:tcW w:type="dxa" w:w="1440"/>
+          </w:tcPr>
+          <w:p>
+            <w:r>
+              <w:rPr>
+                <w:b w:val="0"/>
+              </w:rPr>
+              <w:t>20분</w:t>
+            </w:r>
+          </w:p>
+        </w:tc>
+        <w:tc>
+          <w:tcPr>
+            <w:tcW w:type="dxa" w:w="1440"/>
+          </w:tcPr>
+          <w:p>
+            <w:r>
+              <w:rPr>
+                <w:b w:val="0"/>
+              </w:rPr>
+              <w:t>실과 자석 연결</w:t>
+            </w:r>
+          </w:p>
+        </w:tc>
+        <w:tc>
+          <w:tcPr>
+            <w:tcW w:type="dxa" w:w="1440"/>
+          </w:tcPr>
+          <w:p>
+            <w:r>
+              <w:rPr>
+                <w:b w:val="0"/>
+              </w:rPr>
+              <w:t>낚싯바늘(자석) 주의</w:t>
+            </w:r>
+          </w:p>
+        </w:tc>
+      </w:tr>
+      <w:tr>
+        <w:tc>
+          <w:tcPr>
+            <w:tcW w:type="dxa" w:w="1440"/>
+          </w:tcPr>
+          <w:p>
+            <w:r>
+              <w:rPr>
+                <w:b w:val="0"/>
+              </w:rPr>
+              <w:t>만들기</w:t>
+            </w:r>
+          </w:p>
+        </w:tc>
+        <w:tc>
+          <w:tcPr>
+            <w:tcW w:type="dxa" w:w="1440"/>
+          </w:tcPr>
+          <w:p>
+            <w:r>
+              <w:rPr>
+                <w:b w:val="0"/>
+              </w:rPr>
+              <w:t>6. 부채 만들기</w:t>
+            </w:r>
+          </w:p>
+        </w:tc>
+        <w:tc>
+          <w:tcPr>
+            <w:tcW w:type="dxa" w:w="1440"/>
+          </w:tcPr>
+          <w:p>
+            <w:r>
+              <w:rPr>
+                <w:b w:val="0"/>
+              </w:rPr>
+              <w:t>부채 도안, 마커</w:t>
             </w:r>
           </w:p>
         </w:tc>
@@ -1110,7 +1083,7 @@
               <w:rPr>
                 <w:b w:val="0"/>
               </w:rPr>
-              <w:t>골리앗 인형 맞추기</w:t>
+              <w:t>부채에 주제 쓰기</w:t>
             </w:r>
           </w:p>
         </w:tc>
@@ -1123,7 +1096,7 @@
               <w:rPr>
                 <w:b w:val="0"/>
               </w:rPr>
-              <w:t>공에 맞지 않게 거리 유지</w:t>
+              <w:t>뾰족한 곳 확인</w:t>
             </w:r>
           </w:p>
         </w:tc>
@@ -1136,9 +1109,9 @@
           <w:p>
             <w:r>
               <w:rPr>
-                <w:b/>
+                <w:b w:val="0"/>
               </w:rPr>
-              <w:t>성경</w:t>
+              <w:t>놀이</w:t>
             </w:r>
           </w:p>
         </w:tc>
@@ -1151,7 +1124,7 @@
               <w:rPr>
                 <w:b w:val="0"/>
               </w:rPr>
-              <w:t>4. 씨 뿌리는 비유</w:t>
+              <w:t>7. 징검다리 건너기</w:t>
             </w:r>
           </w:p>
         </w:tc>
@@ -1164,87 +1137,7 @@
               <w:rPr>
                 <w:b w:val="0"/>
               </w:rPr>
-              <w:t>흙, 씨앗, 화분</w:t>
-            </w:r>
-          </w:p>
-        </w:tc>
-        <w:tc>
-          <w:tcPr>
-            <w:tcW w:type="dxa" w:w="1440"/>
-          </w:tcPr>
-          <w:p>
-            <w:r>
-              <w:rPr>
-                <w:b w:val="0"/>
-              </w:rPr>
-              <w:t>30분</w:t>
-            </w:r>
-          </w:p>
-        </w:tc>
-        <w:tc>
-          <w:tcPr>
-            <w:tcW w:type="dxa" w:w="1440"/>
-          </w:tcPr>
-          <w:p>
-            <w:r>
-              <w:rPr>
-                <w:b w:val="0"/>
-              </w:rPr>
-              <w:t>좋은 땅에 심기 실습</w:t>
-            </w:r>
-          </w:p>
-        </w:tc>
-        <w:tc>
-          <w:tcPr>
-            <w:tcW w:type="dxa" w:w="1440"/>
-          </w:tcPr>
-          <w:p>
-            <w:r>
-              <w:rPr>
-                <w:b w:val="0"/>
-              </w:rPr>
-              <w:t>흙을 던지지 않기</w:t>
-            </w:r>
-          </w:p>
-        </w:tc>
-      </w:tr>
-      <w:tr>
-        <w:tc>
-          <w:tcPr>
-            <w:tcW w:type="dxa" w:w="1440"/>
-          </w:tcPr>
-          <w:p>
-            <w:r>
-              <w:rPr>
-                <w:b/>
-              </w:rPr>
-              <w:t>성경</w:t>
-            </w:r>
-          </w:p>
-        </w:tc>
-        <w:tc>
-          <w:tcPr>
-            <w:tcW w:type="dxa" w:w="1440"/>
-          </w:tcPr>
-          <w:p>
-            <w:r>
-              <w:rPr>
-                <w:b w:val="0"/>
-              </w:rPr>
-              <w:t>5. 탕자의 비유</w:t>
-            </w:r>
-          </w:p>
-        </w:tc>
-        <w:tc>
-          <w:tcPr>
-            <w:tcW w:type="dxa" w:w="1440"/>
-          </w:tcPr>
-          <w:p>
-            <w:r>
-              <w:rPr>
-                <w:b w:val="0"/>
-              </w:rPr>
-              <w:t>영상, 인형극</w:t>
+              <w:t>매트, 색지</w:t>
             </w:r>
           </w:p>
         </w:tc>
@@ -1270,7 +1163,7 @@
               <w:rPr>
                 <w:b w:val="0"/>
               </w:rPr>
-              <w:t>이야기 감상 후 대화</w:t>
+              <w:t>색지 밟고 이동하기</w:t>
             </w:r>
           </w:p>
         </w:tc>
@@ -1283,7 +1176,7 @@
               <w:rPr>
                 <w:b w:val="0"/>
               </w:rPr>
-              <w:t>조명 장비 확인 필요</w:t>
+              <w:t>넘어짐 방지</w:t>
             </w:r>
           </w:p>
         </w:tc>
@@ -1296,9 +1189,9 @@
           <w:p>
             <w:r>
               <w:rPr>
-                <w:b/>
+                <w:b w:val="0"/>
               </w:rPr>
-              <w:t>찬양</w:t>
+              <w:t>놀이</w:t>
             </w:r>
           </w:p>
         </w:tc>
@@ -1311,7 +1204,7 @@
               <w:rPr>
                 <w:b w:val="0"/>
               </w:rPr>
-              <w:t>6. 주제가 율동 배우기</w:t>
+              <w:t>8. 꼬리 잡기</w:t>
             </w:r>
           </w:p>
         </w:tc>
@@ -1324,7 +1217,87 @@
               <w:rPr>
                 <w:b w:val="0"/>
               </w:rPr>
-              <w:t>음향기기, 영상</w:t>
+              <w:t>수건</w:t>
+            </w:r>
+          </w:p>
+        </w:tc>
+        <w:tc>
+          <w:tcPr>
+            <w:tcW w:type="dxa" w:w="1440"/>
+          </w:tcPr>
+          <w:p>
+            <w:r>
+              <w:rPr>
+                <w:b w:val="0"/>
+              </w:rPr>
+              <w:t>15분</w:t>
+            </w:r>
+          </w:p>
+        </w:tc>
+        <w:tc>
+          <w:tcPr>
+            <w:tcW w:type="dxa" w:w="1440"/>
+          </w:tcPr>
+          <w:p>
+            <w:r>
+              <w:rPr>
+                <w:b w:val="0"/>
+              </w:rPr>
+              <w:t>수건 꼬리 떼기</w:t>
+            </w:r>
+          </w:p>
+        </w:tc>
+        <w:tc>
+          <w:tcPr>
+            <w:tcW w:type="dxa" w:w="1440"/>
+          </w:tcPr>
+          <w:p>
+            <w:r>
+              <w:rPr>
+                <w:b w:val="0"/>
+              </w:rPr>
+              <w:t>뛰지 않기</w:t>
+            </w:r>
+          </w:p>
+        </w:tc>
+      </w:tr>
+      <w:tr>
+        <w:tc>
+          <w:tcPr>
+            <w:tcW w:type="dxa" w:w="1440"/>
+          </w:tcPr>
+          <w:p>
+            <w:r>
+              <w:rPr>
+                <w:b w:val="0"/>
+              </w:rPr>
+              <w:t>놀이</w:t>
+            </w:r>
+          </w:p>
+        </w:tc>
+        <w:tc>
+          <w:tcPr>
+            <w:tcW w:type="dxa" w:w="1440"/>
+          </w:tcPr>
+          <w:p>
+            <w:r>
+              <w:rPr>
+                <w:b w:val="0"/>
+              </w:rPr>
+              <w:t>9. 파라슈트 놀이</w:t>
+            </w:r>
+          </w:p>
+        </w:tc>
+        <w:tc>
+          <w:tcPr>
+            <w:tcW w:type="dxa" w:w="1440"/>
+          </w:tcPr>
+          <w:p>
+            <w:r>
+              <w:rPr>
+                <w:b w:val="0"/>
+              </w:rPr>
+              <w:t>천, 공</w:t>
             </w:r>
           </w:p>
         </w:tc>
@@ -1350,7 +1323,7 @@
               <w:rPr>
                 <w:b w:val="0"/>
               </w:rPr>
-              <w:t>동작 따라하기</w:t>
+              <w:t>천 흔들어 공 띄우기</w:t>
             </w:r>
           </w:p>
         </w:tc>
@@ -1363,7 +1336,7 @@
               <w:rPr>
                 <w:b w:val="0"/>
               </w:rPr>
-              <w:t>미끄럼 방지 매트 설치</w:t>
+              <w:t>손가락 끼임 주의</w:t>
             </w:r>
           </w:p>
         </w:tc>
@@ -1376,9 +1349,9 @@
           <w:p>
             <w:r>
               <w:rPr>
-                <w:b/>
+                <w:b w:val="0"/>
               </w:rPr>
-              <w:t>찬양</w:t>
+              <w:t>놀이</w:t>
             </w:r>
           </w:p>
         </w:tc>
@@ -1391,7 +1364,407 @@
               <w:rPr>
                 <w:b w:val="0"/>
               </w:rPr>
-              <w:t>7. 악기 연주 찬양</w:t>
+              <w:t>10. 공 던지기</w:t>
+            </w:r>
+          </w:p>
+        </w:tc>
+        <w:tc>
+          <w:tcPr>
+            <w:tcW w:type="dxa" w:w="1440"/>
+          </w:tcPr>
+          <w:p>
+            <w:r>
+              <w:rPr>
+                <w:b w:val="0"/>
+              </w:rPr>
+              <w:t>바구니, 공</w:t>
+            </w:r>
+          </w:p>
+        </w:tc>
+        <w:tc>
+          <w:tcPr>
+            <w:tcW w:type="dxa" w:w="1440"/>
+          </w:tcPr>
+          <w:p>
+            <w:r>
+              <w:rPr>
+                <w:b w:val="0"/>
+              </w:rPr>
+              <w:t>15분</w:t>
+            </w:r>
+          </w:p>
+        </w:tc>
+        <w:tc>
+          <w:tcPr>
+            <w:tcW w:type="dxa" w:w="1440"/>
+          </w:tcPr>
+          <w:p>
+            <w:r>
+              <w:rPr>
+                <w:b w:val="0"/>
+              </w:rPr>
+              <w:t>바구니에 공 넣기</w:t>
+            </w:r>
+          </w:p>
+        </w:tc>
+        <w:tc>
+          <w:tcPr>
+            <w:tcW w:type="dxa" w:w="1440"/>
+          </w:tcPr>
+          <w:p>
+            <w:r>
+              <w:rPr>
+                <w:b w:val="0"/>
+              </w:rPr>
+              <w:t>공 충돌 주의</w:t>
+            </w:r>
+          </w:p>
+        </w:tc>
+      </w:tr>
+      <w:tr>
+        <w:tc>
+          <w:tcPr>
+            <w:tcW w:type="dxa" w:w="1440"/>
+          </w:tcPr>
+          <w:p>
+            <w:r>
+              <w:rPr>
+                <w:b w:val="0"/>
+              </w:rPr>
+              <w:t>놀이</w:t>
+            </w:r>
+          </w:p>
+        </w:tc>
+        <w:tc>
+          <w:tcPr>
+            <w:tcW w:type="dxa" w:w="1440"/>
+          </w:tcPr>
+          <w:p>
+            <w:r>
+              <w:rPr>
+                <w:b w:val="0"/>
+              </w:rPr>
+              <w:t>11. 보물 찾기</w:t>
+            </w:r>
+          </w:p>
+        </w:tc>
+        <w:tc>
+          <w:tcPr>
+            <w:tcW w:type="dxa" w:w="1440"/>
+          </w:tcPr>
+          <w:p>
+            <w:r>
+              <w:rPr>
+                <w:b w:val="0"/>
+              </w:rPr>
+              <w:t>쪽지</w:t>
+            </w:r>
+          </w:p>
+        </w:tc>
+        <w:tc>
+          <w:tcPr>
+            <w:tcW w:type="dxa" w:w="1440"/>
+          </w:tcPr>
+          <w:p>
+            <w:r>
+              <w:rPr>
+                <w:b w:val="0"/>
+              </w:rPr>
+              <w:t>20분</w:t>
+            </w:r>
+          </w:p>
+        </w:tc>
+        <w:tc>
+          <w:tcPr>
+            <w:tcW w:type="dxa" w:w="1440"/>
+          </w:tcPr>
+          <w:p>
+            <w:r>
+              <w:rPr>
+                <w:b w:val="0"/>
+              </w:rPr>
+              <w:t>교회 내 숨은 쪽지 찾기</w:t>
+            </w:r>
+          </w:p>
+        </w:tc>
+        <w:tc>
+          <w:tcPr>
+            <w:tcW w:type="dxa" w:w="1440"/>
+          </w:tcPr>
+          <w:p>
+            <w:r>
+              <w:rPr>
+                <w:b w:val="0"/>
+              </w:rPr>
+              <w:t>계단 주의</w:t>
+            </w:r>
+          </w:p>
+        </w:tc>
+      </w:tr>
+      <w:tr>
+        <w:tc>
+          <w:tcPr>
+            <w:tcW w:type="dxa" w:w="1440"/>
+          </w:tcPr>
+          <w:p>
+            <w:r>
+              <w:rPr>
+                <w:b w:val="0"/>
+              </w:rPr>
+              <w:t>놀이</w:t>
+            </w:r>
+          </w:p>
+        </w:tc>
+        <w:tc>
+          <w:tcPr>
+            <w:tcW w:type="dxa" w:w="1440"/>
+          </w:tcPr>
+          <w:p>
+            <w:r>
+              <w:rPr>
+                <w:b w:val="0"/>
+              </w:rPr>
+              <w:t>12. 동물 흉내 내기</w:t>
+            </w:r>
+          </w:p>
+        </w:tc>
+        <w:tc>
+          <w:tcPr>
+            <w:tcW w:type="dxa" w:w="1440"/>
+          </w:tcPr>
+          <w:p>
+            <w:r>
+              <w:rPr>
+                <w:b w:val="0"/>
+              </w:rPr>
+              <w:t>카드</w:t>
+            </w:r>
+          </w:p>
+        </w:tc>
+        <w:tc>
+          <w:tcPr>
+            <w:tcW w:type="dxa" w:w="1440"/>
+          </w:tcPr>
+          <w:p>
+            <w:r>
+              <w:rPr>
+                <w:b w:val="0"/>
+              </w:rPr>
+              <w:t>15분</w:t>
+            </w:r>
+          </w:p>
+        </w:tc>
+        <w:tc>
+          <w:tcPr>
+            <w:tcW w:type="dxa" w:w="1440"/>
+          </w:tcPr>
+          <w:p>
+            <w:r>
+              <w:rPr>
+                <w:b w:val="0"/>
+              </w:rPr>
+              <w:t>카드 속 동물 흉내</w:t>
+            </w:r>
+          </w:p>
+        </w:tc>
+        <w:tc>
+          <w:tcPr>
+            <w:tcW w:type="dxa" w:w="1440"/>
+          </w:tcPr>
+          <w:p>
+            <w:r>
+              <w:rPr>
+                <w:b w:val="0"/>
+              </w:rPr>
+              <w:t>과도한 행동 금지</w:t>
+            </w:r>
+          </w:p>
+        </w:tc>
+      </w:tr>
+      <w:tr>
+        <w:tc>
+          <w:tcPr>
+            <w:tcW w:type="dxa" w:w="1440"/>
+          </w:tcPr>
+          <w:p>
+            <w:r>
+              <w:rPr>
+                <w:b w:val="0"/>
+              </w:rPr>
+              <w:t>찬양/율동</w:t>
+            </w:r>
+          </w:p>
+        </w:tc>
+        <w:tc>
+          <w:tcPr>
+            <w:tcW w:type="dxa" w:w="1440"/>
+          </w:tcPr>
+          <w:p>
+            <w:r>
+              <w:rPr>
+                <w:b w:val="0"/>
+              </w:rPr>
+              <w:t>13. 주제가 익히기</w:t>
+            </w:r>
+          </w:p>
+        </w:tc>
+        <w:tc>
+          <w:tcPr>
+            <w:tcW w:type="dxa" w:w="1440"/>
+          </w:tcPr>
+          <w:p>
+            <w:r>
+              <w:rPr>
+                <w:b w:val="0"/>
+              </w:rPr>
+              <w:t>음원</w:t>
+            </w:r>
+          </w:p>
+        </w:tc>
+        <w:tc>
+          <w:tcPr>
+            <w:tcW w:type="dxa" w:w="1440"/>
+          </w:tcPr>
+          <w:p>
+            <w:r>
+              <w:rPr>
+                <w:b w:val="0"/>
+              </w:rPr>
+              <w:t>20분</w:t>
+            </w:r>
+          </w:p>
+        </w:tc>
+        <w:tc>
+          <w:tcPr>
+            <w:tcW w:type="dxa" w:w="1440"/>
+          </w:tcPr>
+          <w:p>
+            <w:r>
+              <w:rPr>
+                <w:b w:val="0"/>
+              </w:rPr>
+              <w:t>반복해서 따라 부르기</w:t>
+            </w:r>
+          </w:p>
+        </w:tc>
+        <w:tc>
+          <w:tcPr>
+            <w:tcW w:type="dxa" w:w="1440"/>
+          </w:tcPr>
+          <w:p>
+            <w:r>
+              <w:rPr>
+                <w:b w:val="0"/>
+              </w:rPr>
+              <w:t>목 보호</w:t>
+            </w:r>
+          </w:p>
+        </w:tc>
+      </w:tr>
+      <w:tr>
+        <w:tc>
+          <w:tcPr>
+            <w:tcW w:type="dxa" w:w="1440"/>
+          </w:tcPr>
+          <w:p>
+            <w:r>
+              <w:rPr>
+                <w:b w:val="0"/>
+              </w:rPr>
+              <w:t>찬양/율동</w:t>
+            </w:r>
+          </w:p>
+        </w:tc>
+        <w:tc>
+          <w:tcPr>
+            <w:tcW w:type="dxa" w:w="1440"/>
+          </w:tcPr>
+          <w:p>
+            <w:r>
+              <w:rPr>
+                <w:b w:val="0"/>
+              </w:rPr>
+              <w:t>14. 율동 배우기</w:t>
+            </w:r>
+          </w:p>
+        </w:tc>
+        <w:tc>
+          <w:tcPr>
+            <w:tcW w:type="dxa" w:w="1440"/>
+          </w:tcPr>
+          <w:p>
+            <w:r>
+              <w:rPr>
+                <w:b w:val="0"/>
+              </w:rPr>
+              <w:t>음원</w:t>
+            </w:r>
+          </w:p>
+        </w:tc>
+        <w:tc>
+          <w:tcPr>
+            <w:tcW w:type="dxa" w:w="1440"/>
+          </w:tcPr>
+          <w:p>
+            <w:r>
+              <w:rPr>
+                <w:b w:val="0"/>
+              </w:rPr>
+              <w:t>20분</w:t>
+            </w:r>
+          </w:p>
+        </w:tc>
+        <w:tc>
+          <w:tcPr>
+            <w:tcW w:type="dxa" w:w="1440"/>
+          </w:tcPr>
+          <w:p>
+            <w:r>
+              <w:rPr>
+                <w:b w:val="0"/>
+              </w:rPr>
+              <w:t>쉬운 동작 배우기</w:t>
+            </w:r>
+          </w:p>
+        </w:tc>
+        <w:tc>
+          <w:tcPr>
+            <w:tcW w:type="dxa" w:w="1440"/>
+          </w:tcPr>
+          <w:p>
+            <w:r>
+              <w:rPr>
+                <w:b w:val="0"/>
+              </w:rPr>
+              <w:t>공간 확보</w:t>
+            </w:r>
+          </w:p>
+        </w:tc>
+      </w:tr>
+      <w:tr>
+        <w:tc>
+          <w:tcPr>
+            <w:tcW w:type="dxa" w:w="1440"/>
+          </w:tcPr>
+          <w:p>
+            <w:r>
+              <w:rPr>
+                <w:b w:val="0"/>
+              </w:rPr>
+              <w:t>찬양/율동</w:t>
+            </w:r>
+          </w:p>
+        </w:tc>
+        <w:tc>
+          <w:tcPr>
+            <w:tcW w:type="dxa" w:w="1440"/>
+          </w:tcPr>
+          <w:p>
+            <w:r>
+              <w:rPr>
+                <w:b w:val="0"/>
+              </w:rPr>
+              <w:t>15. 악기 연주</w:t>
             </w:r>
           </w:p>
         </w:tc>
@@ -1430,7 +1803,7 @@
               <w:rPr>
                 <w:b w:val="0"/>
               </w:rPr>
-              <w:t>리듬에 맞춰 합주</w:t>
+              <w:t>박자에 맞춰 연주</w:t>
             </w:r>
           </w:p>
         </w:tc>
@@ -1443,7 +1816,7 @@
               <w:rPr>
                 <w:b w:val="0"/>
               </w:rPr>
-              <w:t>악기 끝부분 날카로움 주의</w:t>
+              <w:t>악기 던지기 금지</w:t>
             </w:r>
           </w:p>
         </w:tc>
@@ -1456,9 +1829,9 @@
           <w:p>
             <w:r>
               <w:rPr>
-                <w:b/>
+                <w:b w:val="0"/>
               </w:rPr>
-              <w:t>찬양</w:t>
+              <w:t>찬양/율동</w:t>
             </w:r>
           </w:p>
         </w:tc>
@@ -1471,167 +1844,7 @@
               <w:rPr>
                 <w:b w:val="0"/>
               </w:rPr>
-              <w:t>8. 찬양 가사 그림 그리기</w:t>
-            </w:r>
-          </w:p>
-        </w:tc>
-        <w:tc>
-          <w:tcPr>
-            <w:tcW w:type="dxa" w:w="1440"/>
-          </w:tcPr>
-          <w:p>
-            <w:r>
-              <w:rPr>
-                <w:b w:val="0"/>
-              </w:rPr>
-              <w:t>도화지, 크레파스</w:t>
-            </w:r>
-          </w:p>
-        </w:tc>
-        <w:tc>
-          <w:tcPr>
-            <w:tcW w:type="dxa" w:w="1440"/>
-          </w:tcPr>
-          <w:p>
-            <w:r>
-              <w:rPr>
-                <w:b w:val="0"/>
-              </w:rPr>
-              <w:t>20분</w:t>
-            </w:r>
-          </w:p>
-        </w:tc>
-        <w:tc>
-          <w:tcPr>
-            <w:tcW w:type="dxa" w:w="1440"/>
-          </w:tcPr>
-          <w:p>
-            <w:r>
-              <w:rPr>
-                <w:b w:val="0"/>
-              </w:rPr>
-              <w:t>가사 내용 그려보기</w:t>
-            </w:r>
-          </w:p>
-        </w:tc>
-        <w:tc>
-          <w:tcPr>
-            <w:tcW w:type="dxa" w:w="1440"/>
-          </w:tcPr>
-          <w:p>
-            <w:r>
-              <w:rPr>
-                <w:b w:val="0"/>
-              </w:rPr>
-              <w:t>크레파스 입에 대지 않기</w:t>
-            </w:r>
-          </w:p>
-        </w:tc>
-      </w:tr>
-      <w:tr>
-        <w:tc>
-          <w:tcPr>
-            <w:tcW w:type="dxa" w:w="1440"/>
-          </w:tcPr>
-          <w:p>
-            <w:r>
-              <w:rPr>
-                <w:b/>
-              </w:rPr>
-              <w:t>찬양</w:t>
-            </w:r>
-          </w:p>
-        </w:tc>
-        <w:tc>
-          <w:tcPr>
-            <w:tcW w:type="dxa" w:w="1440"/>
-          </w:tcPr>
-          <w:p>
-            <w:r>
-              <w:rPr>
-                <w:b w:val="0"/>
-              </w:rPr>
-              <w:t>9. 몸으로 찬양하기</w:t>
-            </w:r>
-          </w:p>
-        </w:tc>
-        <w:tc>
-          <w:tcPr>
-            <w:tcW w:type="dxa" w:w="1440"/>
-          </w:tcPr>
-          <w:p>
-            <w:r>
-              <w:rPr>
-                <w:b w:val="0"/>
-              </w:rPr>
-              <w:t>배경 음악</w:t>
-            </w:r>
-          </w:p>
-        </w:tc>
-        <w:tc>
-          <w:tcPr>
-            <w:tcW w:type="dxa" w:w="1440"/>
-          </w:tcPr>
-          <w:p>
-            <w:r>
-              <w:rPr>
-                <w:b w:val="0"/>
-              </w:rPr>
-              <w:t>10분</w:t>
-            </w:r>
-          </w:p>
-        </w:tc>
-        <w:tc>
-          <w:tcPr>
-            <w:tcW w:type="dxa" w:w="1440"/>
-          </w:tcPr>
-          <w:p>
-            <w:r>
-              <w:rPr>
-                <w:b w:val="0"/>
-              </w:rPr>
-              <w:t>가사에 맞는 몸동작</w:t>
-            </w:r>
-          </w:p>
-        </w:tc>
-        <w:tc>
-          <w:tcPr>
-            <w:tcW w:type="dxa" w:w="1440"/>
-          </w:tcPr>
-          <w:p>
-            <w:r>
-              <w:rPr>
-                <w:b w:val="0"/>
-              </w:rPr>
-              <w:t>과격한 동작 금지</w:t>
-            </w:r>
-          </w:p>
-        </w:tc>
-      </w:tr>
-      <w:tr>
-        <w:tc>
-          <w:tcPr>
-            <w:tcW w:type="dxa" w:w="1440"/>
-          </w:tcPr>
-          <w:p>
-            <w:r>
-              <w:rPr>
-                <w:b/>
-              </w:rPr>
-              <w:t>찬양</w:t>
-            </w:r>
-          </w:p>
-        </w:tc>
-        <w:tc>
-          <w:tcPr>
-            <w:tcW w:type="dxa" w:w="1440"/>
-          </w:tcPr>
-          <w:p>
-            <w:r>
-              <w:rPr>
-                <w:b w:val="0"/>
-              </w:rPr>
-              <w:t>10. 찬양 퀴즈</w:t>
+              <w:t>16. 찬양 퀴즈</w:t>
             </w:r>
           </w:p>
         </w:tc>
@@ -1670,7 +1883,7 @@
               <w:rPr>
                 <w:b w:val="0"/>
               </w:rPr>
-              <w:t>가사 빈칸 채우기</w:t>
+              <w:t>찬양 듣고 제목 맞추기</w:t>
             </w:r>
           </w:p>
         </w:tc>
@@ -1683,7 +1896,7 @@
               <w:rPr>
                 <w:b w:val="0"/>
               </w:rPr>
-              <w:t>소음 조절 (확인 필요)</w:t>
+              <w:t>-</w:t>
             </w:r>
           </w:p>
         </w:tc>
@@ -1696,9 +1909,9 @@
           <w:p>
             <w:r>
               <w:rPr>
-                <w:b/>
+                <w:b w:val="0"/>
               </w:rPr>
-              <w:t>만들기</w:t>
+              <w:t>찬양/율동</w:t>
             </w:r>
           </w:p>
         </w:tc>
@@ -1711,7 +1924,7 @@
               <w:rPr>
                 <w:b w:val="0"/>
               </w:rPr>
-              <w:t>11. 십자가 목걸이</w:t>
+              <w:t>17. 율동 발표회</w:t>
             </w:r>
           </w:p>
         </w:tc>
@@ -1724,7 +1937,247 @@
               <w:rPr>
                 <w:b w:val="0"/>
               </w:rPr>
-              <w:t>나무 십자가, 끈</w:t>
+              <w:t>무대</w:t>
+            </w:r>
+          </w:p>
+        </w:tc>
+        <w:tc>
+          <w:tcPr>
+            <w:tcW w:type="dxa" w:w="1440"/>
+          </w:tcPr>
+          <w:p>
+            <w:r>
+              <w:rPr>
+                <w:b w:val="0"/>
+              </w:rPr>
+              <w:t>20분</w:t>
+            </w:r>
+          </w:p>
+        </w:tc>
+        <w:tc>
+          <w:tcPr>
+            <w:tcW w:type="dxa" w:w="1440"/>
+          </w:tcPr>
+          <w:p>
+            <w:r>
+              <w:rPr>
+                <w:b w:val="0"/>
+              </w:rPr>
+              <w:t>배운 율동 하기</w:t>
+            </w:r>
+          </w:p>
+        </w:tc>
+        <w:tc>
+          <w:tcPr>
+            <w:tcW w:type="dxa" w:w="1440"/>
+          </w:tcPr>
+          <w:p>
+            <w:r>
+              <w:rPr>
+                <w:b w:val="0"/>
+              </w:rPr>
+              <w:t>조명/단상 주의</w:t>
+            </w:r>
+          </w:p>
+        </w:tc>
+      </w:tr>
+      <w:tr>
+        <w:tc>
+          <w:tcPr>
+            <w:tcW w:type="dxa" w:w="1440"/>
+          </w:tcPr>
+          <w:p>
+            <w:r>
+              <w:rPr>
+                <w:b w:val="0"/>
+              </w:rPr>
+              <w:t>찬양/율동</w:t>
+            </w:r>
+          </w:p>
+        </w:tc>
+        <w:tc>
+          <w:tcPr>
+            <w:tcW w:type="dxa" w:w="1440"/>
+          </w:tcPr>
+          <w:p>
+            <w:r>
+              <w:rPr>
+                <w:b w:val="0"/>
+              </w:rPr>
+              <w:t>18. 신체 찬양</w:t>
+            </w:r>
+          </w:p>
+        </w:tc>
+        <w:tc>
+          <w:tcPr>
+            <w:tcW w:type="dxa" w:w="1440"/>
+          </w:tcPr>
+          <w:p>
+            <w:r>
+              <w:rPr>
+                <w:b w:val="0"/>
+              </w:rPr>
+              <w:t>-</w:t>
+            </w:r>
+          </w:p>
+        </w:tc>
+        <w:tc>
+          <w:tcPr>
+            <w:tcW w:type="dxa" w:w="1440"/>
+          </w:tcPr>
+          <w:p>
+            <w:r>
+              <w:rPr>
+                <w:b w:val="0"/>
+              </w:rPr>
+              <w:t>15분</w:t>
+            </w:r>
+          </w:p>
+        </w:tc>
+        <w:tc>
+          <w:tcPr>
+            <w:tcW w:type="dxa" w:w="1440"/>
+          </w:tcPr>
+          <w:p>
+            <w:r>
+              <w:rPr>
+                <w:b w:val="0"/>
+              </w:rPr>
+              <w:t>몸으로 찬양 표현</w:t>
+            </w:r>
+          </w:p>
+        </w:tc>
+        <w:tc>
+          <w:tcPr>
+            <w:tcW w:type="dxa" w:w="1440"/>
+          </w:tcPr>
+          <w:p>
+            <w:r>
+              <w:rPr>
+                <w:b w:val="0"/>
+              </w:rPr>
+              <w:t>-</w:t>
+            </w:r>
+          </w:p>
+        </w:tc>
+      </w:tr>
+      <w:tr>
+        <w:tc>
+          <w:tcPr>
+            <w:tcW w:type="dxa" w:w="1440"/>
+          </w:tcPr>
+          <w:p>
+            <w:r>
+              <w:rPr>
+                <w:b w:val="0"/>
+              </w:rPr>
+              <w:t>성경이야기</w:t>
+            </w:r>
+          </w:p>
+        </w:tc>
+        <w:tc>
+          <w:tcPr>
+            <w:tcW w:type="dxa" w:w="1440"/>
+          </w:tcPr>
+          <w:p>
+            <w:r>
+              <w:rPr>
+                <w:b w:val="0"/>
+              </w:rPr>
+              <w:t>19. 동화 구연</w:t>
+            </w:r>
+          </w:p>
+        </w:tc>
+        <w:tc>
+          <w:tcPr>
+            <w:tcW w:type="dxa" w:w="1440"/>
+          </w:tcPr>
+          <w:p>
+            <w:r>
+              <w:rPr>
+                <w:b w:val="0"/>
+              </w:rPr>
+              <w:t>책/교재</w:t>
+            </w:r>
+          </w:p>
+        </w:tc>
+        <w:tc>
+          <w:tcPr>
+            <w:tcW w:type="dxa" w:w="1440"/>
+          </w:tcPr>
+          <w:p>
+            <w:r>
+              <w:rPr>
+                <w:b w:val="0"/>
+              </w:rPr>
+              <w:t>20분</w:t>
+            </w:r>
+          </w:p>
+        </w:tc>
+        <w:tc>
+          <w:tcPr>
+            <w:tcW w:type="dxa" w:w="1440"/>
+          </w:tcPr>
+          <w:p>
+            <w:r>
+              <w:rPr>
+                <w:b w:val="0"/>
+              </w:rPr>
+              <w:t>이야기 듣기</w:t>
+            </w:r>
+          </w:p>
+        </w:tc>
+        <w:tc>
+          <w:tcPr>
+            <w:tcW w:type="dxa" w:w="1440"/>
+          </w:tcPr>
+          <w:p>
+            <w:r>
+              <w:rPr>
+                <w:b w:val="0"/>
+              </w:rPr>
+              <w:t>집중력 유도</w:t>
+            </w:r>
+          </w:p>
+        </w:tc>
+      </w:tr>
+      <w:tr>
+        <w:tc>
+          <w:tcPr>
+            <w:tcW w:type="dxa" w:w="1440"/>
+          </w:tcPr>
+          <w:p>
+            <w:r>
+              <w:rPr>
+                <w:b w:val="0"/>
+              </w:rPr>
+              <w:t>성경이야기</w:t>
+            </w:r>
+          </w:p>
+        </w:tc>
+        <w:tc>
+          <w:tcPr>
+            <w:tcW w:type="dxa" w:w="1440"/>
+          </w:tcPr>
+          <w:p>
+            <w:r>
+              <w:rPr>
+                <w:b w:val="0"/>
+              </w:rPr>
+              <w:t>20. 인형극 관람</w:t>
+            </w:r>
+          </w:p>
+        </w:tc>
+        <w:tc>
+          <w:tcPr>
+            <w:tcW w:type="dxa" w:w="1440"/>
+          </w:tcPr>
+          <w:p>
+            <w:r>
+              <w:rPr>
+                <w:b w:val="0"/>
+              </w:rPr>
+              <w:t>손인형</w:t>
             </w:r>
           </w:p>
         </w:tc>
@@ -1750,7 +2203,7 @@
               <w:rPr>
                 <w:b w:val="0"/>
               </w:rPr>
-              <w:t>끈 끼우기</w:t>
+              <w:t>인형극 보기</w:t>
             </w:r>
           </w:p>
         </w:tc>
@@ -1763,7 +2216,7 @@
               <w:rPr>
                 <w:b w:val="0"/>
               </w:rPr>
-              <w:t>끈이 목에 감기지 않게</w:t>
+              <w:t>어두운 조명 주의</w:t>
             </w:r>
           </w:p>
         </w:tc>
@@ -1776,9 +2229,9 @@
           <w:p>
             <w:r>
               <w:rPr>
-                <w:b/>
+                <w:b w:val="0"/>
               </w:rPr>
-              <w:t>만들기</w:t>
+              <w:t>성경이야기</w:t>
             </w:r>
           </w:p>
         </w:tc>
@@ -1791,7 +2244,7 @@
               <w:rPr>
                 <w:b w:val="0"/>
               </w:rPr>
-              <w:t>12. 왕관 만들기</w:t>
+              <w:t>21. 성경 그림 그리기</w:t>
             </w:r>
           </w:p>
         </w:tc>
@@ -1804,327 +2257,7 @@
               <w:rPr>
                 <w:b w:val="0"/>
               </w:rPr>
-              <w:t>색지, 스티커</w:t>
-            </w:r>
-          </w:p>
-        </w:tc>
-        <w:tc>
-          <w:tcPr>
-            <w:tcW w:type="dxa" w:w="1440"/>
-          </w:tcPr>
-          <w:p>
-            <w:r>
-              <w:rPr>
-                <w:b w:val="0"/>
-              </w:rPr>
-              <w:t>30분</w:t>
-            </w:r>
-          </w:p>
-        </w:tc>
-        <w:tc>
-          <w:tcPr>
-            <w:tcW w:type="dxa" w:w="1440"/>
-          </w:tcPr>
-          <w:p>
-            <w:r>
-              <w:rPr>
-                <w:b w:val="0"/>
-              </w:rPr>
-              <w:t>머리 사이즈 조절</w:t>
-            </w:r>
-          </w:p>
-        </w:tc>
-        <w:tc>
-          <w:tcPr>
-            <w:tcW w:type="dxa" w:w="1440"/>
-          </w:tcPr>
-          <w:p>
-            <w:r>
-              <w:rPr>
-                <w:b w:val="0"/>
-              </w:rPr>
-              <w:t>가위 사용 시 교사 동반</w:t>
-            </w:r>
-          </w:p>
-        </w:tc>
-      </w:tr>
-      <w:tr>
-        <w:tc>
-          <w:tcPr>
-            <w:tcW w:type="dxa" w:w="1440"/>
-          </w:tcPr>
-          <w:p>
-            <w:r>
-              <w:rPr>
-                <w:b/>
-              </w:rPr>
-              <w:t>만들기</w:t>
-            </w:r>
-          </w:p>
-        </w:tc>
-        <w:tc>
-          <w:tcPr>
-            <w:tcW w:type="dxa" w:w="1440"/>
-          </w:tcPr>
-          <w:p>
-            <w:r>
-              <w:rPr>
-                <w:b w:val="0"/>
-              </w:rPr>
-              <w:t>13. 면봉 꽃 만들기</w:t>
-            </w:r>
-          </w:p>
-        </w:tc>
-        <w:tc>
-          <w:tcPr>
-            <w:tcW w:type="dxa" w:w="1440"/>
-          </w:tcPr>
-          <w:p>
-            <w:r>
-              <w:rPr>
-                <w:b w:val="0"/>
-              </w:rPr>
-              <w:t>면봉, 물감, 도화지</w:t>
-            </w:r>
-          </w:p>
-        </w:tc>
-        <w:tc>
-          <w:tcPr>
-            <w:tcW w:type="dxa" w:w="1440"/>
-          </w:tcPr>
-          <w:p>
-            <w:r>
-              <w:rPr>
-                <w:b w:val="0"/>
-              </w:rPr>
-              <w:t>30분</w:t>
-            </w:r>
-          </w:p>
-        </w:tc>
-        <w:tc>
-          <w:tcPr>
-            <w:tcW w:type="dxa" w:w="1440"/>
-          </w:tcPr>
-          <w:p>
-            <w:r>
-              <w:rPr>
-                <w:b w:val="0"/>
-              </w:rPr>
-              <w:t>면봉 도장 찍기</w:t>
-            </w:r>
-          </w:p>
-        </w:tc>
-        <w:tc>
-          <w:tcPr>
-            <w:tcW w:type="dxa" w:w="1440"/>
-          </w:tcPr>
-          <w:p>
-            <w:r>
-              <w:rPr>
-                <w:b w:val="0"/>
-              </w:rPr>
-              <w:t>물감 섭취 주의</w:t>
-            </w:r>
-          </w:p>
-        </w:tc>
-      </w:tr>
-      <w:tr>
-        <w:tc>
-          <w:tcPr>
-            <w:tcW w:type="dxa" w:w="1440"/>
-          </w:tcPr>
-          <w:p>
-            <w:r>
-              <w:rPr>
-                <w:b/>
-              </w:rPr>
-              <w:t>만들기</w:t>
-            </w:r>
-          </w:p>
-        </w:tc>
-        <w:tc>
-          <w:tcPr>
-            <w:tcW w:type="dxa" w:w="1440"/>
-          </w:tcPr>
-          <w:p>
-            <w:r>
-              <w:rPr>
-                <w:b w:val="0"/>
-              </w:rPr>
-              <w:t>14. 찰흙 성경 인물</w:t>
-            </w:r>
-          </w:p>
-        </w:tc>
-        <w:tc>
-          <w:tcPr>
-            <w:tcW w:type="dxa" w:w="1440"/>
-          </w:tcPr>
-          <w:p>
-            <w:r>
-              <w:rPr>
-                <w:b w:val="0"/>
-              </w:rPr>
-              <w:t>점토</w:t>
-            </w:r>
-          </w:p>
-        </w:tc>
-        <w:tc>
-          <w:tcPr>
-            <w:tcW w:type="dxa" w:w="1440"/>
-          </w:tcPr>
-          <w:p>
-            <w:r>
-              <w:rPr>
-                <w:b w:val="0"/>
-              </w:rPr>
-              <w:t>40분</w:t>
-            </w:r>
-          </w:p>
-        </w:tc>
-        <w:tc>
-          <w:tcPr>
-            <w:tcW w:type="dxa" w:w="1440"/>
-          </w:tcPr>
-          <w:p>
-            <w:r>
-              <w:rPr>
-                <w:b w:val="0"/>
-              </w:rPr>
-              <w:t>인물 만들기</w:t>
-            </w:r>
-          </w:p>
-        </w:tc>
-        <w:tc>
-          <w:tcPr>
-            <w:tcW w:type="dxa" w:w="1440"/>
-          </w:tcPr>
-          <w:p>
-            <w:r>
-              <w:rPr>
-                <w:b w:val="0"/>
-              </w:rPr>
-              <w:t>찰흙 삼킴 주의</w:t>
-            </w:r>
-          </w:p>
-        </w:tc>
-      </w:tr>
-      <w:tr>
-        <w:tc>
-          <w:tcPr>
-            <w:tcW w:type="dxa" w:w="1440"/>
-          </w:tcPr>
-          <w:p>
-            <w:r>
-              <w:rPr>
-                <w:b/>
-              </w:rPr>
-              <w:t>만들기</w:t>
-            </w:r>
-          </w:p>
-        </w:tc>
-        <w:tc>
-          <w:tcPr>
-            <w:tcW w:type="dxa" w:w="1440"/>
-          </w:tcPr>
-          <w:p>
-            <w:r>
-              <w:rPr>
-                <w:b w:val="0"/>
-              </w:rPr>
-              <w:t>15. 부채 꾸미기</w:t>
-            </w:r>
-          </w:p>
-        </w:tc>
-        <w:tc>
-          <w:tcPr>
-            <w:tcW w:type="dxa" w:w="1440"/>
-          </w:tcPr>
-          <w:p>
-            <w:r>
-              <w:rPr>
-                <w:b w:val="0"/>
-              </w:rPr>
-              <w:t>무지 부채, 사인펜</w:t>
-            </w:r>
-          </w:p>
-        </w:tc>
-        <w:tc>
-          <w:tcPr>
-            <w:tcW w:type="dxa" w:w="1440"/>
-          </w:tcPr>
-          <w:p>
-            <w:r>
-              <w:rPr>
-                <w:b w:val="0"/>
-              </w:rPr>
-              <w:t>25분</w:t>
-            </w:r>
-          </w:p>
-        </w:tc>
-        <w:tc>
-          <w:tcPr>
-            <w:tcW w:type="dxa" w:w="1440"/>
-          </w:tcPr>
-          <w:p>
-            <w:r>
-              <w:rPr>
-                <w:b w:val="0"/>
-              </w:rPr>
-              <w:t>말씀 써넣기</w:t>
-            </w:r>
-          </w:p>
-        </w:tc>
-        <w:tc>
-          <w:tcPr>
-            <w:tcW w:type="dxa" w:w="1440"/>
-          </w:tcPr>
-          <w:p>
-            <w:r>
-              <w:rPr>
-                <w:b w:val="0"/>
-              </w:rPr>
-              <w:t>사인펜 뚜껑 관리</w:t>
-            </w:r>
-          </w:p>
-        </w:tc>
-      </w:tr>
-      <w:tr>
-        <w:tc>
-          <w:tcPr>
-            <w:tcW w:type="dxa" w:w="1440"/>
-          </w:tcPr>
-          <w:p>
-            <w:r>
-              <w:rPr>
-                <w:b/>
-              </w:rPr>
-              <w:t>만들기</w:t>
-            </w:r>
-          </w:p>
-        </w:tc>
-        <w:tc>
-          <w:tcPr>
-            <w:tcW w:type="dxa" w:w="1440"/>
-          </w:tcPr>
-          <w:p>
-            <w:r>
-              <w:rPr>
-                <w:b w:val="0"/>
-              </w:rPr>
-              <w:t>16. 종이컵 전화기</w:t>
-            </w:r>
-          </w:p>
-        </w:tc>
-        <w:tc>
-          <w:tcPr>
-            <w:tcW w:type="dxa" w:w="1440"/>
-          </w:tcPr>
-          <w:p>
-            <w:r>
-              <w:rPr>
-                <w:b w:val="0"/>
-              </w:rPr>
-              <w:t>종이컵, 실</w:t>
+              <w:t>도화지</w:t>
             </w:r>
           </w:p>
         </w:tc>
@@ -2150,7 +2283,7 @@
               <w:rPr>
                 <w:b w:val="0"/>
               </w:rPr>
-              <w:t>실 연결하기</w:t>
+              <w:t>들은 내용 그리기</w:t>
             </w:r>
           </w:p>
         </w:tc>
@@ -2163,7 +2296,7 @@
               <w:rPr>
                 <w:b w:val="0"/>
               </w:rPr>
-              <w:t>실에 찔리지 않게</w:t>
+              <w:t>-</w:t>
             </w:r>
           </w:p>
         </w:tc>
@@ -2176,9 +2309,9 @@
           <w:p>
             <w:r>
               <w:rPr>
-                <w:b/>
+                <w:b w:val="0"/>
               </w:rPr>
-              <w:t>만들기</w:t>
+              <w:t>성경이야기</w:t>
             </w:r>
           </w:p>
         </w:tc>
@@ -2191,7 +2324,7 @@
               <w:rPr>
                 <w:b w:val="0"/>
               </w:rPr>
-              <w:t>17. 말씀 액자</w:t>
+              <w:t>22. 성경 카드 게임</w:t>
             </w:r>
           </w:p>
         </w:tc>
@@ -2204,7 +2337,7 @@
               <w:rPr>
                 <w:b w:val="0"/>
               </w:rPr>
-              <w:t>액자 틀, 스티커</w:t>
+              <w:t>카드</w:t>
             </w:r>
           </w:p>
         </w:tc>
@@ -2217,7 +2350,7 @@
               <w:rPr>
                 <w:b w:val="0"/>
               </w:rPr>
-              <w:t>30분</w:t>
+              <w:t>15분</w:t>
             </w:r>
           </w:p>
         </w:tc>
@@ -2230,7 +2363,7 @@
               <w:rPr>
                 <w:b w:val="0"/>
               </w:rPr>
-              <w:t>말씀 구절 붙이기</w:t>
+              <w:t>같은 그림 찾기</w:t>
             </w:r>
           </w:p>
         </w:tc>
@@ -2243,7 +2376,7 @@
               <w:rPr>
                 <w:b w:val="0"/>
               </w:rPr>
-              <w:t>유리 없는 액자 사용 권장</w:t>
+              <w:t>-</w:t>
             </w:r>
           </w:p>
         </w:tc>
@@ -2256,9 +2389,9 @@
           <w:p>
             <w:r>
               <w:rPr>
-                <w:b/>
+                <w:b w:val="0"/>
               </w:rPr>
-              <w:t>만들기</w:t>
+              <w:t>성경이야기</w:t>
             </w:r>
           </w:p>
         </w:tc>
@@ -2271,7 +2404,7 @@
               <w:rPr>
                 <w:b w:val="0"/>
               </w:rPr>
-              <w:t>18. 에코백 채색</w:t>
+              <w:t>23. 빈칸 채우기</w:t>
             </w:r>
           </w:p>
         </w:tc>
@@ -2284,7 +2417,7 @@
               <w:rPr>
                 <w:b w:val="0"/>
               </w:rPr>
-              <w:t>무지 가방, 패브릭펜</w:t>
+              <w:t>워크지</w:t>
             </w:r>
           </w:p>
         </w:tc>
@@ -2297,7 +2430,7 @@
               <w:rPr>
                 <w:b w:val="0"/>
               </w:rPr>
-              <w:t>40분</w:t>
+              <w:t>15분</w:t>
             </w:r>
           </w:p>
         </w:tc>
@@ -2310,7 +2443,7 @@
               <w:rPr>
                 <w:b w:val="0"/>
               </w:rPr>
-              <w:t>가방 그림 그리기</w:t>
+              <w:t>핵심 단어 적기</w:t>
             </w:r>
           </w:p>
         </w:tc>
@@ -2323,7 +2456,7 @@
               <w:rPr>
                 <w:b w:val="0"/>
               </w:rPr>
-              <w:t>옷에 묻음 주의</w:t>
+              <w:t>필기구 주의</w:t>
             </w:r>
           </w:p>
         </w:tc>
@@ -2336,9 +2469,9 @@
           <w:p>
             <w:r>
               <w:rPr>
-                <w:b/>
+                <w:b w:val="0"/>
               </w:rPr>
-              <w:t>놀이</w:t>
+              <w:t>성경이야기</w:t>
             </w:r>
           </w:p>
         </w:tc>
@@ -2351,7 +2484,7 @@
               <w:rPr>
                 <w:b w:val="0"/>
               </w:rPr>
-              <w:t>19. 낚시 놀이</w:t>
+              <w:t>24. 성경 퀴즈 대회</w:t>
             </w:r>
           </w:p>
         </w:tc>
@@ -2364,7 +2497,7 @@
               <w:rPr>
                 <w:b w:val="0"/>
               </w:rPr>
-              <w:t>자석 낚싯대, 물고기</w:t>
+              <w:t>간식</w:t>
             </w:r>
           </w:p>
         </w:tc>
@@ -2390,7 +2523,7 @@
               <w:rPr>
                 <w:b w:val="0"/>
               </w:rPr>
-              <w:t>물고기 낚기</w:t>
+              <w:t>OX 퀴즈 풀기</w:t>
             </w:r>
           </w:p>
         </w:tc>
@@ -2403,7 +2536,7 @@
               <w:rPr>
                 <w:b w:val="0"/>
               </w:rPr>
-              <w:t>낚시 바늘 끝 주의</w:t>
+              <w:t>정답 확인</w:t>
             </w:r>
           </w:p>
         </w:tc>
@@ -2416,9 +2549,9 @@
           <w:p>
             <w:r>
               <w:rPr>
-                <w:b/>
+                <w:b w:val="0"/>
               </w:rPr>
-              <w:t>놀이</w:t>
+              <w:t>간식 만들기</w:t>
             </w:r>
           </w:p>
         </w:tc>
@@ -2431,7 +2564,7 @@
               <w:rPr>
                 <w:b w:val="0"/>
               </w:rPr>
-              <w:t>20. 장애물 통과</w:t>
+              <w:t>25. 과일 꼬치</w:t>
             </w:r>
           </w:p>
         </w:tc>
@@ -2444,487 +2577,7 @@
               <w:rPr>
                 <w:b w:val="0"/>
               </w:rPr>
-              <w:t>터널, 매트</w:t>
-            </w:r>
-          </w:p>
-        </w:tc>
-        <w:tc>
-          <w:tcPr>
-            <w:tcW w:type="dxa" w:w="1440"/>
-          </w:tcPr>
-          <w:p>
-            <w:r>
-              <w:rPr>
-                <w:b w:val="0"/>
-              </w:rPr>
-              <w:t>25분</w:t>
-            </w:r>
-          </w:p>
-        </w:tc>
-        <w:tc>
-          <w:tcPr>
-            <w:tcW w:type="dxa" w:w="1440"/>
-          </w:tcPr>
-          <w:p>
-            <w:r>
-              <w:rPr>
-                <w:b w:val="0"/>
-              </w:rPr>
-              <w:t>순서대로 통과</w:t>
-            </w:r>
-          </w:p>
-        </w:tc>
-        <w:tc>
-          <w:tcPr>
-            <w:tcW w:type="dxa" w:w="1440"/>
-          </w:tcPr>
-          <w:p>
-            <w:r>
-              <w:rPr>
-                <w:b w:val="0"/>
-              </w:rPr>
-              <w:t>머리 부딪힘 주의</w:t>
-            </w:r>
-          </w:p>
-        </w:tc>
-      </w:tr>
-      <w:tr>
-        <w:tc>
-          <w:tcPr>
-            <w:tcW w:type="dxa" w:w="1440"/>
-          </w:tcPr>
-          <w:p>
-            <w:r>
-              <w:rPr>
-                <w:b/>
-              </w:rPr>
-              <w:t>놀이</w:t>
-            </w:r>
-          </w:p>
-        </w:tc>
-        <w:tc>
-          <w:tcPr>
-            <w:tcW w:type="dxa" w:w="1440"/>
-          </w:tcPr>
-          <w:p>
-            <w:r>
-              <w:rPr>
-                <w:b w:val="0"/>
-              </w:rPr>
-              <w:t>21. 공 굴리기</w:t>
-            </w:r>
-          </w:p>
-        </w:tc>
-        <w:tc>
-          <w:tcPr>
-            <w:tcW w:type="dxa" w:w="1440"/>
-          </w:tcPr>
-          <w:p>
-            <w:r>
-              <w:rPr>
-                <w:b w:val="0"/>
-              </w:rPr>
-              <w:t>큰 공, 볼링핀</w:t>
-            </w:r>
-          </w:p>
-        </w:tc>
-        <w:tc>
-          <w:tcPr>
-            <w:tcW w:type="dxa" w:w="1440"/>
-          </w:tcPr>
-          <w:p>
-            <w:r>
-              <w:rPr>
-                <w:b w:val="0"/>
-              </w:rPr>
-              <w:t>20분</w:t>
-            </w:r>
-          </w:p>
-        </w:tc>
-        <w:tc>
-          <w:tcPr>
-            <w:tcW w:type="dxa" w:w="1440"/>
-          </w:tcPr>
-          <w:p>
-            <w:r>
-              <w:rPr>
-                <w:b w:val="0"/>
-              </w:rPr>
-              <w:t>핀 넘어뜨리기</w:t>
-            </w:r>
-          </w:p>
-        </w:tc>
-        <w:tc>
-          <w:tcPr>
-            <w:tcW w:type="dxa" w:w="1440"/>
-          </w:tcPr>
-          <w:p>
-            <w:r>
-              <w:rPr>
-                <w:b w:val="0"/>
-              </w:rPr>
-              <w:t>발등 찍힘 주의</w:t>
-            </w:r>
-          </w:p>
-        </w:tc>
-      </w:tr>
-      <w:tr>
-        <w:tc>
-          <w:tcPr>
-            <w:tcW w:type="dxa" w:w="1440"/>
-          </w:tcPr>
-          <w:p>
-            <w:r>
-              <w:rPr>
-                <w:b/>
-              </w:rPr>
-              <w:t>놀이</w:t>
-            </w:r>
-          </w:p>
-        </w:tc>
-        <w:tc>
-          <w:tcPr>
-            <w:tcW w:type="dxa" w:w="1440"/>
-          </w:tcPr>
-          <w:p>
-            <w:r>
-              <w:rPr>
-                <w:b w:val="0"/>
-              </w:rPr>
-              <w:t>22. 보물 찾기</w:t>
-            </w:r>
-          </w:p>
-        </w:tc>
-        <w:tc>
-          <w:tcPr>
-            <w:tcW w:type="dxa" w:w="1440"/>
-          </w:tcPr>
-          <w:p>
-            <w:r>
-              <w:rPr>
-                <w:b w:val="0"/>
-              </w:rPr>
-              <w:t>쪽지, 간식</w:t>
-            </w:r>
-          </w:p>
-        </w:tc>
-        <w:tc>
-          <w:tcPr>
-            <w:tcW w:type="dxa" w:w="1440"/>
-          </w:tcPr>
-          <w:p>
-            <w:r>
-              <w:rPr>
-                <w:b w:val="0"/>
-              </w:rPr>
-              <w:t>30분</w:t>
-            </w:r>
-          </w:p>
-        </w:tc>
-        <w:tc>
-          <w:tcPr>
-            <w:tcW w:type="dxa" w:w="1440"/>
-          </w:tcPr>
-          <w:p>
-            <w:r>
-              <w:rPr>
-                <w:b w:val="0"/>
-              </w:rPr>
-              <w:t>숨겨진 쪽지 찾기</w:t>
-            </w:r>
-          </w:p>
-        </w:tc>
-        <w:tc>
-          <w:tcPr>
-            <w:tcW w:type="dxa" w:w="1440"/>
-          </w:tcPr>
-          <w:p>
-            <w:r>
-              <w:rPr>
-                <w:b w:val="0"/>
-              </w:rPr>
-              <w:t>뛰지 않기 (실내)</w:t>
-            </w:r>
-          </w:p>
-        </w:tc>
-      </w:tr>
-      <w:tr>
-        <w:tc>
-          <w:tcPr>
-            <w:tcW w:type="dxa" w:w="1440"/>
-          </w:tcPr>
-          <w:p>
-            <w:r>
-              <w:rPr>
-                <w:b/>
-              </w:rPr>
-              <w:t>놀이</w:t>
-            </w:r>
-          </w:p>
-        </w:tc>
-        <w:tc>
-          <w:tcPr>
-            <w:tcW w:type="dxa" w:w="1440"/>
-          </w:tcPr>
-          <w:p>
-            <w:r>
-              <w:rPr>
-                <w:b w:val="0"/>
-              </w:rPr>
-              <w:t>23. 풍선 배구</w:t>
-            </w:r>
-          </w:p>
-        </w:tc>
-        <w:tc>
-          <w:tcPr>
-            <w:tcW w:type="dxa" w:w="1440"/>
-          </w:tcPr>
-          <w:p>
-            <w:r>
-              <w:rPr>
-                <w:b w:val="0"/>
-              </w:rPr>
-              <w:t>풍선, 테이프</w:t>
-            </w:r>
-          </w:p>
-        </w:tc>
-        <w:tc>
-          <w:tcPr>
-            <w:tcW w:type="dxa" w:w="1440"/>
-          </w:tcPr>
-          <w:p>
-            <w:r>
-              <w:rPr>
-                <w:b w:val="0"/>
-              </w:rPr>
-              <w:t>20분</w:t>
-            </w:r>
-          </w:p>
-        </w:tc>
-        <w:tc>
-          <w:tcPr>
-            <w:tcW w:type="dxa" w:w="1440"/>
-          </w:tcPr>
-          <w:p>
-            <w:r>
-              <w:rPr>
-                <w:b w:val="0"/>
-              </w:rPr>
-              <w:t>바닥에 안 닿게 하기</w:t>
-            </w:r>
-          </w:p>
-        </w:tc>
-        <w:tc>
-          <w:tcPr>
-            <w:tcW w:type="dxa" w:w="1440"/>
-          </w:tcPr>
-          <w:p>
-            <w:r>
-              <w:rPr>
-                <w:b w:val="0"/>
-              </w:rPr>
-              <w:t>풍선 파편 주의</w:t>
-            </w:r>
-          </w:p>
-        </w:tc>
-      </w:tr>
-      <w:tr>
-        <w:tc>
-          <w:tcPr>
-            <w:tcW w:type="dxa" w:w="1440"/>
-          </w:tcPr>
-          <w:p>
-            <w:r>
-              <w:rPr>
-                <w:b/>
-              </w:rPr>
-              <w:t>놀이</w:t>
-            </w:r>
-          </w:p>
-        </w:tc>
-        <w:tc>
-          <w:tcPr>
-            <w:tcW w:type="dxa" w:w="1440"/>
-          </w:tcPr>
-          <w:p>
-            <w:r>
-              <w:rPr>
-                <w:b w:val="0"/>
-              </w:rPr>
-              <w:t>24. 꼬리 잡기</w:t>
-            </w:r>
-          </w:p>
-        </w:tc>
-        <w:tc>
-          <w:tcPr>
-            <w:tcW w:type="dxa" w:w="1440"/>
-          </w:tcPr>
-          <w:p>
-            <w:r>
-              <w:rPr>
-                <w:b w:val="0"/>
-              </w:rPr>
-              <w:t>수건</w:t>
-            </w:r>
-          </w:p>
-        </w:tc>
-        <w:tc>
-          <w:tcPr>
-            <w:tcW w:type="dxa" w:w="1440"/>
-          </w:tcPr>
-          <w:p>
-            <w:r>
-              <w:rPr>
-                <w:b w:val="0"/>
-              </w:rPr>
-              <w:t>15분</w:t>
-            </w:r>
-          </w:p>
-        </w:tc>
-        <w:tc>
-          <w:tcPr>
-            <w:tcW w:type="dxa" w:w="1440"/>
-          </w:tcPr>
-          <w:p>
-            <w:r>
-              <w:rPr>
-                <w:b w:val="0"/>
-              </w:rPr>
-              <w:t>꼬리 떼어내기</w:t>
-            </w:r>
-          </w:p>
-        </w:tc>
-        <w:tc>
-          <w:tcPr>
-            <w:tcW w:type="dxa" w:w="1440"/>
-          </w:tcPr>
-          <w:p>
-            <w:r>
-              <w:rPr>
-                <w:b w:val="0"/>
-              </w:rPr>
-              <w:t>넘어짐 주의</w:t>
-            </w:r>
-          </w:p>
-        </w:tc>
-      </w:tr>
-      <w:tr>
-        <w:tc>
-          <w:tcPr>
-            <w:tcW w:type="dxa" w:w="1440"/>
-          </w:tcPr>
-          <w:p>
-            <w:r>
-              <w:rPr>
-                <w:b/>
-              </w:rPr>
-              <w:t>놀이</w:t>
-            </w:r>
-          </w:p>
-        </w:tc>
-        <w:tc>
-          <w:tcPr>
-            <w:tcW w:type="dxa" w:w="1440"/>
-          </w:tcPr>
-          <w:p>
-            <w:r>
-              <w:rPr>
-                <w:b w:val="0"/>
-              </w:rPr>
-              <w:t>25. 물풍선 받기</w:t>
-            </w:r>
-          </w:p>
-        </w:tc>
-        <w:tc>
-          <w:tcPr>
-            <w:tcW w:type="dxa" w:w="1440"/>
-          </w:tcPr>
-          <w:p>
-            <w:r>
-              <w:rPr>
-                <w:b w:val="0"/>
-              </w:rPr>
-              <w:t>물풍선</w:t>
-            </w:r>
-          </w:p>
-        </w:tc>
-        <w:tc>
-          <w:tcPr>
-            <w:tcW w:type="dxa" w:w="1440"/>
-          </w:tcPr>
-          <w:p>
-            <w:r>
-              <w:rPr>
-                <w:b w:val="0"/>
-              </w:rPr>
-              <w:t>30분</w:t>
-            </w:r>
-          </w:p>
-        </w:tc>
-        <w:tc>
-          <w:tcPr>
-            <w:tcW w:type="dxa" w:w="1440"/>
-          </w:tcPr>
-          <w:p>
-            <w:r>
-              <w:rPr>
-                <w:b w:val="0"/>
-              </w:rPr>
-              <w:t>서로 주고받기</w:t>
-            </w:r>
-          </w:p>
-        </w:tc>
-        <w:tc>
-          <w:tcPr>
-            <w:tcW w:type="dxa" w:w="1440"/>
-          </w:tcPr>
-          <w:p>
-            <w:r>
-              <w:rPr>
-                <w:b w:val="0"/>
-              </w:rPr>
-              <w:t>야외 활동 시 (확인 필요)</w:t>
-            </w:r>
-          </w:p>
-        </w:tc>
-      </w:tr>
-      <w:tr>
-        <w:tc>
-          <w:tcPr>
-            <w:tcW w:type="dxa" w:w="1440"/>
-          </w:tcPr>
-          <w:p>
-            <w:r>
-              <w:rPr>
-                <w:b/>
-              </w:rPr>
-              <w:t>간식</w:t>
-            </w:r>
-          </w:p>
-        </w:tc>
-        <w:tc>
-          <w:tcPr>
-            <w:tcW w:type="dxa" w:w="1440"/>
-          </w:tcPr>
-          <w:p>
-            <w:r>
-              <w:rPr>
-                <w:b w:val="0"/>
-              </w:rPr>
-              <w:t>26. 과일 꼬치</w:t>
-            </w:r>
-          </w:p>
-        </w:tc>
-        <w:tc>
-          <w:tcPr>
-            <w:tcW w:type="dxa" w:w="1440"/>
-          </w:tcPr>
-          <w:p>
-            <w:r>
-              <w:rPr>
-                <w:b w:val="0"/>
-              </w:rPr>
-              <w:t>과일, 꼬치 막대</w:t>
+              <w:t>과일, 꼬치</w:t>
             </w:r>
           </w:p>
         </w:tc>
@@ -2963,7 +2616,7 @@
               <w:rPr>
                 <w:b w:val="0"/>
               </w:rPr>
-              <w:t>막대 끝 날카로움 주의</w:t>
+              <w:t>꼬치 끝 주의</w:t>
             </w:r>
           </w:p>
         </w:tc>
@@ -2976,9 +2629,9 @@
           <w:p>
             <w:r>
               <w:rPr>
-                <w:b/>
+                <w:b w:val="0"/>
               </w:rPr>
-              <w:t>간식</w:t>
+              <w:t>간식 만들기</w:t>
             </w:r>
           </w:p>
         </w:tc>
@@ -2991,7 +2644,7 @@
               <w:rPr>
                 <w:b w:val="0"/>
               </w:rPr>
-              <w:t>27. 식빵 얼굴 만들기</w:t>
+              <w:t>26. 샌드위치 만들기</w:t>
             </w:r>
           </w:p>
         </w:tc>
@@ -3004,7 +2657,7 @@
               <w:rPr>
                 <w:b w:val="0"/>
               </w:rPr>
-              <w:t>식빵, 잼, 초코펜</w:t>
+              <w:t>빵, 잼</w:t>
             </w:r>
           </w:p>
         </w:tc>
@@ -3030,7 +2683,7 @@
               <w:rPr>
                 <w:b w:val="0"/>
               </w:rPr>
-              <w:t>표정 만들기</w:t>
+              <w:t>재료 넣고 접기</w:t>
             </w:r>
           </w:p>
         </w:tc>
@@ -3043,7 +2696,7 @@
               <w:rPr>
                 <w:b w:val="0"/>
               </w:rPr>
-              <w:t>알레르기 유무 확인 필수</w:t>
+              <w:t>재료 알러지 확인</w:t>
             </w:r>
           </w:p>
         </w:tc>
@@ -3056,9 +2709,9 @@
           <w:p>
             <w:r>
               <w:rPr>
-                <w:b/>
+                <w:b w:val="0"/>
               </w:rPr>
-              <w:t>간식</w:t>
+              <w:t>간식 만들기</w:t>
             </w:r>
           </w:p>
         </w:tc>
@@ -3071,7 +2724,7 @@
               <w:rPr>
                 <w:b w:val="0"/>
               </w:rPr>
-              <w:t>28. 샌드위치 만들기</w:t>
+              <w:t>27. 주먹밥 만들기</w:t>
             </w:r>
           </w:p>
         </w:tc>
@@ -3084,87 +2737,7 @@
               <w:rPr>
                 <w:b w:val="0"/>
               </w:rPr>
-              <w:t>모닝빵, 재료</w:t>
-            </w:r>
-          </w:p>
-        </w:tc>
-        <w:tc>
-          <w:tcPr>
-            <w:tcW w:type="dxa" w:w="1440"/>
-          </w:tcPr>
-          <w:p>
-            <w:r>
-              <w:rPr>
-                <w:b w:val="0"/>
-              </w:rPr>
-              <w:t>30분</w:t>
-            </w:r>
-          </w:p>
-        </w:tc>
-        <w:tc>
-          <w:tcPr>
-            <w:tcW w:type="dxa" w:w="1440"/>
-          </w:tcPr>
-          <w:p>
-            <w:r>
-              <w:rPr>
-                <w:b w:val="0"/>
-              </w:rPr>
-              <w:t>재료 넣기</w:t>
-            </w:r>
-          </w:p>
-        </w:tc>
-        <w:tc>
-          <w:tcPr>
-            <w:tcW w:type="dxa" w:w="1440"/>
-          </w:tcPr>
-          <w:p>
-            <w:r>
-              <w:rPr>
-                <w:b w:val="0"/>
-              </w:rPr>
-              <w:t>칼 사용 금지</w:t>
-            </w:r>
-          </w:p>
-        </w:tc>
-      </w:tr>
-      <w:tr>
-        <w:tc>
-          <w:tcPr>
-            <w:tcW w:type="dxa" w:w="1440"/>
-          </w:tcPr>
-          <w:p>
-            <w:r>
-              <w:rPr>
-                <w:b/>
-              </w:rPr>
-              <w:t>간식</w:t>
-            </w:r>
-          </w:p>
-        </w:tc>
-        <w:tc>
-          <w:tcPr>
-            <w:tcW w:type="dxa" w:w="1440"/>
-          </w:tcPr>
-          <w:p>
-            <w:r>
-              <w:rPr>
-                <w:b w:val="0"/>
-              </w:rPr>
-              <w:t>29. 쿠키 데코</w:t>
-            </w:r>
-          </w:p>
-        </w:tc>
-        <w:tc>
-          <w:tcPr>
-            <w:tcW w:type="dxa" w:w="1440"/>
-          </w:tcPr>
-          <w:p>
-            <w:r>
-              <w:rPr>
-                <w:b w:val="0"/>
-              </w:rPr>
-              <w:t>구운 쿠키, 아이싱</w:t>
+              <w:t>밥, 김</w:t>
             </w:r>
           </w:p>
         </w:tc>
@@ -3190,7 +2763,7 @@
               <w:rPr>
                 <w:b w:val="0"/>
               </w:rPr>
-              <w:t>그림 그리기</w:t>
+              <w:t>동그랗게 뭉치기</w:t>
             </w:r>
           </w:p>
         </w:tc>
@@ -3203,7 +2776,7 @@
               <w:rPr>
                 <w:b w:val="0"/>
               </w:rPr>
-              <w:t>위생장갑 착용</w:t>
+              <w:t>위생 장갑 착용</w:t>
             </w:r>
           </w:p>
         </w:tc>
@@ -3216,9 +2789,9 @@
           <w:p>
             <w:r>
               <w:rPr>
-                <w:b/>
+                <w:b w:val="0"/>
               </w:rPr>
-              <w:t>간식</w:t>
+              <w:t>간식 만들기</w:t>
             </w:r>
           </w:p>
         </w:tc>
@@ -3231,7 +2804,7 @@
               <w:rPr>
                 <w:b w:val="0"/>
               </w:rPr>
-              <w:t>30. 컵케이크 장식</w:t>
+              <w:t>28. 쿠키 꾸미기</w:t>
             </w:r>
           </w:p>
         </w:tc>
@@ -3244,7 +2817,7 @@
               <w:rPr>
                 <w:b w:val="0"/>
               </w:rPr>
-              <w:t>컵케이크, 생크림</w:t>
+              <w:t>쿠키, 초코펜</w:t>
             </w:r>
           </w:p>
         </w:tc>
@@ -3270,7 +2843,7 @@
               <w:rPr>
                 <w:b w:val="0"/>
               </w:rPr>
-              <w:t>생크림 올리기</w:t>
+              <w:t>초코펜으로 그림</w:t>
             </w:r>
           </w:p>
         </w:tc>
@@ -3283,186 +2856,173 @@
               <w:rPr>
                 <w:b w:val="0"/>
               </w:rPr>
-              <w:t>식탁 위생 청결</w:t>
+              <w:t>알러지 확인</w:t>
+            </w:r>
+          </w:p>
+        </w:tc>
+      </w:tr>
+      <w:tr>
+        <w:tc>
+          <w:tcPr>
+            <w:tcW w:type="dxa" w:w="1440"/>
+          </w:tcPr>
+          <w:p>
+            <w:r>
+              <w:rPr>
+                <w:b w:val="0"/>
+              </w:rPr>
+              <w:t>간식 만들기</w:t>
+            </w:r>
+          </w:p>
+        </w:tc>
+        <w:tc>
+          <w:tcPr>
+            <w:tcW w:type="dxa" w:w="1440"/>
+          </w:tcPr>
+          <w:p>
+            <w:r>
+              <w:rPr>
+                <w:b w:val="0"/>
+              </w:rPr>
+              <w:t>29. 요거트 파르페</w:t>
+            </w:r>
+          </w:p>
+        </w:tc>
+        <w:tc>
+          <w:tcPr>
+            <w:tcW w:type="dxa" w:w="1440"/>
+          </w:tcPr>
+          <w:p>
+            <w:r>
+              <w:rPr>
+                <w:b w:val="0"/>
+              </w:rPr>
+              <w:t>요거트, 과자</w:t>
+            </w:r>
+          </w:p>
+        </w:tc>
+        <w:tc>
+          <w:tcPr>
+            <w:tcW w:type="dxa" w:w="1440"/>
+          </w:tcPr>
+          <w:p>
+            <w:r>
+              <w:rPr>
+                <w:b w:val="0"/>
+              </w:rPr>
+              <w:t>15분</w:t>
+            </w:r>
+          </w:p>
+        </w:tc>
+        <w:tc>
+          <w:tcPr>
+            <w:tcW w:type="dxa" w:w="1440"/>
+          </w:tcPr>
+          <w:p>
+            <w:r>
+              <w:rPr>
+                <w:b w:val="0"/>
+              </w:rPr>
+              <w:t>층층이 쌓기</w:t>
+            </w:r>
+          </w:p>
+        </w:tc>
+        <w:tc>
+          <w:tcPr>
+            <w:tcW w:type="dxa" w:w="1440"/>
+          </w:tcPr>
+          <w:p>
+            <w:r>
+              <w:rPr>
+                <w:b w:val="0"/>
+              </w:rPr>
+              <w:t>유리컵 주의</w:t>
+            </w:r>
+          </w:p>
+        </w:tc>
+      </w:tr>
+      <w:tr>
+        <w:tc>
+          <w:tcPr>
+            <w:tcW w:type="dxa" w:w="1440"/>
+          </w:tcPr>
+          <w:p>
+            <w:r>
+              <w:rPr>
+                <w:b w:val="0"/>
+              </w:rPr>
+              <w:t>간식 만들기</w:t>
+            </w:r>
+          </w:p>
+        </w:tc>
+        <w:tc>
+          <w:tcPr>
+            <w:tcW w:type="dxa" w:w="1440"/>
+          </w:tcPr>
+          <w:p>
+            <w:r>
+              <w:rPr>
+                <w:b w:val="0"/>
+              </w:rPr>
+              <w:t>30. 에이드 만들기</w:t>
+            </w:r>
+          </w:p>
+        </w:tc>
+        <w:tc>
+          <w:tcPr>
+            <w:tcW w:type="dxa" w:w="1440"/>
+          </w:tcPr>
+          <w:p>
+            <w:r>
+              <w:rPr>
+                <w:b w:val="0"/>
+              </w:rPr>
+              <w:t>사이다, 청</w:t>
+            </w:r>
+          </w:p>
+        </w:tc>
+        <w:tc>
+          <w:tcPr>
+            <w:tcW w:type="dxa" w:w="1440"/>
+          </w:tcPr>
+          <w:p>
+            <w:r>
+              <w:rPr>
+                <w:b w:val="0"/>
+              </w:rPr>
+              <w:t>15분</w:t>
+            </w:r>
+          </w:p>
+        </w:tc>
+        <w:tc>
+          <w:tcPr>
+            <w:tcW w:type="dxa" w:w="1440"/>
+          </w:tcPr>
+          <w:p>
+            <w:r>
+              <w:rPr>
+                <w:b w:val="0"/>
+              </w:rPr>
+              <w:t>섞어서 만들기</w:t>
+            </w:r>
+          </w:p>
+        </w:tc>
+        <w:tc>
+          <w:tcPr>
+            <w:tcW w:type="dxa" w:w="1440"/>
+          </w:tcPr>
+          <w:p>
+            <w:r>
+              <w:rPr>
+                <w:b w:val="0"/>
+              </w:rPr>
+              <w:t>탄산 주의</w:t>
             </w:r>
           </w:p>
         </w:tc>
       </w:tr>
     </w:tbl>
     <w:p/>
-    <w:p>
-      <w:pPr>
-        <w:pStyle w:val="Heading2"/>
-      </w:pPr>
-      <w:r>
-        <w:rPr>
-          <w:b w:val="0"/>
-        </w:rPr>
-        <w:t>5. 기획 및 실행 체크리스트</w:t>
-      </w:r>
-    </w:p>
-    <w:p>
-      <w:pPr>
-        <w:pStyle w:val="Heading3"/>
-      </w:pPr>
-      <w:r>
-        <w:rPr>
-          <w:b w:val="0"/>
-        </w:rPr>
-        <w:t>가. 준비 단계</w:t>
-      </w:r>
-    </w:p>
-    <w:p>
-      <w:pPr>
-        <w:pStyle w:val="ListBullet"/>
-      </w:pPr>
-      <w:r>
-        <w:rPr>
-          <w:b w:val="0"/>
-        </w:rPr>
-        <w:t>[ ] 예산 편성 및 집행 (________ 원)</w:t>
-      </w:r>
-    </w:p>
-    <w:p>
-      <w:pPr>
-        <w:pStyle w:val="ListBullet"/>
-      </w:pPr>
-      <w:r>
-        <w:rPr>
-          <w:b w:val="0"/>
-        </w:rPr>
-        <w:t>[ ] 교사 및 봉사자 모집 (________ 명)</w:t>
-      </w:r>
-    </w:p>
-    <w:p>
-      <w:pPr>
-        <w:pStyle w:val="ListBullet"/>
-      </w:pPr>
-      <w:r>
-        <w:rPr>
-          <w:b w:val="0"/>
-        </w:rPr>
-        <w:t>[ ] 여름성경학교 홍보물 제작 (포스터/가정통신문)</w:t>
-      </w:r>
-    </w:p>
-    <w:p>
-      <w:pPr>
-        <w:pStyle w:val="ListBullet"/>
-      </w:pPr>
-      <w:r>
-        <w:rPr>
-          <w:b w:val="0"/>
-        </w:rPr>
-        <w:t>[ ] 간식 알레르기 사전 조사 (명단 확보 필수)</w:t>
-      </w:r>
-    </w:p>
-    <w:p>
-      <w:pPr>
-        <w:pStyle w:val="Heading3"/>
-      </w:pPr>
-      <w:r>
-        <w:rPr>
-          <w:b w:val="0"/>
-        </w:rPr>
-        <w:t>나. 안전 및 위생 (필수 확인)</w:t>
-      </w:r>
-    </w:p>
-    <w:p>
-      <w:pPr>
-        <w:pStyle w:val="ListBullet"/>
-      </w:pPr>
-      <w:r>
-        <w:rPr>
-          <w:b w:val="0"/>
-        </w:rPr>
-        <w:t>[ ] 구급약품 상자 비치 (상비약 확인 필요)</w:t>
-      </w:r>
-    </w:p>
-    <w:p>
-      <w:pPr>
-        <w:pStyle w:val="ListBullet"/>
-      </w:pPr>
-      <w:r>
-        <w:rPr>
-          <w:b w:val="0"/>
-        </w:rPr>
-        <w:t>[ ] 화재 대피로 확보 및 소화기 점검</w:t>
-      </w:r>
-    </w:p>
-    <w:p>
-      <w:pPr>
-        <w:pStyle w:val="ListBullet"/>
-      </w:pPr>
-      <w:r>
-        <w:rPr>
-          <w:b w:val="0"/>
-        </w:rPr>
-        <w:t>[ ] 모든 활동 전 교사 안전 교육 실시</w:t>
-      </w:r>
-    </w:p>
-    <w:p>
-      <w:pPr>
-        <w:pStyle w:val="ListBullet"/>
-      </w:pPr>
-      <w:r>
-        <w:rPr>
-          <w:b w:val="0"/>
-        </w:rPr>
-        <w:t>[ ] 활동 장소(교회 시설)의 날카로운 모서리 보호대 설치</w:t>
-      </w:r>
-    </w:p>
-    <w:p>
-      <w:pPr>
-        <w:pStyle w:val="Heading3"/>
-      </w:pPr>
-      <w:r>
-        <w:rPr>
-          <w:b w:val="0"/>
-        </w:rPr>
-        <w:t>다. 기타 협조 요청사항</w:t>
-      </w:r>
-    </w:p>
-    <w:p>
-      <w:pPr>
-        <w:pStyle w:val="ListBullet"/>
-      </w:pPr>
-      <w:r>
-        <w:rPr>
-          <w:b w:val="0"/>
-        </w:rPr>
-        <w:t>[ ] 주방 봉사자 요청: 점심 식사 및 간식 준비 (________ 분)</w:t>
-      </w:r>
-    </w:p>
-    <w:p>
-      <w:pPr>
-        <w:pStyle w:val="ListBullet"/>
-      </w:pPr>
-      <w:r>
-        <w:rPr>
-          <w:b w:val="0"/>
-        </w:rPr>
-        <w:t>[ ] 행사 당일 찬양 인도자 섭외 (________ 님)</w:t>
-      </w:r>
-    </w:p>
-    <w:p>
-      <w:pPr>
-        <w:pStyle w:val="ListBullet"/>
-      </w:pPr>
-      <w:r>
-        <w:rPr>
-          <w:b w:val="0"/>
-        </w:rPr>
-        <w:t>[ ] 행사 사진 촬영 봉사자 섭외 (________ 님)</w:t>
-      </w:r>
-    </w:p>
-    <w:p>
-      <w:r>
-        <w:rPr>
-          <w:b w:val="0"/>
-        </w:rPr>
-        <w:t>*본 문서는 (교회명)의 환경과 인력 상황에 맞게 수정하여 사용하십시오.*</w:t>
-      </w:r>
-    </w:p>
     <w:sectPr>
       <w:pgSz w:w="12240" w:h="15840"/>
       <w:pgMar w:top="1440" w:right="1800" w:bottom="1440" w:left="1800" w:header="720" w:footer="720" w:gutter="0"/>

--- a/docs/13_유치부_여름성경학교_활동.docx
+++ b/docs/13_유치부_여름성경학교_활동.docx
@@ -11,168 +11,7 @@
         <w:rPr>
           <w:b w:val="0"/>
         </w:rPr>
-        <w:t>2026년 (교회명) 유치부 여름성경학교 활동 모음</w:t>
-      </w:r>
-    </w:p>
-    <w:p>
-      <w:pPr>
-        <w:pStyle w:val="Heading2"/>
-      </w:pPr>
-      <w:r>
-        <w:rPr>
-          <w:b w:val="0"/>
-        </w:rPr>
-        <w:t>개요</w:t>
-      </w:r>
-    </w:p>
-    <w:p>
-      <w:pPr>
-        <w:pStyle w:val="ListBullet"/>
-      </w:pPr>
-      <w:r>
-        <w:rPr>
-          <w:b w:val="0"/>
-        </w:rPr>
-        <w:t>주제 : ________</w:t>
-      </w:r>
-    </w:p>
-    <w:p>
-      <w:pPr>
-        <w:pStyle w:val="ListBullet"/>
-      </w:pPr>
-      <w:r>
-        <w:rPr>
-          <w:b w:val="0"/>
-        </w:rPr>
-        <w:t>주제 말씀 : ________</w:t>
-      </w:r>
-    </w:p>
-    <w:p>
-      <w:pPr>
-        <w:pStyle w:val="ListBullet"/>
-      </w:pPr>
-      <w:r>
-        <w:rPr>
-          <w:b w:val="0"/>
-        </w:rPr>
-        <w:t>목적 : ________</w:t>
-      </w:r>
-    </w:p>
-    <w:p>
-      <w:pPr>
-        <w:pStyle w:val="ListBullet"/>
-      </w:pPr>
-      <w:r>
-        <w:rPr>
-          <w:b w:val="0"/>
-        </w:rPr>
-        <w:t>장소 : ________</w:t>
-      </w:r>
-    </w:p>
-    <w:p>
-      <w:pPr>
-        <w:pStyle w:val="ListBullet"/>
-      </w:pPr>
-      <w:r>
-        <w:rPr>
-          <w:b w:val="0"/>
-        </w:rPr>
-        <w:t>일시 : ________</w:t>
-      </w:r>
-    </w:p>
-    <w:p>
-      <w:pPr>
-        <w:pStyle w:val="ListBullet"/>
-      </w:pPr>
-      <w:r>
-        <w:rPr>
-          <w:b w:val="0"/>
-        </w:rPr>
-        <w:t>담당 : ________</w:t>
-      </w:r>
-    </w:p>
-    <w:p>
-      <w:pPr>
-        <w:pStyle w:val="ListBullet"/>
-      </w:pPr>
-      <w:r>
-        <w:rPr>
-          <w:b w:val="0"/>
-        </w:rPr>
-        <w:t>대상 : (예상 인원 n명: 유아 n, 교사 n)</w:t>
-      </w:r>
-    </w:p>
-    <w:p>
-      <w:pPr>
-        <w:pStyle w:val="Heading2"/>
-      </w:pPr>
-      <w:r>
-        <w:rPr>
-          <w:b w:val="0"/>
-        </w:rPr>
-        <w:t>주제 예시(택 1)</w:t>
-      </w:r>
-    </w:p>
-    <w:p>
-      <w:pPr>
-        <w:pStyle w:val="ListNumber"/>
-      </w:pPr>
-      <w:r>
-        <w:rPr>
-          <w:b/>
-        </w:rPr>
-        <w:t>"예수님과 함께 걷는 길"</w:t>
-      </w:r>
-      <w:r>
-        <w:rPr>
-          <w:b w:val="0"/>
-        </w:rPr>
-        <w:t xml:space="preserve"> (제자 훈련 테마)</w:t>
-      </w:r>
-    </w:p>
-    <w:p>
-      <w:pPr>
-        <w:pStyle w:val="ListNumber"/>
-      </w:pPr>
-      <w:r>
-        <w:rPr>
-          <w:b/>
-        </w:rPr>
-        <w:t>"하나님이 만든 멋진 세상"</w:t>
-      </w:r>
-      <w:r>
-        <w:rPr>
-          <w:b w:val="0"/>
-        </w:rPr>
-        <w:t xml:space="preserve"> (창조 테마)</w:t>
-      </w:r>
-    </w:p>
-    <w:p>
-      <w:pPr>
-        <w:pStyle w:val="ListNumber"/>
-      </w:pPr>
-      <w:r>
-        <w:rPr>
-          <w:b/>
-        </w:rPr>
-        <w:t>"사랑을 전하는 작은 천사"</w:t>
-      </w:r>
-      <w:r>
-        <w:rPr>
-          <w:b w:val="0"/>
-        </w:rPr>
-        <w:t xml:space="preserve"> (이웃 사랑 테마)</w:t>
-      </w:r>
-    </w:p>
-    <w:p>
-      <w:pPr>
-        <w:pStyle w:val="Heading2"/>
-      </w:pPr>
-      <w:r>
-        <w:rPr>
-          <w:b w:val="0"/>
-        </w:rPr>
-        <w:t>하루 일정 예시</w:t>
+        <w:t>[연도] (교회명) (부서명) 유치부 여름성경학교 활동 모음 안내</w:t>
       </w:r>
     </w:p>
     <w:tbl>
@@ -182,47 +21,61 @@
         <w:tblLook w:firstColumn="1" w:firstRow="1" w:lastColumn="0" w:lastRow="0" w:noHBand="0" w:noVBand="1" w:val="04A0"/>
       </w:tblPr>
       <w:tblGrid>
-        <w:gridCol w:w="2880"/>
-        <w:gridCol w:w="2880"/>
-        <w:gridCol w:w="2880"/>
+        <w:gridCol w:w="2160"/>
+        <w:gridCol w:w="2160"/>
+        <w:gridCol w:w="2160"/>
+        <w:gridCol w:w="2160"/>
       </w:tblGrid>
       <w:tr>
         <w:tc>
           <w:tcPr>
-            <w:tcW w:type="dxa" w:w="2880"/>
+            <w:tcW w:type="dxa" w:w="2160"/>
           </w:tcPr>
           <w:p>
             <w:r>
               <w:rPr>
                 <w:b/>
               </w:rPr>
-              <w:t>시간</w:t>
-            </w:r>
-          </w:p>
-        </w:tc>
-        <w:tc>
-          <w:tcPr>
-            <w:tcW w:type="dxa" w:w="2880"/>
+              <w:t>작성일</w:t>
+            </w:r>
+          </w:p>
+        </w:tc>
+        <w:tc>
+          <w:tcPr>
+            <w:tcW w:type="dxa" w:w="2160"/>
           </w:tcPr>
           <w:p>
             <w:r>
               <w:rPr>
                 <w:b/>
               </w:rPr>
-              <w:t>내용</w:t>
-            </w:r>
-          </w:p>
-        </w:tc>
-        <w:tc>
-          <w:tcPr>
-            <w:tcW w:type="dxa" w:w="2880"/>
+              <w:t>작성자</w:t>
+            </w:r>
+          </w:p>
+        </w:tc>
+        <w:tc>
+          <w:tcPr>
+            <w:tcW w:type="dxa" w:w="2160"/>
           </w:tcPr>
           <w:p>
             <w:r>
               <w:rPr>
                 <w:b/>
               </w:rPr>
-              <w:t>담당</w:t>
+              <w:t>부서</w:t>
+            </w:r>
+          </w:p>
+        </w:tc>
+        <w:tc>
+          <w:tcPr>
+            <w:tcW w:type="dxa" w:w="2160"/>
+          </w:tcPr>
+          <w:p>
+            <w:r>
+              <w:rPr>
+                <w:b/>
+              </w:rPr>
+              <w:t>문서 상태(초안/확정)</w:t>
             </w:r>
           </w:p>
         </w:tc>
@@ -230,286 +83,53 @@
       <w:tr>
         <w:tc>
           <w:tcPr>
-            <w:tcW w:type="dxa" w:w="2880"/>
+            <w:tcW w:type="dxa" w:w="2160"/>
           </w:tcPr>
           <w:p>
             <w:r>
               <w:rPr>
                 <w:b w:val="0"/>
               </w:rPr>
-              <w:t>10:00~10:30</w:t>
-            </w:r>
-          </w:p>
-        </w:tc>
-        <w:tc>
-          <w:tcPr>
-            <w:tcW w:type="dxa" w:w="2880"/>
+              <w:t>________</w:t>
+            </w:r>
+          </w:p>
+        </w:tc>
+        <w:tc>
+          <w:tcPr>
+            <w:tcW w:type="dxa" w:w="2160"/>
           </w:tcPr>
           <w:p>
             <w:r>
               <w:rPr>
                 <w:b w:val="0"/>
               </w:rPr>
-              <w:t>여는 찬양 및 환영</w:t>
-            </w:r>
-          </w:p>
-        </w:tc>
-        <w:tc>
-          <w:tcPr>
-            <w:tcW w:type="dxa" w:w="2880"/>
+              <w:t>________</w:t>
+            </w:r>
+          </w:p>
+        </w:tc>
+        <w:tc>
+          <w:tcPr>
+            <w:tcW w:type="dxa" w:w="2160"/>
           </w:tcPr>
           <w:p>
             <w:r>
               <w:rPr>
                 <w:b w:val="0"/>
               </w:rPr>
-              <w:t>찬양팀</w:t>
-            </w:r>
-          </w:p>
-        </w:tc>
-      </w:tr>
-      <w:tr>
-        <w:tc>
-          <w:tcPr>
-            <w:tcW w:type="dxa" w:w="2880"/>
+              <w:t>(부서명)</w:t>
+            </w:r>
+          </w:p>
+        </w:tc>
+        <w:tc>
+          <w:tcPr>
+            <w:tcW w:type="dxa" w:w="2160"/>
           </w:tcPr>
           <w:p>
             <w:r>
               <w:rPr>
                 <w:b w:val="0"/>
               </w:rPr>
-              <w:t>10:30~11:10</w:t>
-            </w:r>
-          </w:p>
-        </w:tc>
-        <w:tc>
-          <w:tcPr>
-            <w:tcW w:type="dxa" w:w="2880"/>
-          </w:tcPr>
-          <w:p>
-            <w:r>
-              <w:rPr>
-                <w:b w:val="0"/>
-              </w:rPr>
-              <w:t>성경이야기 및 예배</w:t>
-            </w:r>
-          </w:p>
-        </w:tc>
-        <w:tc>
-          <w:tcPr>
-            <w:tcW w:type="dxa" w:w="2880"/>
-          </w:tcPr>
-          <w:p>
-            <w:r>
-              <w:rPr>
-                <w:b w:val="0"/>
-              </w:rPr>
-              <w:t>설교자</w:t>
-            </w:r>
-          </w:p>
-        </w:tc>
-      </w:tr>
-      <w:tr>
-        <w:tc>
-          <w:tcPr>
-            <w:tcW w:type="dxa" w:w="2880"/>
-          </w:tcPr>
-          <w:p>
-            <w:r>
-              <w:rPr>
-                <w:b w:val="0"/>
-              </w:rPr>
-              <w:t>11:10~12:00</w:t>
-            </w:r>
-          </w:p>
-        </w:tc>
-        <w:tc>
-          <w:tcPr>
-            <w:tcW w:type="dxa" w:w="2880"/>
-          </w:tcPr>
-          <w:p>
-            <w:r>
-              <w:rPr>
-                <w:b w:val="0"/>
-              </w:rPr>
-              <w:t>활동 1 (만들기)</w:t>
-            </w:r>
-          </w:p>
-        </w:tc>
-        <w:tc>
-          <w:tcPr>
-            <w:tcW w:type="dxa" w:w="2880"/>
-          </w:tcPr>
-          <w:p>
-            <w:r>
-              <w:rPr>
-                <w:b w:val="0"/>
-              </w:rPr>
-              <w:t>교사</w:t>
-            </w:r>
-          </w:p>
-        </w:tc>
-      </w:tr>
-      <w:tr>
-        <w:tc>
-          <w:tcPr>
-            <w:tcW w:type="dxa" w:w="2880"/>
-          </w:tcPr>
-          <w:p>
-            <w:r>
-              <w:rPr>
-                <w:b w:val="0"/>
-              </w:rPr>
-              <w:t>12:00~13:00</w:t>
-            </w:r>
-          </w:p>
-        </w:tc>
-        <w:tc>
-          <w:tcPr>
-            <w:tcW w:type="dxa" w:w="2880"/>
-          </w:tcPr>
-          <w:p>
-            <w:r>
-              <w:rPr>
-                <w:b w:val="0"/>
-              </w:rPr>
-              <w:t>점심식사</w:t>
-            </w:r>
-          </w:p>
-        </w:tc>
-        <w:tc>
-          <w:tcPr>
-            <w:tcW w:type="dxa" w:w="2880"/>
-          </w:tcPr>
-          <w:p>
-            <w:r>
-              <w:rPr>
-                <w:b w:val="0"/>
-              </w:rPr>
-              <w:t>학부모/봉사자</w:t>
-            </w:r>
-          </w:p>
-        </w:tc>
-      </w:tr>
-      <w:tr>
-        <w:tc>
-          <w:tcPr>
-            <w:tcW w:type="dxa" w:w="2880"/>
-          </w:tcPr>
-          <w:p>
-            <w:r>
-              <w:rPr>
-                <w:b w:val="0"/>
-              </w:rPr>
-              <w:t>13:00~14:00</w:t>
-            </w:r>
-          </w:p>
-        </w:tc>
-        <w:tc>
-          <w:tcPr>
-            <w:tcW w:type="dxa" w:w="2880"/>
-          </w:tcPr>
-          <w:p>
-            <w:r>
-              <w:rPr>
-                <w:b w:val="0"/>
-              </w:rPr>
-              <w:t>활동 2 (놀이/게임)</w:t>
-            </w:r>
-          </w:p>
-        </w:tc>
-        <w:tc>
-          <w:tcPr>
-            <w:tcW w:type="dxa" w:w="2880"/>
-          </w:tcPr>
-          <w:p>
-            <w:r>
-              <w:rPr>
-                <w:b w:val="0"/>
-              </w:rPr>
-              <w:t>교사</w:t>
-            </w:r>
-          </w:p>
-        </w:tc>
-      </w:tr>
-      <w:tr>
-        <w:tc>
-          <w:tcPr>
-            <w:tcW w:type="dxa" w:w="2880"/>
-          </w:tcPr>
-          <w:p>
-            <w:r>
-              <w:rPr>
-                <w:b w:val="0"/>
-              </w:rPr>
-              <w:t>14:00~14:30</w:t>
-            </w:r>
-          </w:p>
-        </w:tc>
-        <w:tc>
-          <w:tcPr>
-            <w:tcW w:type="dxa" w:w="2880"/>
-          </w:tcPr>
-          <w:p>
-            <w:r>
-              <w:rPr>
-                <w:b w:val="0"/>
-              </w:rPr>
-              <w:t>간식 만들기</w:t>
-            </w:r>
-          </w:p>
-        </w:tc>
-        <w:tc>
-          <w:tcPr>
-            <w:tcW w:type="dxa" w:w="2880"/>
-          </w:tcPr>
-          <w:p>
-            <w:r>
-              <w:rPr>
-                <w:b w:val="0"/>
-              </w:rPr>
-              <w:t>교사</w:t>
-            </w:r>
-          </w:p>
-        </w:tc>
-      </w:tr>
-      <w:tr>
-        <w:tc>
-          <w:tcPr>
-            <w:tcW w:type="dxa" w:w="2880"/>
-          </w:tcPr>
-          <w:p>
-            <w:r>
-              <w:rPr>
-                <w:b w:val="0"/>
-              </w:rPr>
-              <w:t>14:30~15:00</w:t>
-            </w:r>
-          </w:p>
-        </w:tc>
-        <w:tc>
-          <w:tcPr>
-            <w:tcW w:type="dxa" w:w="2880"/>
-          </w:tcPr>
-          <w:p>
-            <w:r>
-              <w:rPr>
-                <w:b w:val="0"/>
-              </w:rPr>
-              <w:t>파송 및 마침 기도</w:t>
-            </w:r>
-          </w:p>
-        </w:tc>
-        <w:tc>
-          <w:tcPr>
-            <w:tcW w:type="dxa" w:w="2880"/>
-          </w:tcPr>
-          <w:p>
-            <w:r>
-              <w:rPr>
-                <w:b w:val="0"/>
-              </w:rPr>
-              <w:t>부장</w:t>
+              <w:t>________</w:t>
             </w:r>
           </w:p>
         </w:tc>
@@ -518,13 +138,96 @@
     <w:p/>
     <w:p>
       <w:pPr>
-        <w:pStyle w:val="Heading2"/>
+        <w:pStyle w:val="ListNumber"/>
       </w:pPr>
       <w:r>
         <w:rPr>
           <w:b w:val="0"/>
         </w:rPr>
-        <w:t>활동 목록 (30가지)</w:t>
+        <w:t>활용 개요</w:t>
+      </w:r>
+    </w:p>
+    <w:p>
+      <w:r>
+        <w:rPr>
+          <w:b w:val="0"/>
+        </w:rPr>
+        <w:t>가. 대상: 유치부 5~7세, 예상 인원 ________명</w:t>
+      </w:r>
+    </w:p>
+    <w:p>
+      <w:r>
+        <w:rPr>
+          <w:b w:val="0"/>
+        </w:rPr>
+        <w:t>나. 활용 목적</w:t>
+      </w:r>
+    </w:p>
+    <w:p>
+      <w:r>
+        <w:rPr>
+          <w:b w:val="0"/>
+        </w:rPr>
+        <w:t>1) 신앙적 목적: 성경이야기와 공동 활동을 통하여 하나님의 사랑을 알고 감사·배려·나눔을 경험합니다.</w:t>
+      </w:r>
+    </w:p>
+    <w:p>
+      <w:r>
+        <w:rPr>
+          <w:b w:val="0"/>
+        </w:rPr>
+        <w:t>2) 확인 가능한 결과: 참여 유아가 주제와 관련된 말이나 행동을 한 가지 이상 표현하고, 선택한 활동에 안전하게 참여하였는지 확인합니다.</w:t>
+      </w:r>
+    </w:p>
+    <w:p>
+      <w:r>
+        <w:rPr>
+          <w:b w:val="0"/>
+        </w:rPr>
+        <w:t>다. 운영 기준</w:t>
+      </w:r>
+    </w:p>
+    <w:p>
+      <w:r>
+        <w:rPr>
+          <w:b w:val="0"/>
+        </w:rPr>
+        <w:t>1) 아래 활동 30가지 중 공간·인원·준비 여건에 맞는 활동을 선택합니다. 하루 일정에는 전체 활동을 모두 편성하지 않습니다.</w:t>
+      </w:r>
+    </w:p>
+    <w:p>
+      <w:r>
+        <w:rPr>
+          <w:b w:val="0"/>
+        </w:rPr>
+        <w:t>2) 활동별 담당자와 실시 기한을 확정한 후 운영합니다. 아래 활동표의 기한은 해당 활동을 마치는 예정 시각까지 기재합니다.</w:t>
+      </w:r>
+    </w:p>
+    <w:p>
+      <w:r>
+        <w:rPr>
+          <w:b w:val="0"/>
+        </w:rPr>
+        <w:t>3) 진행자는 설명을 짧게 하고 시범을 먼저 보입니다. 참여가 어려운 유아에게는 관찰·앉아서 참여·도움받기 중 선택 기회를 제공합니다.</w:t>
+      </w:r>
+    </w:p>
+    <w:p>
+      <w:r>
+        <w:rPr>
+          <w:b w:val="0"/>
+        </w:rPr>
+        <w:t>4) 연령은 행사일 기준으로 확인하며, 교사 배치와 장소별 수용 인원은 교회 운영 기준에 따라 정합니다(확인 필요).</w:t>
+      </w:r>
+    </w:p>
+    <w:p>
+      <w:pPr>
+        <w:pStyle w:val="ListNumber"/>
+      </w:pPr>
+      <w:r>
+        <w:rPr>
+          <w:b w:val="0"/>
+        </w:rPr>
+        <w:t>주제 예시</w:t>
       </w:r>
     </w:p>
     <w:tbl>
@@ -534,17 +237,16 @@
         <w:tblLook w:firstColumn="1" w:firstRow="1" w:lastColumn="0" w:lastRow="0" w:noHBand="0" w:noVBand="1" w:val="04A0"/>
       </w:tblPr>
       <w:tblGrid>
-        <w:gridCol w:w="1440"/>
-        <w:gridCol w:w="1440"/>
-        <w:gridCol w:w="1440"/>
-        <w:gridCol w:w="1440"/>
-        <w:gridCol w:w="1440"/>
-        <w:gridCol w:w="1440"/>
+        <w:gridCol w:w="1728"/>
+        <w:gridCol w:w="1728"/>
+        <w:gridCol w:w="1728"/>
+        <w:gridCol w:w="1728"/>
+        <w:gridCol w:w="1728"/>
       </w:tblGrid>
       <w:tr>
         <w:tc>
           <w:tcPr>
-            <w:tcW w:type="dxa" w:w="1440"/>
+            <w:tcW w:type="dxa" w:w="1728"/>
           </w:tcPr>
           <w:p>
             <w:r>
@@ -557,66 +259,53 @@
         </w:tc>
         <w:tc>
           <w:tcPr>
-            <w:tcW w:type="dxa" w:w="1440"/>
+            <w:tcW w:type="dxa" w:w="1728"/>
           </w:tcPr>
           <w:p>
             <w:r>
               <w:rPr>
                 <w:b/>
               </w:rPr>
-              <w:t>활동명</w:t>
-            </w:r>
-          </w:p>
-        </w:tc>
-        <w:tc>
-          <w:tcPr>
-            <w:tcW w:type="dxa" w:w="1440"/>
+              <w:t>주제</w:t>
+            </w:r>
+          </w:p>
+        </w:tc>
+        <w:tc>
+          <w:tcPr>
+            <w:tcW w:type="dxa" w:w="1728"/>
           </w:tcPr>
           <w:p>
             <w:r>
               <w:rPr>
                 <w:b/>
               </w:rPr>
-              <w:t>준비물</w:t>
-            </w:r>
-          </w:p>
-        </w:tc>
-        <w:tc>
-          <w:tcPr>
-            <w:tcW w:type="dxa" w:w="1440"/>
+              <w:t>주제 말씀</w:t>
+            </w:r>
+          </w:p>
+        </w:tc>
+        <w:tc>
+          <w:tcPr>
+            <w:tcW w:type="dxa" w:w="1728"/>
           </w:tcPr>
           <w:p>
             <w:r>
               <w:rPr>
                 <w:b/>
               </w:rPr>
-              <w:t>시간</w:t>
-            </w:r>
-          </w:p>
-        </w:tc>
-        <w:tc>
-          <w:tcPr>
-            <w:tcW w:type="dxa" w:w="1440"/>
+              <w:t>신앙적 목적</w:t>
+            </w:r>
+          </w:p>
+        </w:tc>
+        <w:tc>
+          <w:tcPr>
+            <w:tcW w:type="dxa" w:w="1728"/>
           </w:tcPr>
           <w:p>
             <w:r>
               <w:rPr>
                 <w:b/>
               </w:rPr>
-              <w:t>방법</w:t>
-            </w:r>
-          </w:p>
-        </w:tc>
-        <w:tc>
-          <w:tcPr>
-            <w:tcW w:type="dxa" w:w="1440"/>
-          </w:tcPr>
-          <w:p>
-            <w:r>
-              <w:rPr>
-                <w:b/>
-              </w:rPr>
-              <w:t>안전 주의</w:t>
+              <w:t>확인 가능한 결과 예시</w:t>
             </w:r>
           </w:p>
         </w:tc>
@@ -624,79 +313,66 @@
       <w:tr>
         <w:tc>
           <w:tcPr>
-            <w:tcW w:type="dxa" w:w="1440"/>
+            <w:tcW w:type="dxa" w:w="1728"/>
           </w:tcPr>
           <w:p>
             <w:r>
               <w:rPr>
                 <w:b w:val="0"/>
               </w:rPr>
-              <w:t>만들기</w:t>
-            </w:r>
-          </w:p>
-        </w:tc>
-        <w:tc>
-          <w:tcPr>
-            <w:tcW w:type="dxa" w:w="1440"/>
+              <w:t>가.</w:t>
+            </w:r>
+          </w:p>
+        </w:tc>
+        <w:tc>
+          <w:tcPr>
+            <w:tcW w:type="dxa" w:w="1728"/>
           </w:tcPr>
           <w:p>
             <w:r>
               <w:rPr>
                 <w:b w:val="0"/>
               </w:rPr>
-              <w:t>1. 종이 왕관 꾸미기</w:t>
-            </w:r>
-          </w:p>
-        </w:tc>
-        <w:tc>
-          <w:tcPr>
-            <w:tcW w:type="dxa" w:w="1440"/>
+              <w:t>하나님이 만드신 세상</w:t>
+            </w:r>
+          </w:p>
+        </w:tc>
+        <w:tc>
+          <w:tcPr>
+            <w:tcW w:type="dxa" w:w="1728"/>
           </w:tcPr>
           <w:p>
             <w:r>
               <w:rPr>
                 <w:b w:val="0"/>
               </w:rPr>
-              <w:t>도안, 스티커</w:t>
-            </w:r>
-          </w:p>
-        </w:tc>
-        <w:tc>
-          <w:tcPr>
-            <w:tcW w:type="dxa" w:w="1440"/>
+              <w:t>창세기 1:31</w:t>
+            </w:r>
+          </w:p>
+        </w:tc>
+        <w:tc>
+          <w:tcPr>
+            <w:tcW w:type="dxa" w:w="1728"/>
           </w:tcPr>
           <w:p>
             <w:r>
               <w:rPr>
                 <w:b w:val="0"/>
               </w:rPr>
-              <w:t>20분</w:t>
-            </w:r>
-          </w:p>
-        </w:tc>
-        <w:tc>
-          <w:tcPr>
-            <w:tcW w:type="dxa" w:w="1440"/>
+              <w:t>창조 세계를 귀하게 여깁니다.</w:t>
+            </w:r>
+          </w:p>
+        </w:tc>
+        <w:tc>
+          <w:tcPr>
+            <w:tcW w:type="dxa" w:w="1728"/>
           </w:tcPr>
           <w:p>
             <w:r>
               <w:rPr>
                 <w:b w:val="0"/>
               </w:rPr>
-              <w:t>왕관 색칠 후 스티커 붙이기</w:t>
-            </w:r>
-          </w:p>
-        </w:tc>
-        <w:tc>
-          <w:tcPr>
-            <w:tcW w:type="dxa" w:w="1440"/>
-          </w:tcPr>
-          <w:p>
-            <w:r>
-              <w:rPr>
-                <w:b w:val="0"/>
-              </w:rPr>
-              <w:t>가위질 주의</w:t>
+              <w:t>감사한 피조물 한 가지를 말하거나 그림으로 표현합니다.</w:t>
             </w:r>
           </w:p>
         </w:tc>
@@ -704,79 +380,66 @@
       <w:tr>
         <w:tc>
           <w:tcPr>
-            <w:tcW w:type="dxa" w:w="1440"/>
+            <w:tcW w:type="dxa" w:w="1728"/>
           </w:tcPr>
           <w:p>
             <w:r>
               <w:rPr>
                 <w:b w:val="0"/>
               </w:rPr>
-              <w:t>만들기</w:t>
-            </w:r>
-          </w:p>
-        </w:tc>
-        <w:tc>
-          <w:tcPr>
-            <w:tcW w:type="dxa" w:w="1440"/>
+              <w:t>나.</w:t>
+            </w:r>
+          </w:p>
+        </w:tc>
+        <w:tc>
+          <w:tcPr>
+            <w:tcW w:type="dxa" w:w="1728"/>
           </w:tcPr>
           <w:p>
             <w:r>
               <w:rPr>
                 <w:b w:val="0"/>
               </w:rPr>
-              <w:t>2. 십자가 목걸이</w:t>
-            </w:r>
-          </w:p>
-        </w:tc>
-        <w:tc>
-          <w:tcPr>
-            <w:tcW w:type="dxa" w:w="1440"/>
+              <w:t>예수님은 나를 사랑하세요</w:t>
+            </w:r>
+          </w:p>
+        </w:tc>
+        <w:tc>
+          <w:tcPr>
+            <w:tcW w:type="dxa" w:w="1728"/>
           </w:tcPr>
           <w:p>
             <w:r>
               <w:rPr>
                 <w:b w:val="0"/>
               </w:rPr>
-              <w:t>나무 십자가, 끈</w:t>
-            </w:r>
-          </w:p>
-        </w:tc>
-        <w:tc>
-          <w:tcPr>
-            <w:tcW w:type="dxa" w:w="1440"/>
+              <w:t>마가복음 10:14</w:t>
+            </w:r>
+          </w:p>
+        </w:tc>
+        <w:tc>
+          <w:tcPr>
+            <w:tcW w:type="dxa" w:w="1728"/>
           </w:tcPr>
           <w:p>
             <w:r>
               <w:rPr>
                 <w:b w:val="0"/>
               </w:rPr>
-              <w:t>20분</w:t>
-            </w:r>
-          </w:p>
-        </w:tc>
-        <w:tc>
-          <w:tcPr>
-            <w:tcW w:type="dxa" w:w="1440"/>
+              <w:t>예수님의 사랑을 알고 안심하며 예배에 참여합니다.</w:t>
+            </w:r>
+          </w:p>
+        </w:tc>
+        <w:tc>
+          <w:tcPr>
+            <w:tcW w:type="dxa" w:w="1728"/>
           </w:tcPr>
           <w:p>
             <w:r>
               <w:rPr>
                 <w:b w:val="0"/>
               </w:rPr>
-              <w:t>끈을 연결하고 색칠</w:t>
-            </w:r>
-          </w:p>
-        </w:tc>
-        <w:tc>
-          <w:tcPr>
-            <w:tcW w:type="dxa" w:w="1440"/>
-          </w:tcPr>
-          <w:p>
-            <w:r>
-              <w:rPr>
-                <w:b w:val="0"/>
-              </w:rPr>
-              <w:t>삼킴 주의</w:t>
+              <w:t>사랑받는 사람임을 말·표정·동작 중 하나로 표현합니다.</w:t>
             </w:r>
           </w:p>
         </w:tc>
@@ -784,2245 +447,4251 @@
       <w:tr>
         <w:tc>
           <w:tcPr>
-            <w:tcW w:type="dxa" w:w="1440"/>
+            <w:tcW w:type="dxa" w:w="1728"/>
           </w:tcPr>
           <w:p>
             <w:r>
               <w:rPr>
                 <w:b w:val="0"/>
               </w:rPr>
-              <w:t>만들기</w:t>
-            </w:r>
-          </w:p>
-        </w:tc>
-        <w:tc>
-          <w:tcPr>
-            <w:tcW w:type="dxa" w:w="1440"/>
+              <w:t>다.</w:t>
+            </w:r>
+          </w:p>
+        </w:tc>
+        <w:tc>
+          <w:tcPr>
+            <w:tcW w:type="dxa" w:w="1728"/>
           </w:tcPr>
           <w:p>
             <w:r>
               <w:rPr>
                 <w:b w:val="0"/>
               </w:rPr>
-              <w:t>3. 세상 만들기 모빌</w:t>
-            </w:r>
-          </w:p>
-        </w:tc>
-        <w:tc>
-          <w:tcPr>
-            <w:tcW w:type="dxa" w:w="1440"/>
+              <w:t>서로 사랑하고 도와요</w:t>
+            </w:r>
+          </w:p>
+        </w:tc>
+        <w:tc>
+          <w:tcPr>
+            <w:tcW w:type="dxa" w:w="1728"/>
           </w:tcPr>
           <w:p>
             <w:r>
               <w:rPr>
                 <w:b w:val="0"/>
               </w:rPr>
-              <w:t>종이접시, 그림</w:t>
-            </w:r>
-          </w:p>
-        </w:tc>
-        <w:tc>
-          <w:tcPr>
-            <w:tcW w:type="dxa" w:w="1440"/>
+              <w:t>요한복음 13:34</w:t>
+            </w:r>
+          </w:p>
+        </w:tc>
+        <w:tc>
+          <w:tcPr>
+            <w:tcW w:type="dxa" w:w="1728"/>
           </w:tcPr>
           <w:p>
             <w:r>
               <w:rPr>
                 <w:b w:val="0"/>
               </w:rPr>
-              <w:t>30분</w:t>
-            </w:r>
-          </w:p>
-        </w:tc>
-        <w:tc>
-          <w:tcPr>
-            <w:tcW w:type="dxa" w:w="1440"/>
+              <w:t>친구를 사랑하고 돕는 태도를 배웁니다.</w:t>
+            </w:r>
+          </w:p>
+        </w:tc>
+        <w:tc>
+          <w:tcPr>
+            <w:tcW w:type="dxa" w:w="1728"/>
           </w:tcPr>
           <w:p>
             <w:r>
               <w:rPr>
                 <w:b w:val="0"/>
               </w:rPr>
-              <w:t>그림 붙여 모빌 완성</w:t>
-            </w:r>
-          </w:p>
-        </w:tc>
-        <w:tc>
-          <w:tcPr>
-            <w:tcW w:type="dxa" w:w="1440"/>
-          </w:tcPr>
-          <w:p>
-            <w:r>
-              <w:rPr>
-                <w:b w:val="0"/>
-              </w:rPr>
-              <w:t>고리 고정 확인</w:t>
-            </w:r>
-          </w:p>
-        </w:tc>
-      </w:tr>
-      <w:tr>
-        <w:tc>
-          <w:tcPr>
-            <w:tcW w:type="dxa" w:w="1440"/>
-          </w:tcPr>
-          <w:p>
-            <w:r>
-              <w:rPr>
-                <w:b w:val="0"/>
-              </w:rPr>
-              <w:t>만들기</w:t>
-            </w:r>
-          </w:p>
-        </w:tc>
-        <w:tc>
-          <w:tcPr>
-            <w:tcW w:type="dxa" w:w="1440"/>
-          </w:tcPr>
-          <w:p>
-            <w:r>
-              <w:rPr>
-                <w:b w:val="0"/>
-              </w:rPr>
-              <w:t>4. 사랑 편지 액자</w:t>
-            </w:r>
-          </w:p>
-        </w:tc>
-        <w:tc>
-          <w:tcPr>
-            <w:tcW w:type="dxa" w:w="1440"/>
-          </w:tcPr>
-          <w:p>
-            <w:r>
-              <w:rPr>
-                <w:b w:val="0"/>
-              </w:rPr>
-              <w:t>하드보드지, 폼폼</w:t>
-            </w:r>
-          </w:p>
-        </w:tc>
-        <w:tc>
-          <w:tcPr>
-            <w:tcW w:type="dxa" w:w="1440"/>
-          </w:tcPr>
-          <w:p>
-            <w:r>
-              <w:rPr>
-                <w:b w:val="0"/>
-              </w:rPr>
-              <w:t>30분</w:t>
-            </w:r>
-          </w:p>
-        </w:tc>
-        <w:tc>
-          <w:tcPr>
-            <w:tcW w:type="dxa" w:w="1440"/>
-          </w:tcPr>
-          <w:p>
-            <w:r>
-              <w:rPr>
-                <w:b w:val="0"/>
-              </w:rPr>
-              <w:t>사진 붙이고 꾸미기</w:t>
-            </w:r>
-          </w:p>
-        </w:tc>
-        <w:tc>
-          <w:tcPr>
-            <w:tcW w:type="dxa" w:w="1440"/>
-          </w:tcPr>
-          <w:p>
-            <w:r>
-              <w:rPr>
-                <w:b w:val="0"/>
-              </w:rPr>
-              <w:t>풀 사용 지도</w:t>
-            </w:r>
-          </w:p>
-        </w:tc>
-      </w:tr>
-      <w:tr>
-        <w:tc>
-          <w:tcPr>
-            <w:tcW w:type="dxa" w:w="1440"/>
-          </w:tcPr>
-          <w:p>
-            <w:r>
-              <w:rPr>
-                <w:b w:val="0"/>
-              </w:rPr>
-              <w:t>만들기</w:t>
-            </w:r>
-          </w:p>
-        </w:tc>
-        <w:tc>
-          <w:tcPr>
-            <w:tcW w:type="dxa" w:w="1440"/>
-          </w:tcPr>
-          <w:p>
-            <w:r>
-              <w:rPr>
-                <w:b w:val="0"/>
-              </w:rPr>
-              <w:t>5. 물고기 낚시대</w:t>
-            </w:r>
-          </w:p>
-        </w:tc>
-        <w:tc>
-          <w:tcPr>
-            <w:tcW w:type="dxa" w:w="1440"/>
-          </w:tcPr>
-          <w:p>
-            <w:r>
-              <w:rPr>
-                <w:b w:val="0"/>
-              </w:rPr>
-              <w:t>나무젓가락, 자석</w:t>
-            </w:r>
-          </w:p>
-        </w:tc>
-        <w:tc>
-          <w:tcPr>
-            <w:tcW w:type="dxa" w:w="1440"/>
-          </w:tcPr>
-          <w:p>
-            <w:r>
-              <w:rPr>
-                <w:b w:val="0"/>
-              </w:rPr>
-              <w:t>20분</w:t>
-            </w:r>
-          </w:p>
-        </w:tc>
-        <w:tc>
-          <w:tcPr>
-            <w:tcW w:type="dxa" w:w="1440"/>
-          </w:tcPr>
-          <w:p>
-            <w:r>
-              <w:rPr>
-                <w:b w:val="0"/>
-              </w:rPr>
-              <w:t>실과 자석 연결</w:t>
-            </w:r>
-          </w:p>
-        </w:tc>
-        <w:tc>
-          <w:tcPr>
-            <w:tcW w:type="dxa" w:w="1440"/>
-          </w:tcPr>
-          <w:p>
-            <w:r>
-              <w:rPr>
-                <w:b w:val="0"/>
-              </w:rPr>
-              <w:t>낚싯바늘(자석) 주의</w:t>
-            </w:r>
-          </w:p>
-        </w:tc>
-      </w:tr>
-      <w:tr>
-        <w:tc>
-          <w:tcPr>
-            <w:tcW w:type="dxa" w:w="1440"/>
-          </w:tcPr>
-          <w:p>
-            <w:r>
-              <w:rPr>
-                <w:b w:val="0"/>
-              </w:rPr>
-              <w:t>만들기</w:t>
-            </w:r>
-          </w:p>
-        </w:tc>
-        <w:tc>
-          <w:tcPr>
-            <w:tcW w:type="dxa" w:w="1440"/>
-          </w:tcPr>
-          <w:p>
-            <w:r>
-              <w:rPr>
-                <w:b w:val="0"/>
-              </w:rPr>
-              <w:t>6. 부채 만들기</w:t>
-            </w:r>
-          </w:p>
-        </w:tc>
-        <w:tc>
-          <w:tcPr>
-            <w:tcW w:type="dxa" w:w="1440"/>
-          </w:tcPr>
-          <w:p>
-            <w:r>
-              <w:rPr>
-                <w:b w:val="0"/>
-              </w:rPr>
-              <w:t>부채 도안, 마커</w:t>
-            </w:r>
-          </w:p>
-        </w:tc>
-        <w:tc>
-          <w:tcPr>
-            <w:tcW w:type="dxa" w:w="1440"/>
-          </w:tcPr>
-          <w:p>
-            <w:r>
-              <w:rPr>
-                <w:b w:val="0"/>
-              </w:rPr>
-              <w:t>15분</w:t>
-            </w:r>
-          </w:p>
-        </w:tc>
-        <w:tc>
-          <w:tcPr>
-            <w:tcW w:type="dxa" w:w="1440"/>
-          </w:tcPr>
-          <w:p>
-            <w:r>
-              <w:rPr>
-                <w:b w:val="0"/>
-              </w:rPr>
-              <w:t>부채에 주제 쓰기</w:t>
-            </w:r>
-          </w:p>
-        </w:tc>
-        <w:tc>
-          <w:tcPr>
-            <w:tcW w:type="dxa" w:w="1440"/>
-          </w:tcPr>
-          <w:p>
-            <w:r>
-              <w:rPr>
-                <w:b w:val="0"/>
-              </w:rPr>
-              <w:t>뾰족한 곳 확인</w:t>
-            </w:r>
-          </w:p>
-        </w:tc>
-      </w:tr>
-      <w:tr>
-        <w:tc>
-          <w:tcPr>
-            <w:tcW w:type="dxa" w:w="1440"/>
-          </w:tcPr>
-          <w:p>
-            <w:r>
-              <w:rPr>
-                <w:b w:val="0"/>
-              </w:rPr>
-              <w:t>놀이</w:t>
-            </w:r>
-          </w:p>
-        </w:tc>
-        <w:tc>
-          <w:tcPr>
-            <w:tcW w:type="dxa" w:w="1440"/>
-          </w:tcPr>
-          <w:p>
-            <w:r>
-              <w:rPr>
-                <w:b w:val="0"/>
-              </w:rPr>
-              <w:t>7. 징검다리 건너기</w:t>
-            </w:r>
-          </w:p>
-        </w:tc>
-        <w:tc>
-          <w:tcPr>
-            <w:tcW w:type="dxa" w:w="1440"/>
-          </w:tcPr>
-          <w:p>
-            <w:r>
-              <w:rPr>
-                <w:b w:val="0"/>
-              </w:rPr>
-              <w:t>매트, 색지</w:t>
-            </w:r>
-          </w:p>
-        </w:tc>
-        <w:tc>
-          <w:tcPr>
-            <w:tcW w:type="dxa" w:w="1440"/>
-          </w:tcPr>
-          <w:p>
-            <w:r>
-              <w:rPr>
-                <w:b w:val="0"/>
-              </w:rPr>
-              <w:t>20분</w:t>
-            </w:r>
-          </w:p>
-        </w:tc>
-        <w:tc>
-          <w:tcPr>
-            <w:tcW w:type="dxa" w:w="1440"/>
-          </w:tcPr>
-          <w:p>
-            <w:r>
-              <w:rPr>
-                <w:b w:val="0"/>
-              </w:rPr>
-              <w:t>색지 밟고 이동하기</w:t>
-            </w:r>
-          </w:p>
-        </w:tc>
-        <w:tc>
-          <w:tcPr>
-            <w:tcW w:type="dxa" w:w="1440"/>
-          </w:tcPr>
-          <w:p>
-            <w:r>
-              <w:rPr>
-                <w:b w:val="0"/>
-              </w:rPr>
-              <w:t>넘어짐 방지</w:t>
-            </w:r>
-          </w:p>
-        </w:tc>
-      </w:tr>
-      <w:tr>
-        <w:tc>
-          <w:tcPr>
-            <w:tcW w:type="dxa" w:w="1440"/>
-          </w:tcPr>
-          <w:p>
-            <w:r>
-              <w:rPr>
-                <w:b w:val="0"/>
-              </w:rPr>
-              <w:t>놀이</w:t>
-            </w:r>
-          </w:p>
-        </w:tc>
-        <w:tc>
-          <w:tcPr>
-            <w:tcW w:type="dxa" w:w="1440"/>
-          </w:tcPr>
-          <w:p>
-            <w:r>
-              <w:rPr>
-                <w:b w:val="0"/>
-              </w:rPr>
-              <w:t>8. 꼬리 잡기</w:t>
-            </w:r>
-          </w:p>
-        </w:tc>
-        <w:tc>
-          <w:tcPr>
-            <w:tcW w:type="dxa" w:w="1440"/>
-          </w:tcPr>
-          <w:p>
-            <w:r>
-              <w:rPr>
-                <w:b w:val="0"/>
-              </w:rPr>
-              <w:t>수건</w:t>
-            </w:r>
-          </w:p>
-        </w:tc>
-        <w:tc>
-          <w:tcPr>
-            <w:tcW w:type="dxa" w:w="1440"/>
-          </w:tcPr>
-          <w:p>
-            <w:r>
-              <w:rPr>
-                <w:b w:val="0"/>
-              </w:rPr>
-              <w:t>15분</w:t>
-            </w:r>
-          </w:p>
-        </w:tc>
-        <w:tc>
-          <w:tcPr>
-            <w:tcW w:type="dxa" w:w="1440"/>
-          </w:tcPr>
-          <w:p>
-            <w:r>
-              <w:rPr>
-                <w:b w:val="0"/>
-              </w:rPr>
-              <w:t>수건 꼬리 떼기</w:t>
-            </w:r>
-          </w:p>
-        </w:tc>
-        <w:tc>
-          <w:tcPr>
-            <w:tcW w:type="dxa" w:w="1440"/>
-          </w:tcPr>
-          <w:p>
-            <w:r>
-              <w:rPr>
-                <w:b w:val="0"/>
-              </w:rPr>
-              <w:t>뛰지 않기</w:t>
-            </w:r>
-          </w:p>
-        </w:tc>
-      </w:tr>
-      <w:tr>
-        <w:tc>
-          <w:tcPr>
-            <w:tcW w:type="dxa" w:w="1440"/>
-          </w:tcPr>
-          <w:p>
-            <w:r>
-              <w:rPr>
-                <w:b w:val="0"/>
-              </w:rPr>
-              <w:t>놀이</w:t>
-            </w:r>
-          </w:p>
-        </w:tc>
-        <w:tc>
-          <w:tcPr>
-            <w:tcW w:type="dxa" w:w="1440"/>
-          </w:tcPr>
-          <w:p>
-            <w:r>
-              <w:rPr>
-                <w:b w:val="0"/>
-              </w:rPr>
-              <w:t>9. 파라슈트 놀이</w:t>
-            </w:r>
-          </w:p>
-        </w:tc>
-        <w:tc>
-          <w:tcPr>
-            <w:tcW w:type="dxa" w:w="1440"/>
-          </w:tcPr>
-          <w:p>
-            <w:r>
-              <w:rPr>
-                <w:b w:val="0"/>
-              </w:rPr>
-              <w:t>천, 공</w:t>
-            </w:r>
-          </w:p>
-        </w:tc>
-        <w:tc>
-          <w:tcPr>
-            <w:tcW w:type="dxa" w:w="1440"/>
-          </w:tcPr>
-          <w:p>
-            <w:r>
-              <w:rPr>
-                <w:b w:val="0"/>
-              </w:rPr>
-              <w:t>20분</w:t>
-            </w:r>
-          </w:p>
-        </w:tc>
-        <w:tc>
-          <w:tcPr>
-            <w:tcW w:type="dxa" w:w="1440"/>
-          </w:tcPr>
-          <w:p>
-            <w:r>
-              <w:rPr>
-                <w:b w:val="0"/>
-              </w:rPr>
-              <w:t>천 흔들어 공 띄우기</w:t>
-            </w:r>
-          </w:p>
-        </w:tc>
-        <w:tc>
-          <w:tcPr>
-            <w:tcW w:type="dxa" w:w="1440"/>
-          </w:tcPr>
-          <w:p>
-            <w:r>
-              <w:rPr>
-                <w:b w:val="0"/>
-              </w:rPr>
-              <w:t>손가락 끼임 주의</w:t>
-            </w:r>
-          </w:p>
-        </w:tc>
-      </w:tr>
-      <w:tr>
-        <w:tc>
-          <w:tcPr>
-            <w:tcW w:type="dxa" w:w="1440"/>
-          </w:tcPr>
-          <w:p>
-            <w:r>
-              <w:rPr>
-                <w:b w:val="0"/>
-              </w:rPr>
-              <w:t>놀이</w:t>
-            </w:r>
-          </w:p>
-        </w:tc>
-        <w:tc>
-          <w:tcPr>
-            <w:tcW w:type="dxa" w:w="1440"/>
-          </w:tcPr>
-          <w:p>
-            <w:r>
-              <w:rPr>
-                <w:b w:val="0"/>
-              </w:rPr>
-              <w:t>10. 공 던지기</w:t>
-            </w:r>
-          </w:p>
-        </w:tc>
-        <w:tc>
-          <w:tcPr>
-            <w:tcW w:type="dxa" w:w="1440"/>
-          </w:tcPr>
-          <w:p>
-            <w:r>
-              <w:rPr>
-                <w:b w:val="0"/>
-              </w:rPr>
-              <w:t>바구니, 공</w:t>
-            </w:r>
-          </w:p>
-        </w:tc>
-        <w:tc>
-          <w:tcPr>
-            <w:tcW w:type="dxa" w:w="1440"/>
-          </w:tcPr>
-          <w:p>
-            <w:r>
-              <w:rPr>
-                <w:b w:val="0"/>
-              </w:rPr>
-              <w:t>15분</w:t>
-            </w:r>
-          </w:p>
-        </w:tc>
-        <w:tc>
-          <w:tcPr>
-            <w:tcW w:type="dxa" w:w="1440"/>
-          </w:tcPr>
-          <w:p>
-            <w:r>
-              <w:rPr>
-                <w:b w:val="0"/>
-              </w:rPr>
-              <w:t>바구니에 공 넣기</w:t>
-            </w:r>
-          </w:p>
-        </w:tc>
-        <w:tc>
-          <w:tcPr>
-            <w:tcW w:type="dxa" w:w="1440"/>
-          </w:tcPr>
-          <w:p>
-            <w:r>
-              <w:rPr>
-                <w:b w:val="0"/>
-              </w:rPr>
-              <w:t>공 충돌 주의</w:t>
-            </w:r>
-          </w:p>
-        </w:tc>
-      </w:tr>
-      <w:tr>
-        <w:tc>
-          <w:tcPr>
-            <w:tcW w:type="dxa" w:w="1440"/>
-          </w:tcPr>
-          <w:p>
-            <w:r>
-              <w:rPr>
-                <w:b w:val="0"/>
-              </w:rPr>
-              <w:t>놀이</w:t>
-            </w:r>
-          </w:p>
-        </w:tc>
-        <w:tc>
-          <w:tcPr>
-            <w:tcW w:type="dxa" w:w="1440"/>
-          </w:tcPr>
-          <w:p>
-            <w:r>
-              <w:rPr>
-                <w:b w:val="0"/>
-              </w:rPr>
-              <w:t>11. 보물 찾기</w:t>
-            </w:r>
-          </w:p>
-        </w:tc>
-        <w:tc>
-          <w:tcPr>
-            <w:tcW w:type="dxa" w:w="1440"/>
-          </w:tcPr>
-          <w:p>
-            <w:r>
-              <w:rPr>
-                <w:b w:val="0"/>
-              </w:rPr>
-              <w:t>쪽지</w:t>
-            </w:r>
-          </w:p>
-        </w:tc>
-        <w:tc>
-          <w:tcPr>
-            <w:tcW w:type="dxa" w:w="1440"/>
-          </w:tcPr>
-          <w:p>
-            <w:r>
-              <w:rPr>
-                <w:b w:val="0"/>
-              </w:rPr>
-              <w:t>20분</w:t>
-            </w:r>
-          </w:p>
-        </w:tc>
-        <w:tc>
-          <w:tcPr>
-            <w:tcW w:type="dxa" w:w="1440"/>
-          </w:tcPr>
-          <w:p>
-            <w:r>
-              <w:rPr>
-                <w:b w:val="0"/>
-              </w:rPr>
-              <w:t>교회 내 숨은 쪽지 찾기</w:t>
-            </w:r>
-          </w:p>
-        </w:tc>
-        <w:tc>
-          <w:tcPr>
-            <w:tcW w:type="dxa" w:w="1440"/>
-          </w:tcPr>
-          <w:p>
-            <w:r>
-              <w:rPr>
-                <w:b w:val="0"/>
-              </w:rPr>
-              <w:t>계단 주의</w:t>
-            </w:r>
-          </w:p>
-        </w:tc>
-      </w:tr>
-      <w:tr>
-        <w:tc>
-          <w:tcPr>
-            <w:tcW w:type="dxa" w:w="1440"/>
-          </w:tcPr>
-          <w:p>
-            <w:r>
-              <w:rPr>
-                <w:b w:val="0"/>
-              </w:rPr>
-              <w:t>놀이</w:t>
-            </w:r>
-          </w:p>
-        </w:tc>
-        <w:tc>
-          <w:tcPr>
-            <w:tcW w:type="dxa" w:w="1440"/>
-          </w:tcPr>
-          <w:p>
-            <w:r>
-              <w:rPr>
-                <w:b w:val="0"/>
-              </w:rPr>
-              <w:t>12. 동물 흉내 내기</w:t>
-            </w:r>
-          </w:p>
-        </w:tc>
-        <w:tc>
-          <w:tcPr>
-            <w:tcW w:type="dxa" w:w="1440"/>
-          </w:tcPr>
-          <w:p>
-            <w:r>
-              <w:rPr>
-                <w:b w:val="0"/>
-              </w:rPr>
-              <w:t>카드</w:t>
-            </w:r>
-          </w:p>
-        </w:tc>
-        <w:tc>
-          <w:tcPr>
-            <w:tcW w:type="dxa" w:w="1440"/>
-          </w:tcPr>
-          <w:p>
-            <w:r>
-              <w:rPr>
-                <w:b w:val="0"/>
-              </w:rPr>
-              <w:t>15분</w:t>
-            </w:r>
-          </w:p>
-        </w:tc>
-        <w:tc>
-          <w:tcPr>
-            <w:tcW w:type="dxa" w:w="1440"/>
-          </w:tcPr>
-          <w:p>
-            <w:r>
-              <w:rPr>
-                <w:b w:val="0"/>
-              </w:rPr>
-              <w:t>카드 속 동물 흉내</w:t>
-            </w:r>
-          </w:p>
-        </w:tc>
-        <w:tc>
-          <w:tcPr>
-            <w:tcW w:type="dxa" w:w="1440"/>
-          </w:tcPr>
-          <w:p>
-            <w:r>
-              <w:rPr>
-                <w:b w:val="0"/>
-              </w:rPr>
-              <w:t>과도한 행동 금지</w:t>
-            </w:r>
-          </w:p>
-        </w:tc>
-      </w:tr>
-      <w:tr>
-        <w:tc>
-          <w:tcPr>
-            <w:tcW w:type="dxa" w:w="1440"/>
-          </w:tcPr>
-          <w:p>
-            <w:r>
-              <w:rPr>
-                <w:b w:val="0"/>
-              </w:rPr>
-              <w:t>찬양/율동</w:t>
-            </w:r>
-          </w:p>
-        </w:tc>
-        <w:tc>
-          <w:tcPr>
-            <w:tcW w:type="dxa" w:w="1440"/>
-          </w:tcPr>
-          <w:p>
-            <w:r>
-              <w:rPr>
-                <w:b w:val="0"/>
-              </w:rPr>
-              <w:t>13. 주제가 익히기</w:t>
-            </w:r>
-          </w:p>
-        </w:tc>
-        <w:tc>
-          <w:tcPr>
-            <w:tcW w:type="dxa" w:w="1440"/>
-          </w:tcPr>
-          <w:p>
-            <w:r>
-              <w:rPr>
-                <w:b w:val="0"/>
-              </w:rPr>
-              <w:t>음원</w:t>
-            </w:r>
-          </w:p>
-        </w:tc>
-        <w:tc>
-          <w:tcPr>
-            <w:tcW w:type="dxa" w:w="1440"/>
-          </w:tcPr>
-          <w:p>
-            <w:r>
-              <w:rPr>
-                <w:b w:val="0"/>
-              </w:rPr>
-              <w:t>20분</w:t>
-            </w:r>
-          </w:p>
-        </w:tc>
-        <w:tc>
-          <w:tcPr>
-            <w:tcW w:type="dxa" w:w="1440"/>
-          </w:tcPr>
-          <w:p>
-            <w:r>
-              <w:rPr>
-                <w:b w:val="0"/>
-              </w:rPr>
-              <w:t>반복해서 따라 부르기</w:t>
-            </w:r>
-          </w:p>
-        </w:tc>
-        <w:tc>
-          <w:tcPr>
-            <w:tcW w:type="dxa" w:w="1440"/>
-          </w:tcPr>
-          <w:p>
-            <w:r>
-              <w:rPr>
-                <w:b w:val="0"/>
-              </w:rPr>
-              <w:t>목 보호</w:t>
-            </w:r>
-          </w:p>
-        </w:tc>
-      </w:tr>
-      <w:tr>
-        <w:tc>
-          <w:tcPr>
-            <w:tcW w:type="dxa" w:w="1440"/>
-          </w:tcPr>
-          <w:p>
-            <w:r>
-              <w:rPr>
-                <w:b w:val="0"/>
-              </w:rPr>
-              <w:t>찬양/율동</w:t>
-            </w:r>
-          </w:p>
-        </w:tc>
-        <w:tc>
-          <w:tcPr>
-            <w:tcW w:type="dxa" w:w="1440"/>
-          </w:tcPr>
-          <w:p>
-            <w:r>
-              <w:rPr>
-                <w:b w:val="0"/>
-              </w:rPr>
-              <w:t>14. 율동 배우기</w:t>
-            </w:r>
-          </w:p>
-        </w:tc>
-        <w:tc>
-          <w:tcPr>
-            <w:tcW w:type="dxa" w:w="1440"/>
-          </w:tcPr>
-          <w:p>
-            <w:r>
-              <w:rPr>
-                <w:b w:val="0"/>
-              </w:rPr>
-              <w:t>음원</w:t>
-            </w:r>
-          </w:p>
-        </w:tc>
-        <w:tc>
-          <w:tcPr>
-            <w:tcW w:type="dxa" w:w="1440"/>
-          </w:tcPr>
-          <w:p>
-            <w:r>
-              <w:rPr>
-                <w:b w:val="0"/>
-              </w:rPr>
-              <w:t>20분</w:t>
-            </w:r>
-          </w:p>
-        </w:tc>
-        <w:tc>
-          <w:tcPr>
-            <w:tcW w:type="dxa" w:w="1440"/>
-          </w:tcPr>
-          <w:p>
-            <w:r>
-              <w:rPr>
-                <w:b w:val="0"/>
-              </w:rPr>
-              <w:t>쉬운 동작 배우기</w:t>
-            </w:r>
-          </w:p>
-        </w:tc>
-        <w:tc>
-          <w:tcPr>
-            <w:tcW w:type="dxa" w:w="1440"/>
-          </w:tcPr>
-          <w:p>
-            <w:r>
-              <w:rPr>
-                <w:b w:val="0"/>
-              </w:rPr>
-              <w:t>공간 확보</w:t>
-            </w:r>
-          </w:p>
-        </w:tc>
-      </w:tr>
-      <w:tr>
-        <w:tc>
-          <w:tcPr>
-            <w:tcW w:type="dxa" w:w="1440"/>
-          </w:tcPr>
-          <w:p>
-            <w:r>
-              <w:rPr>
-                <w:b w:val="0"/>
-              </w:rPr>
-              <w:t>찬양/율동</w:t>
-            </w:r>
-          </w:p>
-        </w:tc>
-        <w:tc>
-          <w:tcPr>
-            <w:tcW w:type="dxa" w:w="1440"/>
-          </w:tcPr>
-          <w:p>
-            <w:r>
-              <w:rPr>
-                <w:b w:val="0"/>
-              </w:rPr>
-              <w:t>15. 악기 연주</w:t>
-            </w:r>
-          </w:p>
-        </w:tc>
-        <w:tc>
-          <w:tcPr>
-            <w:tcW w:type="dxa" w:w="1440"/>
-          </w:tcPr>
-          <w:p>
-            <w:r>
-              <w:rPr>
-                <w:b w:val="0"/>
-              </w:rPr>
-              <w:t>탬버린, 트라이앵글</w:t>
-            </w:r>
-          </w:p>
-        </w:tc>
-        <w:tc>
-          <w:tcPr>
-            <w:tcW w:type="dxa" w:w="1440"/>
-          </w:tcPr>
-          <w:p>
-            <w:r>
-              <w:rPr>
-                <w:b w:val="0"/>
-              </w:rPr>
-              <w:t>15분</w:t>
-            </w:r>
-          </w:p>
-        </w:tc>
-        <w:tc>
-          <w:tcPr>
-            <w:tcW w:type="dxa" w:w="1440"/>
-          </w:tcPr>
-          <w:p>
-            <w:r>
-              <w:rPr>
-                <w:b w:val="0"/>
-              </w:rPr>
-              <w:t>박자에 맞춰 연주</w:t>
-            </w:r>
-          </w:p>
-        </w:tc>
-        <w:tc>
-          <w:tcPr>
-            <w:tcW w:type="dxa" w:w="1440"/>
-          </w:tcPr>
-          <w:p>
-            <w:r>
-              <w:rPr>
-                <w:b w:val="0"/>
-              </w:rPr>
-              <w:t>악기 던지기 금지</w:t>
-            </w:r>
-          </w:p>
-        </w:tc>
-      </w:tr>
-      <w:tr>
-        <w:tc>
-          <w:tcPr>
-            <w:tcW w:type="dxa" w:w="1440"/>
-          </w:tcPr>
-          <w:p>
-            <w:r>
-              <w:rPr>
-                <w:b w:val="0"/>
-              </w:rPr>
-              <w:t>찬양/율동</w:t>
-            </w:r>
-          </w:p>
-        </w:tc>
-        <w:tc>
-          <w:tcPr>
-            <w:tcW w:type="dxa" w:w="1440"/>
-          </w:tcPr>
-          <w:p>
-            <w:r>
-              <w:rPr>
-                <w:b w:val="0"/>
-              </w:rPr>
-              <w:t>16. 찬양 퀴즈</w:t>
-            </w:r>
-          </w:p>
-        </w:tc>
-        <w:tc>
-          <w:tcPr>
-            <w:tcW w:type="dxa" w:w="1440"/>
-          </w:tcPr>
-          <w:p>
-            <w:r>
-              <w:rPr>
-                <w:b w:val="0"/>
-              </w:rPr>
-              <w:t>문제지</w:t>
-            </w:r>
-          </w:p>
-        </w:tc>
-        <w:tc>
-          <w:tcPr>
-            <w:tcW w:type="dxa" w:w="1440"/>
-          </w:tcPr>
-          <w:p>
-            <w:r>
-              <w:rPr>
-                <w:b w:val="0"/>
-              </w:rPr>
-              <w:t>15분</w:t>
-            </w:r>
-          </w:p>
-        </w:tc>
-        <w:tc>
-          <w:tcPr>
-            <w:tcW w:type="dxa" w:w="1440"/>
-          </w:tcPr>
-          <w:p>
-            <w:r>
-              <w:rPr>
-                <w:b w:val="0"/>
-              </w:rPr>
-              <w:t>찬양 듣고 제목 맞추기</w:t>
-            </w:r>
-          </w:p>
-        </w:tc>
-        <w:tc>
-          <w:tcPr>
-            <w:tcW w:type="dxa" w:w="1440"/>
-          </w:tcPr>
-          <w:p>
-            <w:r>
-              <w:rPr>
-                <w:b w:val="0"/>
-              </w:rPr>
-              <w:t>-</w:t>
-            </w:r>
-          </w:p>
-        </w:tc>
-      </w:tr>
-      <w:tr>
-        <w:tc>
-          <w:tcPr>
-            <w:tcW w:type="dxa" w:w="1440"/>
-          </w:tcPr>
-          <w:p>
-            <w:r>
-              <w:rPr>
-                <w:b w:val="0"/>
-              </w:rPr>
-              <w:t>찬양/율동</w:t>
-            </w:r>
-          </w:p>
-        </w:tc>
-        <w:tc>
-          <w:tcPr>
-            <w:tcW w:type="dxa" w:w="1440"/>
-          </w:tcPr>
-          <w:p>
-            <w:r>
-              <w:rPr>
-                <w:b w:val="0"/>
-              </w:rPr>
-              <w:t>17. 율동 발표회</w:t>
-            </w:r>
-          </w:p>
-        </w:tc>
-        <w:tc>
-          <w:tcPr>
-            <w:tcW w:type="dxa" w:w="1440"/>
-          </w:tcPr>
-          <w:p>
-            <w:r>
-              <w:rPr>
-                <w:b w:val="0"/>
-              </w:rPr>
-              <w:t>무대</w:t>
-            </w:r>
-          </w:p>
-        </w:tc>
-        <w:tc>
-          <w:tcPr>
-            <w:tcW w:type="dxa" w:w="1440"/>
-          </w:tcPr>
-          <w:p>
-            <w:r>
-              <w:rPr>
-                <w:b w:val="0"/>
-              </w:rPr>
-              <w:t>20분</w:t>
-            </w:r>
-          </w:p>
-        </w:tc>
-        <w:tc>
-          <w:tcPr>
-            <w:tcW w:type="dxa" w:w="1440"/>
-          </w:tcPr>
-          <w:p>
-            <w:r>
-              <w:rPr>
-                <w:b w:val="0"/>
-              </w:rPr>
-              <w:t>배운 율동 하기</w:t>
-            </w:r>
-          </w:p>
-        </w:tc>
-        <w:tc>
-          <w:tcPr>
-            <w:tcW w:type="dxa" w:w="1440"/>
-          </w:tcPr>
-          <w:p>
-            <w:r>
-              <w:rPr>
-                <w:b w:val="0"/>
-              </w:rPr>
-              <w:t>조명/단상 주의</w:t>
-            </w:r>
-          </w:p>
-        </w:tc>
-      </w:tr>
-      <w:tr>
-        <w:tc>
-          <w:tcPr>
-            <w:tcW w:type="dxa" w:w="1440"/>
-          </w:tcPr>
-          <w:p>
-            <w:r>
-              <w:rPr>
-                <w:b w:val="0"/>
-              </w:rPr>
-              <w:t>찬양/율동</w:t>
-            </w:r>
-          </w:p>
-        </w:tc>
-        <w:tc>
-          <w:tcPr>
-            <w:tcW w:type="dxa" w:w="1440"/>
-          </w:tcPr>
-          <w:p>
-            <w:r>
-              <w:rPr>
-                <w:b w:val="0"/>
-              </w:rPr>
-              <w:t>18. 신체 찬양</w:t>
-            </w:r>
-          </w:p>
-        </w:tc>
-        <w:tc>
-          <w:tcPr>
-            <w:tcW w:type="dxa" w:w="1440"/>
-          </w:tcPr>
-          <w:p>
-            <w:r>
-              <w:rPr>
-                <w:b w:val="0"/>
-              </w:rPr>
-              <w:t>-</w:t>
-            </w:r>
-          </w:p>
-        </w:tc>
-        <w:tc>
-          <w:tcPr>
-            <w:tcW w:type="dxa" w:w="1440"/>
-          </w:tcPr>
-          <w:p>
-            <w:r>
-              <w:rPr>
-                <w:b w:val="0"/>
-              </w:rPr>
-              <w:t>15분</w:t>
-            </w:r>
-          </w:p>
-        </w:tc>
-        <w:tc>
-          <w:tcPr>
-            <w:tcW w:type="dxa" w:w="1440"/>
-          </w:tcPr>
-          <w:p>
-            <w:r>
-              <w:rPr>
-                <w:b w:val="0"/>
-              </w:rPr>
-              <w:t>몸으로 찬양 표현</w:t>
-            </w:r>
-          </w:p>
-        </w:tc>
-        <w:tc>
-          <w:tcPr>
-            <w:tcW w:type="dxa" w:w="1440"/>
-          </w:tcPr>
-          <w:p>
-            <w:r>
-              <w:rPr>
-                <w:b w:val="0"/>
-              </w:rPr>
-              <w:t>-</w:t>
-            </w:r>
-          </w:p>
-        </w:tc>
-      </w:tr>
-      <w:tr>
-        <w:tc>
-          <w:tcPr>
-            <w:tcW w:type="dxa" w:w="1440"/>
-          </w:tcPr>
-          <w:p>
-            <w:r>
-              <w:rPr>
-                <w:b w:val="0"/>
-              </w:rPr>
-              <w:t>성경이야기</w:t>
-            </w:r>
-          </w:p>
-        </w:tc>
-        <w:tc>
-          <w:tcPr>
-            <w:tcW w:type="dxa" w:w="1440"/>
-          </w:tcPr>
-          <w:p>
-            <w:r>
-              <w:rPr>
-                <w:b w:val="0"/>
-              </w:rPr>
-              <w:t>19. 동화 구연</w:t>
-            </w:r>
-          </w:p>
-        </w:tc>
-        <w:tc>
-          <w:tcPr>
-            <w:tcW w:type="dxa" w:w="1440"/>
-          </w:tcPr>
-          <w:p>
-            <w:r>
-              <w:rPr>
-                <w:b w:val="0"/>
-              </w:rPr>
-              <w:t>책/교재</w:t>
-            </w:r>
-          </w:p>
-        </w:tc>
-        <w:tc>
-          <w:tcPr>
-            <w:tcW w:type="dxa" w:w="1440"/>
-          </w:tcPr>
-          <w:p>
-            <w:r>
-              <w:rPr>
-                <w:b w:val="0"/>
-              </w:rPr>
-              <w:t>20분</w:t>
-            </w:r>
-          </w:p>
-        </w:tc>
-        <w:tc>
-          <w:tcPr>
-            <w:tcW w:type="dxa" w:w="1440"/>
-          </w:tcPr>
-          <w:p>
-            <w:r>
-              <w:rPr>
-                <w:b w:val="0"/>
-              </w:rPr>
-              <w:t>이야기 듣기</w:t>
-            </w:r>
-          </w:p>
-        </w:tc>
-        <w:tc>
-          <w:tcPr>
-            <w:tcW w:type="dxa" w:w="1440"/>
-          </w:tcPr>
-          <w:p>
-            <w:r>
-              <w:rPr>
-                <w:b w:val="0"/>
-              </w:rPr>
-              <w:t>집중력 유도</w:t>
-            </w:r>
-          </w:p>
-        </w:tc>
-      </w:tr>
-      <w:tr>
-        <w:tc>
-          <w:tcPr>
-            <w:tcW w:type="dxa" w:w="1440"/>
-          </w:tcPr>
-          <w:p>
-            <w:r>
-              <w:rPr>
-                <w:b w:val="0"/>
-              </w:rPr>
-              <w:t>성경이야기</w:t>
-            </w:r>
-          </w:p>
-        </w:tc>
-        <w:tc>
-          <w:tcPr>
-            <w:tcW w:type="dxa" w:w="1440"/>
-          </w:tcPr>
-          <w:p>
-            <w:r>
-              <w:rPr>
-                <w:b w:val="0"/>
-              </w:rPr>
-              <w:t>20. 인형극 관람</w:t>
-            </w:r>
-          </w:p>
-        </w:tc>
-        <w:tc>
-          <w:tcPr>
-            <w:tcW w:type="dxa" w:w="1440"/>
-          </w:tcPr>
-          <w:p>
-            <w:r>
-              <w:rPr>
-                <w:b w:val="0"/>
-              </w:rPr>
-              <w:t>손인형</w:t>
-            </w:r>
-          </w:p>
-        </w:tc>
-        <w:tc>
-          <w:tcPr>
-            <w:tcW w:type="dxa" w:w="1440"/>
-          </w:tcPr>
-          <w:p>
-            <w:r>
-              <w:rPr>
-                <w:b w:val="0"/>
-              </w:rPr>
-              <w:t>30분</w:t>
-            </w:r>
-          </w:p>
-        </w:tc>
-        <w:tc>
-          <w:tcPr>
-            <w:tcW w:type="dxa" w:w="1440"/>
-          </w:tcPr>
-          <w:p>
-            <w:r>
-              <w:rPr>
-                <w:b w:val="0"/>
-              </w:rPr>
-              <w:t>인형극 보기</w:t>
-            </w:r>
-          </w:p>
-        </w:tc>
-        <w:tc>
-          <w:tcPr>
-            <w:tcW w:type="dxa" w:w="1440"/>
-          </w:tcPr>
-          <w:p>
-            <w:r>
-              <w:rPr>
-                <w:b w:val="0"/>
-              </w:rPr>
-              <w:t>어두운 조명 주의</w:t>
-            </w:r>
-          </w:p>
-        </w:tc>
-      </w:tr>
-      <w:tr>
-        <w:tc>
-          <w:tcPr>
-            <w:tcW w:type="dxa" w:w="1440"/>
-          </w:tcPr>
-          <w:p>
-            <w:r>
-              <w:rPr>
-                <w:b w:val="0"/>
-              </w:rPr>
-              <w:t>성경이야기</w:t>
-            </w:r>
-          </w:p>
-        </w:tc>
-        <w:tc>
-          <w:tcPr>
-            <w:tcW w:type="dxa" w:w="1440"/>
-          </w:tcPr>
-          <w:p>
-            <w:r>
-              <w:rPr>
-                <w:b w:val="0"/>
-              </w:rPr>
-              <w:t>21. 성경 그림 그리기</w:t>
-            </w:r>
-          </w:p>
-        </w:tc>
-        <w:tc>
-          <w:tcPr>
-            <w:tcW w:type="dxa" w:w="1440"/>
-          </w:tcPr>
-          <w:p>
-            <w:r>
-              <w:rPr>
-                <w:b w:val="0"/>
-              </w:rPr>
-              <w:t>도화지</w:t>
-            </w:r>
-          </w:p>
-        </w:tc>
-        <w:tc>
-          <w:tcPr>
-            <w:tcW w:type="dxa" w:w="1440"/>
-          </w:tcPr>
-          <w:p>
-            <w:r>
-              <w:rPr>
-                <w:b w:val="0"/>
-              </w:rPr>
-              <w:t>20분</w:t>
-            </w:r>
-          </w:p>
-        </w:tc>
-        <w:tc>
-          <w:tcPr>
-            <w:tcW w:type="dxa" w:w="1440"/>
-          </w:tcPr>
-          <w:p>
-            <w:r>
-              <w:rPr>
-                <w:b w:val="0"/>
-              </w:rPr>
-              <w:t>들은 내용 그리기</w:t>
-            </w:r>
-          </w:p>
-        </w:tc>
-        <w:tc>
-          <w:tcPr>
-            <w:tcW w:type="dxa" w:w="1440"/>
-          </w:tcPr>
-          <w:p>
-            <w:r>
-              <w:rPr>
-                <w:b w:val="0"/>
-              </w:rPr>
-              <w:t>-</w:t>
-            </w:r>
-          </w:p>
-        </w:tc>
-      </w:tr>
-      <w:tr>
-        <w:tc>
-          <w:tcPr>
-            <w:tcW w:type="dxa" w:w="1440"/>
-          </w:tcPr>
-          <w:p>
-            <w:r>
-              <w:rPr>
-                <w:b w:val="0"/>
-              </w:rPr>
-              <w:t>성경이야기</w:t>
-            </w:r>
-          </w:p>
-        </w:tc>
-        <w:tc>
-          <w:tcPr>
-            <w:tcW w:type="dxa" w:w="1440"/>
-          </w:tcPr>
-          <w:p>
-            <w:r>
-              <w:rPr>
-                <w:b w:val="0"/>
-              </w:rPr>
-              <w:t>22. 성경 카드 게임</w:t>
-            </w:r>
-          </w:p>
-        </w:tc>
-        <w:tc>
-          <w:tcPr>
-            <w:tcW w:type="dxa" w:w="1440"/>
-          </w:tcPr>
-          <w:p>
-            <w:r>
-              <w:rPr>
-                <w:b w:val="0"/>
-              </w:rPr>
-              <w:t>카드</w:t>
-            </w:r>
-          </w:p>
-        </w:tc>
-        <w:tc>
-          <w:tcPr>
-            <w:tcW w:type="dxa" w:w="1440"/>
-          </w:tcPr>
-          <w:p>
-            <w:r>
-              <w:rPr>
-                <w:b w:val="0"/>
-              </w:rPr>
-              <w:t>15분</w:t>
-            </w:r>
-          </w:p>
-        </w:tc>
-        <w:tc>
-          <w:tcPr>
-            <w:tcW w:type="dxa" w:w="1440"/>
-          </w:tcPr>
-          <w:p>
-            <w:r>
-              <w:rPr>
-                <w:b w:val="0"/>
-              </w:rPr>
-              <w:t>같은 그림 찾기</w:t>
-            </w:r>
-          </w:p>
-        </w:tc>
-        <w:tc>
-          <w:tcPr>
-            <w:tcW w:type="dxa" w:w="1440"/>
-          </w:tcPr>
-          <w:p>
-            <w:r>
-              <w:rPr>
-                <w:b w:val="0"/>
-              </w:rPr>
-              <w:t>-</w:t>
-            </w:r>
-          </w:p>
-        </w:tc>
-      </w:tr>
-      <w:tr>
-        <w:tc>
-          <w:tcPr>
-            <w:tcW w:type="dxa" w:w="1440"/>
-          </w:tcPr>
-          <w:p>
-            <w:r>
-              <w:rPr>
-                <w:b w:val="0"/>
-              </w:rPr>
-              <w:t>성경이야기</w:t>
-            </w:r>
-          </w:p>
-        </w:tc>
-        <w:tc>
-          <w:tcPr>
-            <w:tcW w:type="dxa" w:w="1440"/>
-          </w:tcPr>
-          <w:p>
-            <w:r>
-              <w:rPr>
-                <w:b w:val="0"/>
-              </w:rPr>
-              <w:t>23. 빈칸 채우기</w:t>
-            </w:r>
-          </w:p>
-        </w:tc>
-        <w:tc>
-          <w:tcPr>
-            <w:tcW w:type="dxa" w:w="1440"/>
-          </w:tcPr>
-          <w:p>
-            <w:r>
-              <w:rPr>
-                <w:b w:val="0"/>
-              </w:rPr>
-              <w:t>워크지</w:t>
-            </w:r>
-          </w:p>
-        </w:tc>
-        <w:tc>
-          <w:tcPr>
-            <w:tcW w:type="dxa" w:w="1440"/>
-          </w:tcPr>
-          <w:p>
-            <w:r>
-              <w:rPr>
-                <w:b w:val="0"/>
-              </w:rPr>
-              <w:t>15분</w:t>
-            </w:r>
-          </w:p>
-        </w:tc>
-        <w:tc>
-          <w:tcPr>
-            <w:tcW w:type="dxa" w:w="1440"/>
-          </w:tcPr>
-          <w:p>
-            <w:r>
-              <w:rPr>
-                <w:b w:val="0"/>
-              </w:rPr>
-              <w:t>핵심 단어 적기</w:t>
-            </w:r>
-          </w:p>
-        </w:tc>
-        <w:tc>
-          <w:tcPr>
-            <w:tcW w:type="dxa" w:w="1440"/>
-          </w:tcPr>
-          <w:p>
-            <w:r>
-              <w:rPr>
-                <w:b w:val="0"/>
-              </w:rPr>
-              <w:t>필기구 주의</w:t>
-            </w:r>
-          </w:p>
-        </w:tc>
-      </w:tr>
-      <w:tr>
-        <w:tc>
-          <w:tcPr>
-            <w:tcW w:type="dxa" w:w="1440"/>
-          </w:tcPr>
-          <w:p>
-            <w:r>
-              <w:rPr>
-                <w:b w:val="0"/>
-              </w:rPr>
-              <w:t>성경이야기</w:t>
-            </w:r>
-          </w:p>
-        </w:tc>
-        <w:tc>
-          <w:tcPr>
-            <w:tcW w:type="dxa" w:w="1440"/>
-          </w:tcPr>
-          <w:p>
-            <w:r>
-              <w:rPr>
-                <w:b w:val="0"/>
-              </w:rPr>
-              <w:t>24. 성경 퀴즈 대회</w:t>
-            </w:r>
-          </w:p>
-        </w:tc>
-        <w:tc>
-          <w:tcPr>
-            <w:tcW w:type="dxa" w:w="1440"/>
-          </w:tcPr>
-          <w:p>
-            <w:r>
-              <w:rPr>
-                <w:b w:val="0"/>
-              </w:rPr>
-              <w:t>간식</w:t>
-            </w:r>
-          </w:p>
-        </w:tc>
-        <w:tc>
-          <w:tcPr>
-            <w:tcW w:type="dxa" w:w="1440"/>
-          </w:tcPr>
-          <w:p>
-            <w:r>
-              <w:rPr>
-                <w:b w:val="0"/>
-              </w:rPr>
-              <w:t>20분</w:t>
-            </w:r>
-          </w:p>
-        </w:tc>
-        <w:tc>
-          <w:tcPr>
-            <w:tcW w:type="dxa" w:w="1440"/>
-          </w:tcPr>
-          <w:p>
-            <w:r>
-              <w:rPr>
-                <w:b w:val="0"/>
-              </w:rPr>
-              <w:t>OX 퀴즈 풀기</w:t>
-            </w:r>
-          </w:p>
-        </w:tc>
-        <w:tc>
-          <w:tcPr>
-            <w:tcW w:type="dxa" w:w="1440"/>
-          </w:tcPr>
-          <w:p>
-            <w:r>
-              <w:rPr>
-                <w:b w:val="0"/>
-              </w:rPr>
-              <w:t>정답 확인</w:t>
-            </w:r>
-          </w:p>
-        </w:tc>
-      </w:tr>
-      <w:tr>
-        <w:tc>
-          <w:tcPr>
-            <w:tcW w:type="dxa" w:w="1440"/>
-          </w:tcPr>
-          <w:p>
-            <w:r>
-              <w:rPr>
-                <w:b w:val="0"/>
-              </w:rPr>
-              <w:t>간식 만들기</w:t>
-            </w:r>
-          </w:p>
-        </w:tc>
-        <w:tc>
-          <w:tcPr>
-            <w:tcW w:type="dxa" w:w="1440"/>
-          </w:tcPr>
-          <w:p>
-            <w:r>
-              <w:rPr>
-                <w:b w:val="0"/>
-              </w:rPr>
-              <w:t>25. 과일 꼬치</w:t>
-            </w:r>
-          </w:p>
-        </w:tc>
-        <w:tc>
-          <w:tcPr>
-            <w:tcW w:type="dxa" w:w="1440"/>
-          </w:tcPr>
-          <w:p>
-            <w:r>
-              <w:rPr>
-                <w:b w:val="0"/>
-              </w:rPr>
-              <w:t>과일, 꼬치</w:t>
-            </w:r>
-          </w:p>
-        </w:tc>
-        <w:tc>
-          <w:tcPr>
-            <w:tcW w:type="dxa" w:w="1440"/>
-          </w:tcPr>
-          <w:p>
-            <w:r>
-              <w:rPr>
-                <w:b w:val="0"/>
-              </w:rPr>
-              <w:t>20분</w:t>
-            </w:r>
-          </w:p>
-        </w:tc>
-        <w:tc>
-          <w:tcPr>
-            <w:tcW w:type="dxa" w:w="1440"/>
-          </w:tcPr>
-          <w:p>
-            <w:r>
-              <w:rPr>
-                <w:b w:val="0"/>
-              </w:rPr>
-              <w:t>과일 꽂기</w:t>
-            </w:r>
-          </w:p>
-        </w:tc>
-        <w:tc>
-          <w:tcPr>
-            <w:tcW w:type="dxa" w:w="1440"/>
-          </w:tcPr>
-          <w:p>
-            <w:r>
-              <w:rPr>
-                <w:b w:val="0"/>
-              </w:rPr>
-              <w:t>꼬치 끝 주의</w:t>
-            </w:r>
-          </w:p>
-        </w:tc>
-      </w:tr>
-      <w:tr>
-        <w:tc>
-          <w:tcPr>
-            <w:tcW w:type="dxa" w:w="1440"/>
-          </w:tcPr>
-          <w:p>
-            <w:r>
-              <w:rPr>
-                <w:b w:val="0"/>
-              </w:rPr>
-              <w:t>간식 만들기</w:t>
-            </w:r>
-          </w:p>
-        </w:tc>
-        <w:tc>
-          <w:tcPr>
-            <w:tcW w:type="dxa" w:w="1440"/>
-          </w:tcPr>
-          <w:p>
-            <w:r>
-              <w:rPr>
-                <w:b w:val="0"/>
-              </w:rPr>
-              <w:t>26. 샌드위치 만들기</w:t>
-            </w:r>
-          </w:p>
-        </w:tc>
-        <w:tc>
-          <w:tcPr>
-            <w:tcW w:type="dxa" w:w="1440"/>
-          </w:tcPr>
-          <w:p>
-            <w:r>
-              <w:rPr>
-                <w:b w:val="0"/>
-              </w:rPr>
-              <w:t>빵, 잼</w:t>
-            </w:r>
-          </w:p>
-        </w:tc>
-        <w:tc>
-          <w:tcPr>
-            <w:tcW w:type="dxa" w:w="1440"/>
-          </w:tcPr>
-          <w:p>
-            <w:r>
-              <w:rPr>
-                <w:b w:val="0"/>
-              </w:rPr>
-              <w:t>20분</w:t>
-            </w:r>
-          </w:p>
-        </w:tc>
-        <w:tc>
-          <w:tcPr>
-            <w:tcW w:type="dxa" w:w="1440"/>
-          </w:tcPr>
-          <w:p>
-            <w:r>
-              <w:rPr>
-                <w:b w:val="0"/>
-              </w:rPr>
-              <w:t>재료 넣고 접기</w:t>
-            </w:r>
-          </w:p>
-        </w:tc>
-        <w:tc>
-          <w:tcPr>
-            <w:tcW w:type="dxa" w:w="1440"/>
-          </w:tcPr>
-          <w:p>
-            <w:r>
-              <w:rPr>
-                <w:b w:val="0"/>
-              </w:rPr>
-              <w:t>재료 알러지 확인</w:t>
-            </w:r>
-          </w:p>
-        </w:tc>
-      </w:tr>
-      <w:tr>
-        <w:tc>
-          <w:tcPr>
-            <w:tcW w:type="dxa" w:w="1440"/>
-          </w:tcPr>
-          <w:p>
-            <w:r>
-              <w:rPr>
-                <w:b w:val="0"/>
-              </w:rPr>
-              <w:t>간식 만들기</w:t>
-            </w:r>
-          </w:p>
-        </w:tc>
-        <w:tc>
-          <w:tcPr>
-            <w:tcW w:type="dxa" w:w="1440"/>
-          </w:tcPr>
-          <w:p>
-            <w:r>
-              <w:rPr>
-                <w:b w:val="0"/>
-              </w:rPr>
-              <w:t>27. 주먹밥 만들기</w:t>
-            </w:r>
-          </w:p>
-        </w:tc>
-        <w:tc>
-          <w:tcPr>
-            <w:tcW w:type="dxa" w:w="1440"/>
-          </w:tcPr>
-          <w:p>
-            <w:r>
-              <w:rPr>
-                <w:b w:val="0"/>
-              </w:rPr>
-              <w:t>밥, 김</w:t>
-            </w:r>
-          </w:p>
-        </w:tc>
-        <w:tc>
-          <w:tcPr>
-            <w:tcW w:type="dxa" w:w="1440"/>
-          </w:tcPr>
-          <w:p>
-            <w:r>
-              <w:rPr>
-                <w:b w:val="0"/>
-              </w:rPr>
-              <w:t>20분</w:t>
-            </w:r>
-          </w:p>
-        </w:tc>
-        <w:tc>
-          <w:tcPr>
-            <w:tcW w:type="dxa" w:w="1440"/>
-          </w:tcPr>
-          <w:p>
-            <w:r>
-              <w:rPr>
-                <w:b w:val="0"/>
-              </w:rPr>
-              <w:t>동그랗게 뭉치기</w:t>
-            </w:r>
-          </w:p>
-        </w:tc>
-        <w:tc>
-          <w:tcPr>
-            <w:tcW w:type="dxa" w:w="1440"/>
-          </w:tcPr>
-          <w:p>
-            <w:r>
-              <w:rPr>
-                <w:b w:val="0"/>
-              </w:rPr>
-              <w:t>위생 장갑 착용</w:t>
-            </w:r>
-          </w:p>
-        </w:tc>
-      </w:tr>
-      <w:tr>
-        <w:tc>
-          <w:tcPr>
-            <w:tcW w:type="dxa" w:w="1440"/>
-          </w:tcPr>
-          <w:p>
-            <w:r>
-              <w:rPr>
-                <w:b w:val="0"/>
-              </w:rPr>
-              <w:t>간식 만들기</w:t>
-            </w:r>
-          </w:p>
-        </w:tc>
-        <w:tc>
-          <w:tcPr>
-            <w:tcW w:type="dxa" w:w="1440"/>
-          </w:tcPr>
-          <w:p>
-            <w:r>
-              <w:rPr>
-                <w:b w:val="0"/>
-              </w:rPr>
-              <w:t>28. 쿠키 꾸미기</w:t>
-            </w:r>
-          </w:p>
-        </w:tc>
-        <w:tc>
-          <w:tcPr>
-            <w:tcW w:type="dxa" w:w="1440"/>
-          </w:tcPr>
-          <w:p>
-            <w:r>
-              <w:rPr>
-                <w:b w:val="0"/>
-              </w:rPr>
-              <w:t>쿠키, 초코펜</w:t>
-            </w:r>
-          </w:p>
-        </w:tc>
-        <w:tc>
-          <w:tcPr>
-            <w:tcW w:type="dxa" w:w="1440"/>
-          </w:tcPr>
-          <w:p>
-            <w:r>
-              <w:rPr>
-                <w:b w:val="0"/>
-              </w:rPr>
-              <w:t>20분</w:t>
-            </w:r>
-          </w:p>
-        </w:tc>
-        <w:tc>
-          <w:tcPr>
-            <w:tcW w:type="dxa" w:w="1440"/>
-          </w:tcPr>
-          <w:p>
-            <w:r>
-              <w:rPr>
-                <w:b w:val="0"/>
-              </w:rPr>
-              <w:t>초코펜으로 그림</w:t>
-            </w:r>
-          </w:p>
-        </w:tc>
-        <w:tc>
-          <w:tcPr>
-            <w:tcW w:type="dxa" w:w="1440"/>
-          </w:tcPr>
-          <w:p>
-            <w:r>
-              <w:rPr>
-                <w:b w:val="0"/>
-              </w:rPr>
-              <w:t>알러지 확인</w:t>
-            </w:r>
-          </w:p>
-        </w:tc>
-      </w:tr>
-      <w:tr>
-        <w:tc>
-          <w:tcPr>
-            <w:tcW w:type="dxa" w:w="1440"/>
-          </w:tcPr>
-          <w:p>
-            <w:r>
-              <w:rPr>
-                <w:b w:val="0"/>
-              </w:rPr>
-              <w:t>간식 만들기</w:t>
-            </w:r>
-          </w:p>
-        </w:tc>
-        <w:tc>
-          <w:tcPr>
-            <w:tcW w:type="dxa" w:w="1440"/>
-          </w:tcPr>
-          <w:p>
-            <w:r>
-              <w:rPr>
-                <w:b w:val="0"/>
-              </w:rPr>
-              <w:t>29. 요거트 파르페</w:t>
-            </w:r>
-          </w:p>
-        </w:tc>
-        <w:tc>
-          <w:tcPr>
-            <w:tcW w:type="dxa" w:w="1440"/>
-          </w:tcPr>
-          <w:p>
-            <w:r>
-              <w:rPr>
-                <w:b w:val="0"/>
-              </w:rPr>
-              <w:t>요거트, 과자</w:t>
-            </w:r>
-          </w:p>
-        </w:tc>
-        <w:tc>
-          <w:tcPr>
-            <w:tcW w:type="dxa" w:w="1440"/>
-          </w:tcPr>
-          <w:p>
-            <w:r>
-              <w:rPr>
-                <w:b w:val="0"/>
-              </w:rPr>
-              <w:t>15분</w:t>
-            </w:r>
-          </w:p>
-        </w:tc>
-        <w:tc>
-          <w:tcPr>
-            <w:tcW w:type="dxa" w:w="1440"/>
-          </w:tcPr>
-          <w:p>
-            <w:r>
-              <w:rPr>
-                <w:b w:val="0"/>
-              </w:rPr>
-              <w:t>층층이 쌓기</w:t>
-            </w:r>
-          </w:p>
-        </w:tc>
-        <w:tc>
-          <w:tcPr>
-            <w:tcW w:type="dxa" w:w="1440"/>
-          </w:tcPr>
-          <w:p>
-            <w:r>
-              <w:rPr>
-                <w:b w:val="0"/>
-              </w:rPr>
-              <w:t>유리컵 주의</w:t>
-            </w:r>
-          </w:p>
-        </w:tc>
-      </w:tr>
-      <w:tr>
-        <w:tc>
-          <w:tcPr>
-            <w:tcW w:type="dxa" w:w="1440"/>
-          </w:tcPr>
-          <w:p>
-            <w:r>
-              <w:rPr>
-                <w:b w:val="0"/>
-              </w:rPr>
-              <w:t>간식 만들기</w:t>
-            </w:r>
-          </w:p>
-        </w:tc>
-        <w:tc>
-          <w:tcPr>
-            <w:tcW w:type="dxa" w:w="1440"/>
-          </w:tcPr>
-          <w:p>
-            <w:r>
-              <w:rPr>
-                <w:b w:val="0"/>
-              </w:rPr>
-              <w:t>30. 에이드 만들기</w:t>
-            </w:r>
-          </w:p>
-        </w:tc>
-        <w:tc>
-          <w:tcPr>
-            <w:tcW w:type="dxa" w:w="1440"/>
-          </w:tcPr>
-          <w:p>
-            <w:r>
-              <w:rPr>
-                <w:b w:val="0"/>
-              </w:rPr>
-              <w:t>사이다, 청</w:t>
-            </w:r>
-          </w:p>
-        </w:tc>
-        <w:tc>
-          <w:tcPr>
-            <w:tcW w:type="dxa" w:w="1440"/>
-          </w:tcPr>
-          <w:p>
-            <w:r>
-              <w:rPr>
-                <w:b w:val="0"/>
-              </w:rPr>
-              <w:t>15분</w:t>
-            </w:r>
-          </w:p>
-        </w:tc>
-        <w:tc>
-          <w:tcPr>
-            <w:tcW w:type="dxa" w:w="1440"/>
-          </w:tcPr>
-          <w:p>
-            <w:r>
-              <w:rPr>
-                <w:b w:val="0"/>
-              </w:rPr>
-              <w:t>섞어서 만들기</w:t>
-            </w:r>
-          </w:p>
-        </w:tc>
-        <w:tc>
-          <w:tcPr>
-            <w:tcW w:type="dxa" w:w="1440"/>
-          </w:tcPr>
-          <w:p>
-            <w:r>
-              <w:rPr>
-                <w:b w:val="0"/>
-              </w:rPr>
-              <w:t>탄산 주의</w:t>
+              <w:t>차례 기다리기·도움주기·격려하기 중 한 가지를 실천합니다.</w:t>
             </w:r>
           </w:p>
         </w:tc>
       </w:tr>
     </w:tbl>
     <w:p/>
+    <w:p>
+      <w:pPr>
+        <w:pStyle w:val="ListNumber"/>
+      </w:pPr>
+      <w:r>
+        <w:rPr>
+          <w:b w:val="0"/>
+        </w:rPr>
+        <w:t>하루 일정 예시</w:t>
+      </w:r>
+    </w:p>
+    <w:p>
+      <w:r>
+        <w:rPr>
+          <w:b w:val="0"/>
+        </w:rPr>
+        <w:t>가. 행사일: ________ / 장소: ________ / 선정 주제: ________</w:t>
+      </w:r>
+    </w:p>
+    <w:p>
+      <w:r>
+        <w:rPr>
+          <w:b w:val="0"/>
+        </w:rPr>
+        <w:t>나. 다음 일정은 운영 예시이며, 담당자와 기한을 확정하여 사용합니다.</w:t>
+      </w:r>
+    </w:p>
+    <w:tbl>
+      <w:tblPr>
+        <w:tblStyle w:val="TableGrid"/>
+        <w:tblW w:type="auto" w:w="0"/>
+        <w:tblLook w:firstColumn="1" w:firstRow="1" w:lastColumn="0" w:lastRow="0" w:noHBand="0" w:noVBand="1" w:val="04A0"/>
+      </w:tblPr>
+      <w:tblGrid>
+        <w:gridCol w:w="1728"/>
+        <w:gridCol w:w="1728"/>
+        <w:gridCol w:w="1728"/>
+        <w:gridCol w:w="1728"/>
+        <w:gridCol w:w="1728"/>
+      </w:tblGrid>
+      <w:tr>
+        <w:tc>
+          <w:tcPr>
+            <w:tcW w:type="dxa" w:w="1728"/>
+          </w:tcPr>
+          <w:p>
+            <w:r>
+              <w:rPr>
+                <w:b/>
+              </w:rPr>
+              <w:t>시간</w:t>
+            </w:r>
+          </w:p>
+        </w:tc>
+        <w:tc>
+          <w:tcPr>
+            <w:tcW w:type="dxa" w:w="1728"/>
+          </w:tcPr>
+          <w:p>
+            <w:r>
+              <w:rPr>
+                <w:b/>
+              </w:rPr>
+              <w:t>내용</w:t>
+            </w:r>
+          </w:p>
+        </w:tc>
+        <w:tc>
+          <w:tcPr>
+            <w:tcW w:type="dxa" w:w="1728"/>
+          </w:tcPr>
+          <w:p>
+            <w:r>
+              <w:rPr>
+                <w:b/>
+              </w:rPr>
+              <w:t>운영 방법</w:t>
+            </w:r>
+          </w:p>
+        </w:tc>
+        <w:tc>
+          <w:tcPr>
+            <w:tcW w:type="dxa" w:w="1728"/>
+          </w:tcPr>
+          <w:p>
+            <w:r>
+              <w:rPr>
+                <w:b/>
+              </w:rPr>
+              <w:t>담당</w:t>
+            </w:r>
+          </w:p>
+        </w:tc>
+        <w:tc>
+          <w:tcPr>
+            <w:tcW w:type="dxa" w:w="1728"/>
+          </w:tcPr>
+          <w:p>
+            <w:r>
+              <w:rPr>
+                <w:b/>
+              </w:rPr>
+              <w:t>준비·확인 기한</w:t>
+            </w:r>
+          </w:p>
+        </w:tc>
+      </w:tr>
+      <w:tr>
+        <w:tc>
+          <w:tcPr>
+            <w:tcW w:type="dxa" w:w="1728"/>
+          </w:tcPr>
+          <w:p>
+            <w:r>
+              <w:rPr>
+                <w:b w:val="0"/>
+              </w:rPr>
+              <w:t>09:00~09:20</w:t>
+            </w:r>
+          </w:p>
+        </w:tc>
+        <w:tc>
+          <w:tcPr>
+            <w:tcW w:type="dxa" w:w="1728"/>
+          </w:tcPr>
+          <w:p>
+            <w:r>
+              <w:rPr>
+                <w:b w:val="0"/>
+              </w:rPr>
+              <w:t>등록·자유놀이</w:t>
+            </w:r>
+          </w:p>
+        </w:tc>
+        <w:tc>
+          <w:tcPr>
+            <w:tcW w:type="dxa" w:w="1728"/>
+          </w:tcPr>
+          <w:p>
+            <w:r>
+              <w:rPr>
+                <w:b w:val="0"/>
+              </w:rPr>
+              <w:t>출석 확인, 보호자 인계, 조용한 놀이</w:t>
+            </w:r>
+          </w:p>
+        </w:tc>
+        <w:tc>
+          <w:tcPr>
+            <w:tcW w:type="dxa" w:w="1728"/>
+          </w:tcPr>
+          <w:p>
+            <w:r>
+              <w:rPr>
+                <w:b w:val="0"/>
+              </w:rPr>
+              <w:t>________</w:t>
+            </w:r>
+          </w:p>
+        </w:tc>
+        <w:tc>
+          <w:tcPr>
+            <w:tcW w:type="dxa" w:w="1728"/>
+          </w:tcPr>
+          <w:p>
+            <w:r>
+              <w:rPr>
+                <w:b w:val="0"/>
+              </w:rPr>
+              <w:t>당일 08:50</w:t>
+            </w:r>
+          </w:p>
+        </w:tc>
+      </w:tr>
+      <w:tr>
+        <w:tc>
+          <w:tcPr>
+            <w:tcW w:type="dxa" w:w="1728"/>
+          </w:tcPr>
+          <w:p>
+            <w:r>
+              <w:rPr>
+                <w:b w:val="0"/>
+              </w:rPr>
+              <w:t>09:20~09:40</w:t>
+            </w:r>
+          </w:p>
+        </w:tc>
+        <w:tc>
+          <w:tcPr>
+            <w:tcW w:type="dxa" w:w="1728"/>
+          </w:tcPr>
+          <w:p>
+            <w:r>
+              <w:rPr>
+                <w:b w:val="0"/>
+              </w:rPr>
+              <w:t>예배·찬양율동</w:t>
+            </w:r>
+          </w:p>
+        </w:tc>
+        <w:tc>
+          <w:tcPr>
+            <w:tcW w:type="dxa" w:w="1728"/>
+          </w:tcPr>
+          <w:p>
+            <w:r>
+              <w:rPr>
+                <w:b w:val="0"/>
+              </w:rPr>
+              <w:t>인사, 기도, 주제 찬양</w:t>
+            </w:r>
+          </w:p>
+        </w:tc>
+        <w:tc>
+          <w:tcPr>
+            <w:tcW w:type="dxa" w:w="1728"/>
+          </w:tcPr>
+          <w:p>
+            <w:r>
+              <w:rPr>
+                <w:b w:val="0"/>
+              </w:rPr>
+              <w:t>________</w:t>
+            </w:r>
+          </w:p>
+        </w:tc>
+        <w:tc>
+          <w:tcPr>
+            <w:tcW w:type="dxa" w:w="1728"/>
+          </w:tcPr>
+          <w:p>
+            <w:r>
+              <w:rPr>
+                <w:b w:val="0"/>
+              </w:rPr>
+              <w:t>당일 09:10</w:t>
+            </w:r>
+          </w:p>
+        </w:tc>
+      </w:tr>
+      <w:tr>
+        <w:tc>
+          <w:tcPr>
+            <w:tcW w:type="dxa" w:w="1728"/>
+          </w:tcPr>
+          <w:p>
+            <w:r>
+              <w:rPr>
+                <w:b w:val="0"/>
+              </w:rPr>
+              <w:t>09:40~10:00</w:t>
+            </w:r>
+          </w:p>
+        </w:tc>
+        <w:tc>
+          <w:tcPr>
+            <w:tcW w:type="dxa" w:w="1728"/>
+          </w:tcPr>
+          <w:p>
+            <w:r>
+              <w:rPr>
+                <w:b w:val="0"/>
+              </w:rPr>
+              <w:t>성경이야기</w:t>
+            </w:r>
+          </w:p>
+        </w:tc>
+        <w:tc>
+          <w:tcPr>
+            <w:tcW w:type="dxa" w:w="1728"/>
+          </w:tcPr>
+          <w:p>
+            <w:r>
+              <w:rPr>
+                <w:b w:val="0"/>
+              </w:rPr>
+              <w:t>그림 자료와 참여 질문 활용</w:t>
+            </w:r>
+          </w:p>
+        </w:tc>
+        <w:tc>
+          <w:tcPr>
+            <w:tcW w:type="dxa" w:w="1728"/>
+          </w:tcPr>
+          <w:p>
+            <w:r>
+              <w:rPr>
+                <w:b w:val="0"/>
+              </w:rPr>
+              <w:t>________</w:t>
+            </w:r>
+          </w:p>
+        </w:tc>
+        <w:tc>
+          <w:tcPr>
+            <w:tcW w:type="dxa" w:w="1728"/>
+          </w:tcPr>
+          <w:p>
+            <w:r>
+              <w:rPr>
+                <w:b w:val="0"/>
+              </w:rPr>
+              <w:t>당일 09:30</w:t>
+            </w:r>
+          </w:p>
+        </w:tc>
+      </w:tr>
+      <w:tr>
+        <w:tc>
+          <w:tcPr>
+            <w:tcW w:type="dxa" w:w="1728"/>
+          </w:tcPr>
+          <w:p>
+            <w:r>
+              <w:rPr>
+                <w:b w:val="0"/>
+              </w:rPr>
+              <w:t>10:00~10:20</w:t>
+            </w:r>
+          </w:p>
+        </w:tc>
+        <w:tc>
+          <w:tcPr>
+            <w:tcW w:type="dxa" w:w="1728"/>
+          </w:tcPr>
+          <w:p>
+            <w:r>
+              <w:rPr>
+                <w:b w:val="0"/>
+              </w:rPr>
+              <w:t>화장실·손 씻기·간식</w:t>
+            </w:r>
+          </w:p>
+        </w:tc>
+        <w:tc>
+          <w:tcPr>
+            <w:tcW w:type="dxa" w:w="1728"/>
+          </w:tcPr>
+          <w:p>
+            <w:r>
+              <w:rPr>
+                <w:b w:val="0"/>
+              </w:rPr>
+              <w:t>소그룹 이동, 착석 후 섭취</w:t>
+            </w:r>
+          </w:p>
+        </w:tc>
+        <w:tc>
+          <w:tcPr>
+            <w:tcW w:type="dxa" w:w="1728"/>
+          </w:tcPr>
+          <w:p>
+            <w:r>
+              <w:rPr>
+                <w:b w:val="0"/>
+              </w:rPr>
+              <w:t>________</w:t>
+            </w:r>
+          </w:p>
+        </w:tc>
+        <w:tc>
+          <w:tcPr>
+            <w:tcW w:type="dxa" w:w="1728"/>
+          </w:tcPr>
+          <w:p>
+            <w:r>
+              <w:rPr>
+                <w:b w:val="0"/>
+              </w:rPr>
+              <w:t>당일 09:50</w:t>
+            </w:r>
+          </w:p>
+        </w:tc>
+      </w:tr>
+      <w:tr>
+        <w:tc>
+          <w:tcPr>
+            <w:tcW w:type="dxa" w:w="1728"/>
+          </w:tcPr>
+          <w:p>
+            <w:r>
+              <w:rPr>
+                <w:b w:val="0"/>
+              </w:rPr>
+              <w:t>10:20~11:00</w:t>
+            </w:r>
+          </w:p>
+        </w:tc>
+        <w:tc>
+          <w:tcPr>
+            <w:tcW w:type="dxa" w:w="1728"/>
+          </w:tcPr>
+          <w:p>
+            <w:r>
+              <w:rPr>
+                <w:b w:val="0"/>
+              </w:rPr>
+              <w:t>만들기</w:t>
+            </w:r>
+          </w:p>
+        </w:tc>
+        <w:tc>
+          <w:tcPr>
+            <w:tcW w:type="dxa" w:w="1728"/>
+          </w:tcPr>
+          <w:p>
+            <w:r>
+              <w:rPr>
+                <w:b w:val="0"/>
+              </w:rPr>
+              <w:t>활동 1~6 중 선택, 정리 포함</w:t>
+            </w:r>
+          </w:p>
+        </w:tc>
+        <w:tc>
+          <w:tcPr>
+            <w:tcW w:type="dxa" w:w="1728"/>
+          </w:tcPr>
+          <w:p>
+            <w:r>
+              <w:rPr>
+                <w:b w:val="0"/>
+              </w:rPr>
+              <w:t>________</w:t>
+            </w:r>
+          </w:p>
+        </w:tc>
+        <w:tc>
+          <w:tcPr>
+            <w:tcW w:type="dxa" w:w="1728"/>
+          </w:tcPr>
+          <w:p>
+            <w:r>
+              <w:rPr>
+                <w:b w:val="0"/>
+              </w:rPr>
+              <w:t>당일 10:10</w:t>
+            </w:r>
+          </w:p>
+        </w:tc>
+      </w:tr>
+      <w:tr>
+        <w:tc>
+          <w:tcPr>
+            <w:tcW w:type="dxa" w:w="1728"/>
+          </w:tcPr>
+          <w:p>
+            <w:r>
+              <w:rPr>
+                <w:b w:val="0"/>
+              </w:rPr>
+              <w:t>11:00~11:10</w:t>
+            </w:r>
+          </w:p>
+        </w:tc>
+        <w:tc>
+          <w:tcPr>
+            <w:tcW w:type="dxa" w:w="1728"/>
+          </w:tcPr>
+          <w:p>
+            <w:r>
+              <w:rPr>
+                <w:b w:val="0"/>
+              </w:rPr>
+              <w:t>휴식</w:t>
+            </w:r>
+          </w:p>
+        </w:tc>
+        <w:tc>
+          <w:tcPr>
+            <w:tcW w:type="dxa" w:w="1728"/>
+          </w:tcPr>
+          <w:p>
+            <w:r>
+              <w:rPr>
+                <w:b w:val="0"/>
+              </w:rPr>
+              <w:t>물 마시기, 조용히 쉬기</w:t>
+            </w:r>
+          </w:p>
+        </w:tc>
+        <w:tc>
+          <w:tcPr>
+            <w:tcW w:type="dxa" w:w="1728"/>
+          </w:tcPr>
+          <w:p>
+            <w:r>
+              <w:rPr>
+                <w:b w:val="0"/>
+              </w:rPr>
+              <w:t>________</w:t>
+            </w:r>
+          </w:p>
+        </w:tc>
+        <w:tc>
+          <w:tcPr>
+            <w:tcW w:type="dxa" w:w="1728"/>
+          </w:tcPr>
+          <w:p>
+            <w:r>
+              <w:rPr>
+                <w:b w:val="0"/>
+              </w:rPr>
+              <w:t>당일 11:00</w:t>
+            </w:r>
+          </w:p>
+        </w:tc>
+      </w:tr>
+      <w:tr>
+        <w:tc>
+          <w:tcPr>
+            <w:tcW w:type="dxa" w:w="1728"/>
+          </w:tcPr>
+          <w:p>
+            <w:r>
+              <w:rPr>
+                <w:b w:val="0"/>
+              </w:rPr>
+              <w:t>11:10~11:50</w:t>
+            </w:r>
+          </w:p>
+        </w:tc>
+        <w:tc>
+          <w:tcPr>
+            <w:tcW w:type="dxa" w:w="1728"/>
+          </w:tcPr>
+          <w:p>
+            <w:r>
+              <w:rPr>
+                <w:b w:val="0"/>
+              </w:rPr>
+              <w:t>협동놀이</w:t>
+            </w:r>
+          </w:p>
+        </w:tc>
+        <w:tc>
+          <w:tcPr>
+            <w:tcW w:type="dxa" w:w="1728"/>
+          </w:tcPr>
+          <w:p>
+            <w:r>
+              <w:rPr>
+                <w:b w:val="0"/>
+              </w:rPr>
+              <w:t>활동 7~12 중 선택, 중간 휴식</w:t>
+            </w:r>
+          </w:p>
+        </w:tc>
+        <w:tc>
+          <w:tcPr>
+            <w:tcW w:type="dxa" w:w="1728"/>
+          </w:tcPr>
+          <w:p>
+            <w:r>
+              <w:rPr>
+                <w:b w:val="0"/>
+              </w:rPr>
+              <w:t>________</w:t>
+            </w:r>
+          </w:p>
+        </w:tc>
+        <w:tc>
+          <w:tcPr>
+            <w:tcW w:type="dxa" w:w="1728"/>
+          </w:tcPr>
+          <w:p>
+            <w:r>
+              <w:rPr>
+                <w:b w:val="0"/>
+              </w:rPr>
+              <w:t>당일 11:00</w:t>
+            </w:r>
+          </w:p>
+        </w:tc>
+      </w:tr>
+      <w:tr>
+        <w:tc>
+          <w:tcPr>
+            <w:tcW w:type="dxa" w:w="1728"/>
+          </w:tcPr>
+          <w:p>
+            <w:r>
+              <w:rPr>
+                <w:b w:val="0"/>
+              </w:rPr>
+              <w:t>11:50~12:40</w:t>
+            </w:r>
+          </w:p>
+        </w:tc>
+        <w:tc>
+          <w:tcPr>
+            <w:tcW w:type="dxa" w:w="1728"/>
+          </w:tcPr>
+          <w:p>
+            <w:r>
+              <w:rPr>
+                <w:b w:val="0"/>
+              </w:rPr>
+              <w:t>점심·휴식</w:t>
+            </w:r>
+          </w:p>
+        </w:tc>
+        <w:tc>
+          <w:tcPr>
+            <w:tcW w:type="dxa" w:w="1728"/>
+          </w:tcPr>
+          <w:p>
+            <w:r>
+              <w:rPr>
+                <w:b w:val="0"/>
+              </w:rPr>
+              <w:t>손 씻기, 식사, 휴식</w:t>
+            </w:r>
+          </w:p>
+        </w:tc>
+        <w:tc>
+          <w:tcPr>
+            <w:tcW w:type="dxa" w:w="1728"/>
+          </w:tcPr>
+          <w:p>
+            <w:r>
+              <w:rPr>
+                <w:b w:val="0"/>
+              </w:rPr>
+              <w:t>________</w:t>
+            </w:r>
+          </w:p>
+        </w:tc>
+        <w:tc>
+          <w:tcPr>
+            <w:tcW w:type="dxa" w:w="1728"/>
+          </w:tcPr>
+          <w:p>
+            <w:r>
+              <w:rPr>
+                <w:b w:val="0"/>
+              </w:rPr>
+              <w:t>당일 11:40</w:t>
+            </w:r>
+          </w:p>
+        </w:tc>
+      </w:tr>
+      <w:tr>
+        <w:tc>
+          <w:tcPr>
+            <w:tcW w:type="dxa" w:w="1728"/>
+          </w:tcPr>
+          <w:p>
+            <w:r>
+              <w:rPr>
+                <w:b w:val="0"/>
+              </w:rPr>
+              <w:t>12:40~13:10</w:t>
+            </w:r>
+          </w:p>
+        </w:tc>
+        <w:tc>
+          <w:tcPr>
+            <w:tcW w:type="dxa" w:w="1728"/>
+          </w:tcPr>
+          <w:p>
+            <w:r>
+              <w:rPr>
+                <w:b w:val="0"/>
+              </w:rPr>
+              <w:t>간식 만들기</w:t>
+            </w:r>
+          </w:p>
+        </w:tc>
+        <w:tc>
+          <w:tcPr>
+            <w:tcW w:type="dxa" w:w="1728"/>
+          </w:tcPr>
+          <w:p>
+            <w:r>
+              <w:rPr>
+                <w:b w:val="0"/>
+              </w:rPr>
+              <w:t>활동 25~30 중 선택</w:t>
+            </w:r>
+          </w:p>
+        </w:tc>
+        <w:tc>
+          <w:tcPr>
+            <w:tcW w:type="dxa" w:w="1728"/>
+          </w:tcPr>
+          <w:p>
+            <w:r>
+              <w:rPr>
+                <w:b w:val="0"/>
+              </w:rPr>
+              <w:t>________</w:t>
+            </w:r>
+          </w:p>
+        </w:tc>
+        <w:tc>
+          <w:tcPr>
+            <w:tcW w:type="dxa" w:w="1728"/>
+          </w:tcPr>
+          <w:p>
+            <w:r>
+              <w:rPr>
+                <w:b w:val="0"/>
+              </w:rPr>
+              <w:t>당일 12:20</w:t>
+            </w:r>
+          </w:p>
+        </w:tc>
+      </w:tr>
+      <w:tr>
+        <w:tc>
+          <w:tcPr>
+            <w:tcW w:type="dxa" w:w="1728"/>
+          </w:tcPr>
+          <w:p>
+            <w:r>
+              <w:rPr>
+                <w:b w:val="0"/>
+              </w:rPr>
+              <w:t>13:10~13:40</w:t>
+            </w:r>
+          </w:p>
+        </w:tc>
+        <w:tc>
+          <w:tcPr>
+            <w:tcW w:type="dxa" w:w="1728"/>
+          </w:tcPr>
+          <w:p>
+            <w:r>
+              <w:rPr>
+                <w:b w:val="0"/>
+              </w:rPr>
+              <w:t>이야기·찬양 복습</w:t>
+            </w:r>
+          </w:p>
+        </w:tc>
+        <w:tc>
+          <w:tcPr>
+            <w:tcW w:type="dxa" w:w="1728"/>
+          </w:tcPr>
+          <w:p>
+            <w:r>
+              <w:rPr>
+                <w:b w:val="0"/>
+              </w:rPr>
+              <w:t>활동 13~24 중 선택</w:t>
+            </w:r>
+          </w:p>
+        </w:tc>
+        <w:tc>
+          <w:tcPr>
+            <w:tcW w:type="dxa" w:w="1728"/>
+          </w:tcPr>
+          <w:p>
+            <w:r>
+              <w:rPr>
+                <w:b w:val="0"/>
+              </w:rPr>
+              <w:t>________</w:t>
+            </w:r>
+          </w:p>
+        </w:tc>
+        <w:tc>
+          <w:tcPr>
+            <w:tcW w:type="dxa" w:w="1728"/>
+          </w:tcPr>
+          <w:p>
+            <w:r>
+              <w:rPr>
+                <w:b w:val="0"/>
+              </w:rPr>
+              <w:t>당일 13:00</w:t>
+            </w:r>
+          </w:p>
+        </w:tc>
+      </w:tr>
+      <w:tr>
+        <w:tc>
+          <w:tcPr>
+            <w:tcW w:type="dxa" w:w="1728"/>
+          </w:tcPr>
+          <w:p>
+            <w:r>
+              <w:rPr>
+                <w:b w:val="0"/>
+              </w:rPr>
+              <w:t>13:40~14:00</w:t>
+            </w:r>
+          </w:p>
+        </w:tc>
+        <w:tc>
+          <w:tcPr>
+            <w:tcW w:type="dxa" w:w="1728"/>
+          </w:tcPr>
+          <w:p>
+            <w:r>
+              <w:rPr>
+                <w:b w:val="0"/>
+              </w:rPr>
+              <w:t>감사 나눔·귀가</w:t>
+            </w:r>
+          </w:p>
+        </w:tc>
+        <w:tc>
+          <w:tcPr>
+            <w:tcW w:type="dxa" w:w="1728"/>
+          </w:tcPr>
+          <w:p>
+            <w:r>
+              <w:rPr>
+                <w:b w:val="0"/>
+              </w:rPr>
+              <w:t>소감 표현, 지정 보호자에게 인계</w:t>
+            </w:r>
+          </w:p>
+        </w:tc>
+        <w:tc>
+          <w:tcPr>
+            <w:tcW w:type="dxa" w:w="1728"/>
+          </w:tcPr>
+          <w:p>
+            <w:r>
+              <w:rPr>
+                <w:b w:val="0"/>
+              </w:rPr>
+              <w:t>________</w:t>
+            </w:r>
+          </w:p>
+        </w:tc>
+        <w:tc>
+          <w:tcPr>
+            <w:tcW w:type="dxa" w:w="1728"/>
+          </w:tcPr>
+          <w:p>
+            <w:r>
+              <w:rPr>
+                <w:b w:val="0"/>
+              </w:rPr>
+              <w:t>당일 13:30</w:t>
+            </w:r>
+          </w:p>
+        </w:tc>
+      </w:tr>
+    </w:tbl>
+    <w:p/>
+    <w:p>
+      <w:pPr>
+        <w:pStyle w:val="ListNumber"/>
+      </w:pPr>
+      <w:r>
+        <w:rPr>
+          <w:b w:val="0"/>
+        </w:rPr>
+        <w:t>활동 모음</w:t>
+      </w:r>
+    </w:p>
+    <w:p>
+      <w:r>
+        <w:rPr>
+          <w:b w:val="0"/>
+        </w:rPr>
+        <w:t>가. 만들기</w:t>
+      </w:r>
+    </w:p>
+    <w:tbl>
+      <w:tblPr>
+        <w:tblStyle w:val="TableGrid"/>
+        <w:tblW w:type="auto" w:w="0"/>
+        <w:tblLook w:firstColumn="1" w:firstRow="1" w:lastColumn="0" w:lastRow="0" w:noHBand="0" w:noVBand="1" w:val="04A0"/>
+      </w:tblPr>
+      <w:tblGrid>
+        <w:gridCol w:w="1728"/>
+        <w:gridCol w:w="1728"/>
+        <w:gridCol w:w="1728"/>
+        <w:gridCol w:w="1728"/>
+        <w:gridCol w:w="1728"/>
+      </w:tblGrid>
+      <w:tr>
+        <w:tc>
+          <w:tcPr>
+            <w:tcW w:type="dxa" w:w="1728"/>
+          </w:tcPr>
+          <w:p>
+            <w:r>
+              <w:rPr>
+                <w:b/>
+              </w:rPr>
+              <w:t>활동명</w:t>
+            </w:r>
+          </w:p>
+        </w:tc>
+        <w:tc>
+          <w:tcPr>
+            <w:tcW w:type="dxa" w:w="1728"/>
+          </w:tcPr>
+          <w:p>
+            <w:r>
+              <w:rPr>
+                <w:b/>
+              </w:rPr>
+              <w:t>준비물</w:t>
+            </w:r>
+          </w:p>
+        </w:tc>
+        <w:tc>
+          <w:tcPr>
+            <w:tcW w:type="dxa" w:w="1728"/>
+          </w:tcPr>
+          <w:p>
+            <w:r>
+              <w:rPr>
+                <w:b/>
+              </w:rPr>
+              <w:t>시간</w:t>
+            </w:r>
+          </w:p>
+        </w:tc>
+        <w:tc>
+          <w:tcPr>
+            <w:tcW w:type="dxa" w:w="1728"/>
+          </w:tcPr>
+          <w:p>
+            <w:r>
+              <w:rPr>
+                <w:b/>
+              </w:rPr>
+              <w:t>방법</w:t>
+            </w:r>
+          </w:p>
+        </w:tc>
+        <w:tc>
+          <w:tcPr>
+            <w:tcW w:type="dxa" w:w="1728"/>
+          </w:tcPr>
+          <w:p>
+            <w:r>
+              <w:rPr>
+                <w:b/>
+              </w:rPr>
+              <w:t>안전 주의</w:t>
+            </w:r>
+          </w:p>
+        </w:tc>
+      </w:tr>
+      <w:tr>
+        <w:tc>
+          <w:tcPr>
+            <w:tcW w:type="dxa" w:w="1728"/>
+          </w:tcPr>
+          <w:p>
+            <w:r>
+              <w:rPr>
+                <w:b w:val="0"/>
+              </w:rPr>
+              <w:t>1) 창조 세상 그림판</w:t>
+            </w:r>
+          </w:p>
+        </w:tc>
+        <w:tc>
+          <w:tcPr>
+            <w:tcW w:type="dxa" w:w="1728"/>
+          </w:tcPr>
+          <w:p>
+            <w:r>
+              <w:rPr>
+                <w:b w:val="0"/>
+              </w:rPr>
+              <w:t>큰 종이, 굵은 크레용</w:t>
+            </w:r>
+          </w:p>
+        </w:tc>
+        <w:tc>
+          <w:tcPr>
+            <w:tcW w:type="dxa" w:w="1728"/>
+          </w:tcPr>
+          <w:p>
+            <w:r>
+              <w:rPr>
+                <w:b w:val="0"/>
+              </w:rPr>
+              <w:t>20분</w:t>
+            </w:r>
+          </w:p>
+        </w:tc>
+        <w:tc>
+          <w:tcPr>
+            <w:tcW w:type="dxa" w:w="1728"/>
+          </w:tcPr>
+          <w:p>
+            <w:r>
+              <w:rPr>
+                <w:b w:val="0"/>
+              </w:rPr>
+              <w:t>하늘·땅·생물을 함께 그립니다.&lt;br&gt;담당 ________ / 기한 ________</w:t>
+            </w:r>
+          </w:p>
+        </w:tc>
+        <w:tc>
+          <w:tcPr>
+            <w:tcW w:type="dxa" w:w="1728"/>
+          </w:tcPr>
+          <w:p>
+            <w:r>
+              <w:rPr>
+                <w:b w:val="0"/>
+              </w:rPr>
+              <w:t>바닥 종이는 고정하고 통로를 비웁니다.</w:t>
+            </w:r>
+          </w:p>
+        </w:tc>
+      </w:tr>
+      <w:tr>
+        <w:tc>
+          <w:tcPr>
+            <w:tcW w:type="dxa" w:w="1728"/>
+          </w:tcPr>
+          <w:p>
+            <w:r>
+              <w:rPr>
+                <w:b w:val="0"/>
+              </w:rPr>
+              <w:t>2) 감사 꽃 만들기</w:t>
+            </w:r>
+          </w:p>
+        </w:tc>
+        <w:tc>
+          <w:tcPr>
+            <w:tcW w:type="dxa" w:w="1728"/>
+          </w:tcPr>
+          <w:p>
+            <w:r>
+              <w:rPr>
+                <w:b w:val="0"/>
+              </w:rPr>
+              <w:t>큰 종이 꽃잎, 풀, 도화지</w:t>
+            </w:r>
+          </w:p>
+        </w:tc>
+        <w:tc>
+          <w:tcPr>
+            <w:tcW w:type="dxa" w:w="1728"/>
+          </w:tcPr>
+          <w:p>
+            <w:r>
+              <w:rPr>
+                <w:b w:val="0"/>
+              </w:rPr>
+              <w:t>20분</w:t>
+            </w:r>
+          </w:p>
+        </w:tc>
+        <w:tc>
+          <w:tcPr>
+            <w:tcW w:type="dxa" w:w="1728"/>
+          </w:tcPr>
+          <w:p>
+            <w:r>
+              <w:rPr>
+                <w:b w:val="0"/>
+              </w:rPr>
+              <w:t>감사한 것을 그려 꽃잎을 붙입니다.&lt;br&gt;담당 ________ / 기한 ________</w:t>
+            </w:r>
+          </w:p>
+        </w:tc>
+        <w:tc>
+          <w:tcPr>
+            <w:tcW w:type="dxa" w:w="1728"/>
+          </w:tcPr>
+          <w:p>
+            <w:r>
+              <w:rPr>
+                <w:b w:val="0"/>
+              </w:rPr>
+              <w:t>미리 자른 재료와 유아용 풀을 사용합니다.</w:t>
+            </w:r>
+          </w:p>
+        </w:tc>
+      </w:tr>
+      <w:tr>
+        <w:tc>
+          <w:tcPr>
+            <w:tcW w:type="dxa" w:w="1728"/>
+          </w:tcPr>
+          <w:p>
+            <w:r>
+              <w:rPr>
+                <w:b w:val="0"/>
+              </w:rPr>
+              <w:t>3) 사랑의 왕관</w:t>
+            </w:r>
+          </w:p>
+        </w:tc>
+        <w:tc>
+          <w:tcPr>
+            <w:tcW w:type="dxa" w:w="1728"/>
+          </w:tcPr>
+          <w:p>
+            <w:r>
+              <w:rPr>
+                <w:b w:val="0"/>
+              </w:rPr>
+              <w:t>종이띠, 큰 스티커</w:t>
+            </w:r>
+          </w:p>
+        </w:tc>
+        <w:tc>
+          <w:tcPr>
+            <w:tcW w:type="dxa" w:w="1728"/>
+          </w:tcPr>
+          <w:p>
+            <w:r>
+              <w:rPr>
+                <w:b w:val="0"/>
+              </w:rPr>
+              <w:t>15분</w:t>
+            </w:r>
+          </w:p>
+        </w:tc>
+        <w:tc>
+          <w:tcPr>
+            <w:tcW w:type="dxa" w:w="1728"/>
+          </w:tcPr>
+          <w:p>
+            <w:r>
+              <w:rPr>
+                <w:b w:val="0"/>
+              </w:rPr>
+              <w:t>사랑받는 나를 떠올리며 왕관을 꾸밉니다.&lt;br&gt;담당 ________ / 기한 ________</w:t>
+            </w:r>
+          </w:p>
+        </w:tc>
+        <w:tc>
+          <w:tcPr>
+            <w:tcW w:type="dxa" w:w="1728"/>
+          </w:tcPr>
+          <w:p>
+            <w:r>
+              <w:rPr>
+                <w:b w:val="0"/>
+              </w:rPr>
+              <w:t>머리를 조이지 않게 맞추고 철심을 쓰지 않습니다.</w:t>
+            </w:r>
+          </w:p>
+        </w:tc>
+      </w:tr>
+      <w:tr>
+        <w:tc>
+          <w:tcPr>
+            <w:tcW w:type="dxa" w:w="1728"/>
+          </w:tcPr>
+          <w:p>
+            <w:r>
+              <w:rPr>
+                <w:b w:val="0"/>
+              </w:rPr>
+              <w:t>4) 도움의 손바닥</w:t>
+            </w:r>
+          </w:p>
+        </w:tc>
+        <w:tc>
+          <w:tcPr>
+            <w:tcW w:type="dxa" w:w="1728"/>
+          </w:tcPr>
+          <w:p>
+            <w:r>
+              <w:rPr>
+                <w:b w:val="0"/>
+              </w:rPr>
+              <w:t>도화지, 굵은 색연필</w:t>
+            </w:r>
+          </w:p>
+        </w:tc>
+        <w:tc>
+          <w:tcPr>
+            <w:tcW w:type="dxa" w:w="1728"/>
+          </w:tcPr>
+          <w:p>
+            <w:r>
+              <w:rPr>
+                <w:b w:val="0"/>
+              </w:rPr>
+              <w:t>15분</w:t>
+            </w:r>
+          </w:p>
+        </w:tc>
+        <w:tc>
+          <w:tcPr>
+            <w:tcW w:type="dxa" w:w="1728"/>
+          </w:tcPr>
+          <w:p>
+            <w:r>
+              <w:rPr>
+                <w:b w:val="0"/>
+              </w:rPr>
+              <w:t>손 모양을 그리고 도울 일을 표현합니다.&lt;br&gt;담당 ________ / 기한 ________</w:t>
+            </w:r>
+          </w:p>
+        </w:tc>
+        <w:tc>
+          <w:tcPr>
+            <w:tcW w:type="dxa" w:w="1728"/>
+          </w:tcPr>
+          <w:p>
+            <w:r>
+              <w:rPr>
+                <w:b w:val="0"/>
+              </w:rPr>
+              <w:t>피부에 직접 그리지 않습니다.</w:t>
+            </w:r>
+          </w:p>
+        </w:tc>
+      </w:tr>
+      <w:tr>
+        <w:tc>
+          <w:tcPr>
+            <w:tcW w:type="dxa" w:w="1728"/>
+          </w:tcPr>
+          <w:p>
+            <w:r>
+              <w:rPr>
+                <w:b w:val="0"/>
+              </w:rPr>
+              <w:t>5) 종이접시 양</w:t>
+            </w:r>
+          </w:p>
+        </w:tc>
+        <w:tc>
+          <w:tcPr>
+            <w:tcW w:type="dxa" w:w="1728"/>
+          </w:tcPr>
+          <w:p>
+            <w:r>
+              <w:rPr>
+                <w:b w:val="0"/>
+              </w:rPr>
+              <w:t>종이접시, 큰 종이 조각, 풀</w:t>
+            </w:r>
+          </w:p>
+        </w:tc>
+        <w:tc>
+          <w:tcPr>
+            <w:tcW w:type="dxa" w:w="1728"/>
+          </w:tcPr>
+          <w:p>
+            <w:r>
+              <w:rPr>
+                <w:b w:val="0"/>
+              </w:rPr>
+              <w:t>20분</w:t>
+            </w:r>
+          </w:p>
+        </w:tc>
+        <w:tc>
+          <w:tcPr>
+            <w:tcW w:type="dxa" w:w="1728"/>
+          </w:tcPr>
+          <w:p>
+            <w:r>
+              <w:rPr>
+                <w:b w:val="0"/>
+              </w:rPr>
+              <w:t>양을 꾸미고 돌봄에 관하여 나눕니다.&lt;br&gt;담당 ________ / 기한 ________</w:t>
+            </w:r>
+          </w:p>
+        </w:tc>
+        <w:tc>
+          <w:tcPr>
+            <w:tcW w:type="dxa" w:w="1728"/>
+          </w:tcPr>
+          <w:p>
+            <w:r>
+              <w:rPr>
+                <w:b w:val="0"/>
+              </w:rPr>
+              <w:t>작은 눈알 장식·철사·솜 조각을 사용하지 않습니다.</w:t>
+            </w:r>
+          </w:p>
+        </w:tc>
+      </w:tr>
+      <w:tr>
+        <w:tc>
+          <w:tcPr>
+            <w:tcW w:type="dxa" w:w="1728"/>
+          </w:tcPr>
+          <w:p>
+            <w:r>
+              <w:rPr>
+                <w:b w:val="0"/>
+              </w:rPr>
+              <w:t>6) 무지개 약속 그림</w:t>
+            </w:r>
+          </w:p>
+        </w:tc>
+        <w:tc>
+          <w:tcPr>
+            <w:tcW w:type="dxa" w:w="1728"/>
+          </w:tcPr>
+          <w:p>
+            <w:r>
+              <w:rPr>
+                <w:b w:val="0"/>
+              </w:rPr>
+              <w:t>무지개 밑그림, 크레용</w:t>
+            </w:r>
+          </w:p>
+        </w:tc>
+        <w:tc>
+          <w:tcPr>
+            <w:tcW w:type="dxa" w:w="1728"/>
+          </w:tcPr>
+          <w:p>
+            <w:r>
+              <w:rPr>
+                <w:b w:val="0"/>
+              </w:rPr>
+              <w:t>15분</w:t>
+            </w:r>
+          </w:p>
+        </w:tc>
+        <w:tc>
+          <w:tcPr>
+            <w:tcW w:type="dxa" w:w="1728"/>
+          </w:tcPr>
+          <w:p>
+            <w:r>
+              <w:rPr>
+                <w:b w:val="0"/>
+              </w:rPr>
+              <w:t>노아 이야기를 듣고 무지개를 색칠합니다.&lt;br&gt;담당 ________ / 기한 ________</w:t>
+            </w:r>
+          </w:p>
+        </w:tc>
+        <w:tc>
+          <w:tcPr>
+            <w:tcW w:type="dxa" w:w="1728"/>
+          </w:tcPr>
+          <w:p>
+            <w:r>
+              <w:rPr>
+                <w:b w:val="0"/>
+              </w:rPr>
+              <w:t>재료를 입에 넣지 않도록 살핍니다.</w:t>
+            </w:r>
+          </w:p>
+        </w:tc>
+      </w:tr>
+    </w:tbl>
+    <w:p/>
+    <w:p>
+      <w:r>
+        <w:rPr>
+          <w:b w:val="0"/>
+        </w:rPr>
+        <w:t>나. 놀이</w:t>
+      </w:r>
+    </w:p>
+    <w:tbl>
+      <w:tblPr>
+        <w:tblStyle w:val="TableGrid"/>
+        <w:tblW w:type="auto" w:w="0"/>
+        <w:tblLook w:firstColumn="1" w:firstRow="1" w:lastColumn="0" w:lastRow="0" w:noHBand="0" w:noVBand="1" w:val="04A0"/>
+      </w:tblPr>
+      <w:tblGrid>
+        <w:gridCol w:w="1728"/>
+        <w:gridCol w:w="1728"/>
+        <w:gridCol w:w="1728"/>
+        <w:gridCol w:w="1728"/>
+        <w:gridCol w:w="1728"/>
+      </w:tblGrid>
+      <w:tr>
+        <w:tc>
+          <w:tcPr>
+            <w:tcW w:type="dxa" w:w="1728"/>
+          </w:tcPr>
+          <w:p>
+            <w:r>
+              <w:rPr>
+                <w:b/>
+              </w:rPr>
+              <w:t>활동명</w:t>
+            </w:r>
+          </w:p>
+        </w:tc>
+        <w:tc>
+          <w:tcPr>
+            <w:tcW w:type="dxa" w:w="1728"/>
+          </w:tcPr>
+          <w:p>
+            <w:r>
+              <w:rPr>
+                <w:b/>
+              </w:rPr>
+              <w:t>준비물</w:t>
+            </w:r>
+          </w:p>
+        </w:tc>
+        <w:tc>
+          <w:tcPr>
+            <w:tcW w:type="dxa" w:w="1728"/>
+          </w:tcPr>
+          <w:p>
+            <w:r>
+              <w:rPr>
+                <w:b/>
+              </w:rPr>
+              <w:t>시간</w:t>
+            </w:r>
+          </w:p>
+        </w:tc>
+        <w:tc>
+          <w:tcPr>
+            <w:tcW w:type="dxa" w:w="1728"/>
+          </w:tcPr>
+          <w:p>
+            <w:r>
+              <w:rPr>
+                <w:b/>
+              </w:rPr>
+              <w:t>방법</w:t>
+            </w:r>
+          </w:p>
+        </w:tc>
+        <w:tc>
+          <w:tcPr>
+            <w:tcW w:type="dxa" w:w="1728"/>
+          </w:tcPr>
+          <w:p>
+            <w:r>
+              <w:rPr>
+                <w:b/>
+              </w:rPr>
+              <w:t>안전 주의</w:t>
+            </w:r>
+          </w:p>
+        </w:tc>
+      </w:tr>
+      <w:tr>
+        <w:tc>
+          <w:tcPr>
+            <w:tcW w:type="dxa" w:w="1728"/>
+          </w:tcPr>
+          <w:p>
+            <w:r>
+              <w:rPr>
+                <w:b w:val="0"/>
+              </w:rPr>
+              <w:t>7) 동물 걸음 따라가기</w:t>
+            </w:r>
+          </w:p>
+        </w:tc>
+        <w:tc>
+          <w:tcPr>
+            <w:tcW w:type="dxa" w:w="1728"/>
+          </w:tcPr>
+          <w:p>
+            <w:r>
+              <w:rPr>
+                <w:b w:val="0"/>
+              </w:rPr>
+              <w:t>동물 그림, 바닥 표시</w:t>
+            </w:r>
+          </w:p>
+        </w:tc>
+        <w:tc>
+          <w:tcPr>
+            <w:tcW w:type="dxa" w:w="1728"/>
+          </w:tcPr>
+          <w:p>
+            <w:r>
+              <w:rPr>
+                <w:b w:val="0"/>
+              </w:rPr>
+              <w:t>15분</w:t>
+            </w:r>
+          </w:p>
+        </w:tc>
+        <w:tc>
+          <w:tcPr>
+            <w:tcW w:type="dxa" w:w="1728"/>
+          </w:tcPr>
+          <w:p>
+            <w:r>
+              <w:rPr>
+                <w:b w:val="0"/>
+              </w:rPr>
+              <w:t>동물 모습을 천천히 흉내 냅니다.&lt;br&gt;담당 ________ / 기한 ________</w:t>
+            </w:r>
+          </w:p>
+        </w:tc>
+        <w:tc>
+          <w:tcPr>
+            <w:tcW w:type="dxa" w:w="1728"/>
+          </w:tcPr>
+          <w:p>
+            <w:r>
+              <w:rPr>
+                <w:b w:val="0"/>
+              </w:rPr>
+              <w:t>달리기·높이 뛰기를 제외하고 간격을 둡니다.</w:t>
+            </w:r>
+          </w:p>
+        </w:tc>
+      </w:tr>
+      <w:tr>
+        <w:tc>
+          <w:tcPr>
+            <w:tcW w:type="dxa" w:w="1728"/>
+          </w:tcPr>
+          <w:p>
+            <w:r>
+              <w:rPr>
+                <w:b w:val="0"/>
+              </w:rPr>
+              <w:t>8) 큰 공 함께 굴리기</w:t>
+            </w:r>
+          </w:p>
+        </w:tc>
+        <w:tc>
+          <w:tcPr>
+            <w:tcW w:type="dxa" w:w="1728"/>
+          </w:tcPr>
+          <w:p>
+            <w:r>
+              <w:rPr>
+                <w:b w:val="0"/>
+              </w:rPr>
+              <w:t>가벼운 큰 공, 매트</w:t>
+            </w:r>
+          </w:p>
+        </w:tc>
+        <w:tc>
+          <w:tcPr>
+            <w:tcW w:type="dxa" w:w="1728"/>
+          </w:tcPr>
+          <w:p>
+            <w:r>
+              <w:rPr>
+                <w:b w:val="0"/>
+              </w:rPr>
+              <w:t>15분</w:t>
+            </w:r>
+          </w:p>
+        </w:tc>
+        <w:tc>
+          <w:tcPr>
+            <w:tcW w:type="dxa" w:w="1728"/>
+          </w:tcPr>
+          <w:p>
+            <w:r>
+              <w:rPr>
+                <w:b w:val="0"/>
+              </w:rPr>
+              <w:t>앉아서 친구에게 공을 굴립니다.&lt;br&gt;담당 ________ / 기한 ________</w:t>
+            </w:r>
+          </w:p>
+        </w:tc>
+        <w:tc>
+          <w:tcPr>
+            <w:tcW w:type="dxa" w:w="1728"/>
+          </w:tcPr>
+          <w:p>
+            <w:r>
+              <w:rPr>
+                <w:b w:val="0"/>
+              </w:rPr>
+              <w:t>얼굴을 향해 던지지 않습니다.</w:t>
+            </w:r>
+          </w:p>
+        </w:tc>
+      </w:tr>
+      <w:tr>
+        <w:tc>
+          <w:tcPr>
+            <w:tcW w:type="dxa" w:w="1728"/>
+          </w:tcPr>
+          <w:p>
+            <w:r>
+              <w:rPr>
+                <w:b w:val="0"/>
+              </w:rPr>
+              <w:t>9) 색깔 섬 찾아가기</w:t>
+            </w:r>
+          </w:p>
+        </w:tc>
+        <w:tc>
+          <w:tcPr>
+            <w:tcW w:type="dxa" w:w="1728"/>
+          </w:tcPr>
+          <w:p>
+            <w:r>
+              <w:rPr>
+                <w:b w:val="0"/>
+              </w:rPr>
+              <w:t>미끄럼 방지 색깔 매트</w:t>
+            </w:r>
+          </w:p>
+        </w:tc>
+        <w:tc>
+          <w:tcPr>
+            <w:tcW w:type="dxa" w:w="1728"/>
+          </w:tcPr>
+          <w:p>
+            <w:r>
+              <w:rPr>
+                <w:b w:val="0"/>
+              </w:rPr>
+              <w:t>15분</w:t>
+            </w:r>
+          </w:p>
+        </w:tc>
+        <w:tc>
+          <w:tcPr>
+            <w:tcW w:type="dxa" w:w="1728"/>
+          </w:tcPr>
+          <w:p>
+            <w:r>
+              <w:rPr>
+                <w:b w:val="0"/>
+              </w:rPr>
+              <w:t>안내한 색깔 매트로 걸어갑니다.&lt;br&gt;담당 ________ / 기한 ________</w:t>
+            </w:r>
+          </w:p>
+        </w:tc>
+        <w:tc>
+          <w:tcPr>
+            <w:tcW w:type="dxa" w:w="1728"/>
+          </w:tcPr>
+          <w:p>
+            <w:r>
+              <w:rPr>
+                <w:b w:val="0"/>
+              </w:rPr>
+              <w:t>탈락 없이 진행하고 매트 밀림을 확인합니다.</w:t>
+            </w:r>
+          </w:p>
+        </w:tc>
+      </w:tr>
+      <w:tr>
+        <w:tc>
+          <w:tcPr>
+            <w:tcW w:type="dxa" w:w="1728"/>
+          </w:tcPr>
+          <w:p>
+            <w:r>
+              <w:rPr>
+                <w:b w:val="0"/>
+              </w:rPr>
+              <w:t>10) 사랑의 길 걷기</w:t>
+            </w:r>
+          </w:p>
+        </w:tc>
+        <w:tc>
+          <w:tcPr>
+            <w:tcW w:type="dxa" w:w="1728"/>
+          </w:tcPr>
+          <w:p>
+            <w:r>
+              <w:rPr>
+                <w:b w:val="0"/>
+              </w:rPr>
+              <w:t>바닥용 테이프</w:t>
+            </w:r>
+          </w:p>
+        </w:tc>
+        <w:tc>
+          <w:tcPr>
+            <w:tcW w:type="dxa" w:w="1728"/>
+          </w:tcPr>
+          <w:p>
+            <w:r>
+              <w:rPr>
+                <w:b w:val="0"/>
+              </w:rPr>
+              <w:t>15분</w:t>
+            </w:r>
+          </w:p>
+        </w:tc>
+        <w:tc>
+          <w:tcPr>
+            <w:tcW w:type="dxa" w:w="1728"/>
+          </w:tcPr>
+          <w:p>
+            <w:r>
+              <w:rPr>
+                <w:b w:val="0"/>
+              </w:rPr>
+              <w:t>넓은 길을 따라 걸으며 친구를 응원합니다.&lt;br&gt;담당 ________ / 기한 ________</w:t>
+            </w:r>
+          </w:p>
+        </w:tc>
+        <w:tc>
+          <w:tcPr>
+            <w:tcW w:type="dxa" w:w="1728"/>
+          </w:tcPr>
+          <w:p>
+            <w:r>
+              <w:rPr>
+                <w:b w:val="0"/>
+              </w:rPr>
+              <w:t>눈가리개를 쓰지 않고 테이프 들뜸을 확인합니다.</w:t>
+            </w:r>
+          </w:p>
+        </w:tc>
+      </w:tr>
+      <w:tr>
+        <w:tc>
+          <w:tcPr>
+            <w:tcW w:type="dxa" w:w="1728"/>
+          </w:tcPr>
+          <w:p>
+            <w:r>
+              <w:rPr>
+                <w:b w:val="0"/>
+              </w:rPr>
+              <w:t>11) 함께 옮기는 천</w:t>
+            </w:r>
+          </w:p>
+        </w:tc>
+        <w:tc>
+          <w:tcPr>
+            <w:tcW w:type="dxa" w:w="1728"/>
+          </w:tcPr>
+          <w:p>
+            <w:r>
+              <w:rPr>
+                <w:b w:val="0"/>
+              </w:rPr>
+              <w:t>짧고 넓은 천, 큰 스펀지 공</w:t>
+            </w:r>
+          </w:p>
+        </w:tc>
+        <w:tc>
+          <w:tcPr>
+            <w:tcW w:type="dxa" w:w="1728"/>
+          </w:tcPr>
+          <w:p>
+            <w:r>
+              <w:rPr>
+                <w:b w:val="0"/>
+              </w:rPr>
+              <w:t>15분</w:t>
+            </w:r>
+          </w:p>
+        </w:tc>
+        <w:tc>
+          <w:tcPr>
+            <w:tcW w:type="dxa" w:w="1728"/>
+          </w:tcPr>
+          <w:p>
+            <w:r>
+              <w:rPr>
+                <w:b w:val="0"/>
+              </w:rPr>
+              <w:t>천 가장자리를 잡고 공을 함께 옮깁니다.&lt;br&gt;담당 ________ / 기한 ________</w:t>
+            </w:r>
+          </w:p>
+        </w:tc>
+        <w:tc>
+          <w:tcPr>
+            <w:tcW w:type="dxa" w:w="1728"/>
+          </w:tcPr>
+          <w:p>
+            <w:r>
+              <w:rPr>
+                <w:b w:val="0"/>
+              </w:rPr>
+              <w:t>천을 몸에 감지 않고 걷는 속도로 이동합니다.</w:t>
+            </w:r>
+          </w:p>
+        </w:tc>
+      </w:tr>
+      <w:tr>
+        <w:tc>
+          <w:tcPr>
+            <w:tcW w:type="dxa" w:w="1728"/>
+          </w:tcPr>
+          <w:p>
+            <w:r>
+              <w:rPr>
+                <w:b w:val="0"/>
+              </w:rPr>
+              <w:t>12) 도움 상황 역할놀이</w:t>
+            </w:r>
+          </w:p>
+        </w:tc>
+        <w:tc>
+          <w:tcPr>
+            <w:tcW w:type="dxa" w:w="1728"/>
+          </w:tcPr>
+          <w:p>
+            <w:r>
+              <w:rPr>
+                <w:b w:val="0"/>
+              </w:rPr>
+              <w:t>상황 그림 카드</w:t>
+            </w:r>
+          </w:p>
+        </w:tc>
+        <w:tc>
+          <w:tcPr>
+            <w:tcW w:type="dxa" w:w="1728"/>
+          </w:tcPr>
+          <w:p>
+            <w:r>
+              <w:rPr>
+                <w:b w:val="0"/>
+              </w:rPr>
+              <w:t>15분</w:t>
+            </w:r>
+          </w:p>
+        </w:tc>
+        <w:tc>
+          <w:tcPr>
+            <w:tcW w:type="dxa" w:w="1728"/>
+          </w:tcPr>
+          <w:p>
+            <w:r>
+              <w:rPr>
+                <w:b w:val="0"/>
+              </w:rPr>
+              <w:t>넘어진 친구 돕기 등을 말과 동작으로 해봅니다.&lt;br&gt;담당 ________ / 기한 ________</w:t>
+            </w:r>
+          </w:p>
+        </w:tc>
+        <w:tc>
+          <w:tcPr>
+            <w:tcW w:type="dxa" w:w="1728"/>
+          </w:tcPr>
+          <w:p>
+            <w:r>
+              <w:rPr>
+                <w:b w:val="0"/>
+              </w:rPr>
+              <w:t>실제로 밀거나 넘어지는 행동은 하지 않습니다.</w:t>
+            </w:r>
+          </w:p>
+        </w:tc>
+      </w:tr>
+    </w:tbl>
+    <w:p/>
+    <w:p>
+      <w:r>
+        <w:rPr>
+          <w:b w:val="0"/>
+        </w:rPr>
+        <w:t>다. 찬양율동</w:t>
+      </w:r>
+    </w:p>
+    <w:tbl>
+      <w:tblPr>
+        <w:tblStyle w:val="TableGrid"/>
+        <w:tblW w:type="auto" w:w="0"/>
+        <w:tblLook w:firstColumn="1" w:firstRow="1" w:lastColumn="0" w:lastRow="0" w:noHBand="0" w:noVBand="1" w:val="04A0"/>
+      </w:tblPr>
+      <w:tblGrid>
+        <w:gridCol w:w="1728"/>
+        <w:gridCol w:w="1728"/>
+        <w:gridCol w:w="1728"/>
+        <w:gridCol w:w="1728"/>
+        <w:gridCol w:w="1728"/>
+      </w:tblGrid>
+      <w:tr>
+        <w:tc>
+          <w:tcPr>
+            <w:tcW w:type="dxa" w:w="1728"/>
+          </w:tcPr>
+          <w:p>
+            <w:r>
+              <w:rPr>
+                <w:b/>
+              </w:rPr>
+              <w:t>활동명</w:t>
+            </w:r>
+          </w:p>
+        </w:tc>
+        <w:tc>
+          <w:tcPr>
+            <w:tcW w:type="dxa" w:w="1728"/>
+          </w:tcPr>
+          <w:p>
+            <w:r>
+              <w:rPr>
+                <w:b/>
+              </w:rPr>
+              <w:t>준비물</w:t>
+            </w:r>
+          </w:p>
+        </w:tc>
+        <w:tc>
+          <w:tcPr>
+            <w:tcW w:type="dxa" w:w="1728"/>
+          </w:tcPr>
+          <w:p>
+            <w:r>
+              <w:rPr>
+                <w:b/>
+              </w:rPr>
+              <w:t>시간</w:t>
+            </w:r>
+          </w:p>
+        </w:tc>
+        <w:tc>
+          <w:tcPr>
+            <w:tcW w:type="dxa" w:w="1728"/>
+          </w:tcPr>
+          <w:p>
+            <w:r>
+              <w:rPr>
+                <w:b/>
+              </w:rPr>
+              <w:t>방법</w:t>
+            </w:r>
+          </w:p>
+        </w:tc>
+        <w:tc>
+          <w:tcPr>
+            <w:tcW w:type="dxa" w:w="1728"/>
+          </w:tcPr>
+          <w:p>
+            <w:r>
+              <w:rPr>
+                <w:b/>
+              </w:rPr>
+              <w:t>안전 주의</w:t>
+            </w:r>
+          </w:p>
+        </w:tc>
+      </w:tr>
+      <w:tr>
+        <w:tc>
+          <w:tcPr>
+            <w:tcW w:type="dxa" w:w="1728"/>
+          </w:tcPr>
+          <w:p>
+            <w:r>
+              <w:rPr>
+                <w:b w:val="0"/>
+              </w:rPr>
+              <w:t>13) 인사 찬양율동</w:t>
+            </w:r>
+          </w:p>
+        </w:tc>
+        <w:tc>
+          <w:tcPr>
+            <w:tcW w:type="dxa" w:w="1728"/>
+          </w:tcPr>
+          <w:p>
+            <w:r>
+              <w:rPr>
+                <w:b w:val="0"/>
+              </w:rPr>
+              <w:t>사용 가능 여부를 확인한 음원</w:t>
+            </w:r>
+          </w:p>
+        </w:tc>
+        <w:tc>
+          <w:tcPr>
+            <w:tcW w:type="dxa" w:w="1728"/>
+          </w:tcPr>
+          <w:p>
+            <w:r>
+              <w:rPr>
+                <w:b w:val="0"/>
+              </w:rPr>
+              <w:t>10분</w:t>
+            </w:r>
+          </w:p>
+        </w:tc>
+        <w:tc>
+          <w:tcPr>
+            <w:tcW w:type="dxa" w:w="1728"/>
+          </w:tcPr>
+          <w:p>
+            <w:r>
+              <w:rPr>
+                <w:b w:val="0"/>
+              </w:rPr>
+              <w:t>인사 동작을 넣어 함께 찬양합니다.&lt;br&gt;담당 ________ / 기한 ________</w:t>
+            </w:r>
+          </w:p>
+        </w:tc>
+        <w:tc>
+          <w:tcPr>
+            <w:tcW w:type="dxa" w:w="1728"/>
+          </w:tcPr>
+          <w:p>
+            <w:r>
+              <w:rPr>
+                <w:b w:val="0"/>
+              </w:rPr>
+              <w:t>음량을 낮추고 팔 간격을 확보합니다.</w:t>
+            </w:r>
+          </w:p>
+        </w:tc>
+      </w:tr>
+      <w:tr>
+        <w:tc>
+          <w:tcPr>
+            <w:tcW w:type="dxa" w:w="1728"/>
+          </w:tcPr>
+          <w:p>
+            <w:r>
+              <w:rPr>
+                <w:b w:val="0"/>
+              </w:rPr>
+              <w:t>14) 창조 동작 찬양</w:t>
+            </w:r>
+          </w:p>
+        </w:tc>
+        <w:tc>
+          <w:tcPr>
+            <w:tcW w:type="dxa" w:w="1728"/>
+          </w:tcPr>
+          <w:p>
+            <w:r>
+              <w:rPr>
+                <w:b w:val="0"/>
+              </w:rPr>
+              <w:t>창조 그림 카드, 음원</w:t>
+            </w:r>
+          </w:p>
+        </w:tc>
+        <w:tc>
+          <w:tcPr>
+            <w:tcW w:type="dxa" w:w="1728"/>
+          </w:tcPr>
+          <w:p>
+            <w:r>
+              <w:rPr>
+                <w:b w:val="0"/>
+              </w:rPr>
+              <w:t>10분</w:t>
+            </w:r>
+          </w:p>
+        </w:tc>
+        <w:tc>
+          <w:tcPr>
+            <w:tcW w:type="dxa" w:w="1728"/>
+          </w:tcPr>
+          <w:p>
+            <w:r>
+              <w:rPr>
+                <w:b w:val="0"/>
+              </w:rPr>
+              <w:t>해·나무·새를 몸동작으로 표현합니다.&lt;br&gt;담당 ________ / 기한 ________</w:t>
+            </w:r>
+          </w:p>
+        </w:tc>
+        <w:tc>
+          <w:tcPr>
+            <w:tcW w:type="dxa" w:w="1728"/>
+          </w:tcPr>
+          <w:p>
+            <w:r>
+              <w:rPr>
+                <w:b w:val="0"/>
+              </w:rPr>
+              <w:t>목·허리를 무리하게 꺾지 않습니다.</w:t>
+            </w:r>
+          </w:p>
+        </w:tc>
+      </w:tr>
+      <w:tr>
+        <w:tc>
+          <w:tcPr>
+            <w:tcW w:type="dxa" w:w="1728"/>
+          </w:tcPr>
+          <w:p>
+            <w:r>
+              <w:rPr>
+                <w:b w:val="0"/>
+              </w:rPr>
+              <w:t>15) 앉아서 손율동</w:t>
+            </w:r>
+          </w:p>
+        </w:tc>
+        <w:tc>
+          <w:tcPr>
+            <w:tcW w:type="dxa" w:w="1728"/>
+          </w:tcPr>
+          <w:p>
+            <w:r>
+              <w:rPr>
+                <w:b w:val="0"/>
+              </w:rPr>
+              <w:t>의자 또는 매트, 음원</w:t>
+            </w:r>
+          </w:p>
+        </w:tc>
+        <w:tc>
+          <w:tcPr>
+            <w:tcW w:type="dxa" w:w="1728"/>
+          </w:tcPr>
+          <w:p>
+            <w:r>
+              <w:rPr>
+                <w:b w:val="0"/>
+              </w:rPr>
+              <w:t>10분</w:t>
+            </w:r>
+          </w:p>
+        </w:tc>
+        <w:tc>
+          <w:tcPr>
+            <w:tcW w:type="dxa" w:w="1728"/>
+          </w:tcPr>
+          <w:p>
+            <w:r>
+              <w:rPr>
+                <w:b w:val="0"/>
+              </w:rPr>
+              <w:t>앉은 자세로 손과 표정을 사용합니다.&lt;br&gt;담당 ________ / 기한 ________</w:t>
+            </w:r>
+          </w:p>
+        </w:tc>
+        <w:tc>
+          <w:tcPr>
+            <w:tcW w:type="dxa" w:w="1728"/>
+          </w:tcPr>
+          <w:p>
+            <w:r>
+              <w:rPr>
+                <w:b w:val="0"/>
+              </w:rPr>
+              <w:t>의자 위에 서거나 뒤로 젖히지 않습니다.</w:t>
+            </w:r>
+          </w:p>
+        </w:tc>
+      </w:tr>
+      <w:tr>
+        <w:tc>
+          <w:tcPr>
+            <w:tcW w:type="dxa" w:w="1728"/>
+          </w:tcPr>
+          <w:p>
+            <w:r>
+              <w:rPr>
+                <w:b w:val="0"/>
+              </w:rPr>
+              <w:t>16) 감사 리듬 따라하기</w:t>
+            </w:r>
+          </w:p>
+        </w:tc>
+        <w:tc>
+          <w:tcPr>
+            <w:tcW w:type="dxa" w:w="1728"/>
+          </w:tcPr>
+          <w:p>
+            <w:r>
+              <w:rPr>
+                <w:b w:val="0"/>
+              </w:rPr>
+              <w:t>손뼉 동작 그림</w:t>
+            </w:r>
+          </w:p>
+        </w:tc>
+        <w:tc>
+          <w:tcPr>
+            <w:tcW w:type="dxa" w:w="1728"/>
+          </w:tcPr>
+          <w:p>
+            <w:r>
+              <w:rPr>
+                <w:b w:val="0"/>
+              </w:rPr>
+              <w:t>10분</w:t>
+            </w:r>
+          </w:p>
+        </w:tc>
+        <w:tc>
+          <w:tcPr>
+            <w:tcW w:type="dxa" w:w="1728"/>
+          </w:tcPr>
+          <w:p>
+            <w:r>
+              <w:rPr>
+                <w:b w:val="0"/>
+              </w:rPr>
+              <w:t>감사할 것을 말하고 짧은 리듬을 따라 합니다.&lt;br&gt;담당 ________ / 기한 ________</w:t>
+            </w:r>
+          </w:p>
+        </w:tc>
+        <w:tc>
+          <w:tcPr>
+            <w:tcW w:type="dxa" w:w="1728"/>
+          </w:tcPr>
+          <w:p>
+            <w:r>
+              <w:rPr>
+                <w:b w:val="0"/>
+              </w:rPr>
+              <w:t>큰 소리 경쟁과 신체 두드리기를 피합니다.</w:t>
+            </w:r>
+          </w:p>
+        </w:tc>
+      </w:tr>
+      <w:tr>
+        <w:tc>
+          <w:tcPr>
+            <w:tcW w:type="dxa" w:w="1728"/>
+          </w:tcPr>
+          <w:p>
+            <w:r>
+              <w:rPr>
+                <w:b w:val="0"/>
+              </w:rPr>
+              <w:t>17) 천천히·빠르게 율동</w:t>
+            </w:r>
+          </w:p>
+        </w:tc>
+        <w:tc>
+          <w:tcPr>
+            <w:tcW w:type="dxa" w:w="1728"/>
+          </w:tcPr>
+          <w:p>
+            <w:r>
+              <w:rPr>
+                <w:b w:val="0"/>
+              </w:rPr>
+              <w:t>음원, 속도 그림 카드</w:t>
+            </w:r>
+          </w:p>
+        </w:tc>
+        <w:tc>
+          <w:tcPr>
+            <w:tcW w:type="dxa" w:w="1728"/>
+          </w:tcPr>
+          <w:p>
+            <w:r>
+              <w:rPr>
+                <w:b w:val="0"/>
+              </w:rPr>
+              <w:t>10분</w:t>
+            </w:r>
+          </w:p>
+        </w:tc>
+        <w:tc>
+          <w:tcPr>
+            <w:tcW w:type="dxa" w:w="1728"/>
+          </w:tcPr>
+          <w:p>
+            <w:r>
+              <w:rPr>
+                <w:b w:val="0"/>
+              </w:rPr>
+              <w:t>제자리에서 동작 속도를 바꾸어 봅니다.&lt;br&gt;담당 ________ / 기한 ________</w:t>
+            </w:r>
+          </w:p>
+        </w:tc>
+        <w:tc>
+          <w:tcPr>
+            <w:tcW w:type="dxa" w:w="1728"/>
+          </w:tcPr>
+          <w:p>
+            <w:r>
+              <w:rPr>
+                <w:b w:val="0"/>
+              </w:rPr>
+              <w:t>빠른 동작은 짧게 하고 회전·점프를 제외합니다.</w:t>
+            </w:r>
+          </w:p>
+        </w:tc>
+      </w:tr>
+      <w:tr>
+        <w:tc>
+          <w:tcPr>
+            <w:tcW w:type="dxa" w:w="1728"/>
+          </w:tcPr>
+          <w:p>
+            <w:r>
+              <w:rPr>
+                <w:b w:val="0"/>
+              </w:rPr>
+              <w:t>18) 친구 축복 손동작</w:t>
+            </w:r>
+          </w:p>
+        </w:tc>
+        <w:tc>
+          <w:tcPr>
+            <w:tcW w:type="dxa" w:w="1728"/>
+          </w:tcPr>
+          <w:p>
+            <w:r>
+              <w:rPr>
+                <w:b w:val="0"/>
+              </w:rPr>
+              <w:t>축복 동작 그림</w:t>
+            </w:r>
+          </w:p>
+        </w:tc>
+        <w:tc>
+          <w:tcPr>
+            <w:tcW w:type="dxa" w:w="1728"/>
+          </w:tcPr>
+          <w:p>
+            <w:r>
+              <w:rPr>
+                <w:b w:val="0"/>
+              </w:rPr>
+              <w:t>10분</w:t>
+            </w:r>
+          </w:p>
+        </w:tc>
+        <w:tc>
+          <w:tcPr>
+            <w:tcW w:type="dxa" w:w="1728"/>
+          </w:tcPr>
+          <w:p>
+            <w:r>
+              <w:rPr>
+                <w:b w:val="0"/>
+              </w:rPr>
+              <w:t>친구를 바라보며 따뜻한 말과 동작을 전합니다.&lt;br&gt;담당 ________ / 기한 ________</w:t>
+            </w:r>
+          </w:p>
+        </w:tc>
+        <w:tc>
+          <w:tcPr>
+            <w:tcW w:type="dxa" w:w="1728"/>
+          </w:tcPr>
+          <w:p>
+            <w:r>
+              <w:rPr>
+                <w:b w:val="0"/>
+              </w:rPr>
+              <w:t>포옹·손잡기는 강요하지 않습니다.</w:t>
+            </w:r>
+          </w:p>
+        </w:tc>
+      </w:tr>
+    </w:tbl>
+    <w:p/>
+    <w:p>
+      <w:r>
+        <w:rPr>
+          <w:b w:val="0"/>
+        </w:rPr>
+        <w:t>라. 성경이야기</w:t>
+      </w:r>
+    </w:p>
+    <w:tbl>
+      <w:tblPr>
+        <w:tblStyle w:val="TableGrid"/>
+        <w:tblW w:type="auto" w:w="0"/>
+        <w:tblLook w:firstColumn="1" w:firstRow="1" w:lastColumn="0" w:lastRow="0" w:noHBand="0" w:noVBand="1" w:val="04A0"/>
+      </w:tblPr>
+      <w:tblGrid>
+        <w:gridCol w:w="1728"/>
+        <w:gridCol w:w="1728"/>
+        <w:gridCol w:w="1728"/>
+        <w:gridCol w:w="1728"/>
+        <w:gridCol w:w="1728"/>
+      </w:tblGrid>
+      <w:tr>
+        <w:tc>
+          <w:tcPr>
+            <w:tcW w:type="dxa" w:w="1728"/>
+          </w:tcPr>
+          <w:p>
+            <w:r>
+              <w:rPr>
+                <w:b/>
+              </w:rPr>
+              <w:t>활동명</w:t>
+            </w:r>
+          </w:p>
+        </w:tc>
+        <w:tc>
+          <w:tcPr>
+            <w:tcW w:type="dxa" w:w="1728"/>
+          </w:tcPr>
+          <w:p>
+            <w:r>
+              <w:rPr>
+                <w:b/>
+              </w:rPr>
+              <w:t>준비물</w:t>
+            </w:r>
+          </w:p>
+        </w:tc>
+        <w:tc>
+          <w:tcPr>
+            <w:tcW w:type="dxa" w:w="1728"/>
+          </w:tcPr>
+          <w:p>
+            <w:r>
+              <w:rPr>
+                <w:b/>
+              </w:rPr>
+              <w:t>시간</w:t>
+            </w:r>
+          </w:p>
+        </w:tc>
+        <w:tc>
+          <w:tcPr>
+            <w:tcW w:type="dxa" w:w="1728"/>
+          </w:tcPr>
+          <w:p>
+            <w:r>
+              <w:rPr>
+                <w:b/>
+              </w:rPr>
+              <w:t>방법</w:t>
+            </w:r>
+          </w:p>
+        </w:tc>
+        <w:tc>
+          <w:tcPr>
+            <w:tcW w:type="dxa" w:w="1728"/>
+          </w:tcPr>
+          <w:p>
+            <w:r>
+              <w:rPr>
+                <w:b/>
+              </w:rPr>
+              <w:t>안전 주의</w:t>
+            </w:r>
+          </w:p>
+        </w:tc>
+      </w:tr>
+      <w:tr>
+        <w:tc>
+          <w:tcPr>
+            <w:tcW w:type="dxa" w:w="1728"/>
+          </w:tcPr>
+          <w:p>
+            <w:r>
+              <w:rPr>
+                <w:b w:val="0"/>
+              </w:rPr>
+              <w:t>19) 창조 순서 그림</w:t>
+            </w:r>
+          </w:p>
+        </w:tc>
+        <w:tc>
+          <w:tcPr>
+            <w:tcW w:type="dxa" w:w="1728"/>
+          </w:tcPr>
+          <w:p>
+            <w:r>
+              <w:rPr>
+                <w:b w:val="0"/>
+              </w:rPr>
+              <w:t>큰 그림 카드</w:t>
+            </w:r>
+          </w:p>
+        </w:tc>
+        <w:tc>
+          <w:tcPr>
+            <w:tcW w:type="dxa" w:w="1728"/>
+          </w:tcPr>
+          <w:p>
+            <w:r>
+              <w:rPr>
+                <w:b w:val="0"/>
+              </w:rPr>
+              <w:t>15분</w:t>
+            </w:r>
+          </w:p>
+        </w:tc>
+        <w:tc>
+          <w:tcPr>
+            <w:tcW w:type="dxa" w:w="1728"/>
+          </w:tcPr>
+          <w:p>
+            <w:r>
+              <w:rPr>
+                <w:b w:val="0"/>
+              </w:rPr>
+              <w:t>창세기 1장 이야기를 듣고 그림을 배열합니다.&lt;br&gt;담당 ________ / 기한 ________</w:t>
+            </w:r>
+          </w:p>
+        </w:tc>
+        <w:tc>
+          <w:tcPr>
+            <w:tcW w:type="dxa" w:w="1728"/>
+          </w:tcPr>
+          <w:p>
+            <w:r>
+              <w:rPr>
+                <w:b w:val="0"/>
+              </w:rPr>
+              <w:t>큰 카드를 사용하고 모서리를 둥글게 합니다.</w:t>
+            </w:r>
+          </w:p>
+        </w:tc>
+      </w:tr>
+      <w:tr>
+        <w:tc>
+          <w:tcPr>
+            <w:tcW w:type="dxa" w:w="1728"/>
+          </w:tcPr>
+          <w:p>
+            <w:r>
+              <w:rPr>
+                <w:b w:val="0"/>
+              </w:rPr>
+              <w:t>20) 예수님과 어린이</w:t>
+            </w:r>
+          </w:p>
+        </w:tc>
+        <w:tc>
+          <w:tcPr>
+            <w:tcW w:type="dxa" w:w="1728"/>
+          </w:tcPr>
+          <w:p>
+            <w:r>
+              <w:rPr>
+                <w:b w:val="0"/>
+              </w:rPr>
+              <w:t>그림 자료, 큰 손인형</w:t>
+            </w:r>
+          </w:p>
+        </w:tc>
+        <w:tc>
+          <w:tcPr>
+            <w:tcW w:type="dxa" w:w="1728"/>
+          </w:tcPr>
+          <w:p>
+            <w:r>
+              <w:rPr>
+                <w:b w:val="0"/>
+              </w:rPr>
+              <w:t>15분</w:t>
+            </w:r>
+          </w:p>
+        </w:tc>
+        <w:tc>
+          <w:tcPr>
+            <w:tcW w:type="dxa" w:w="1728"/>
+          </w:tcPr>
+          <w:p>
+            <w:r>
+              <w:rPr>
+                <w:b w:val="0"/>
+              </w:rPr>
+              <w:t>마가복음 10:13~16을 들려주고 느낌을 묻습니다.&lt;br&gt;담당 ________ / 기한 ________</w:t>
+            </w:r>
+          </w:p>
+        </w:tc>
+        <w:tc>
+          <w:tcPr>
+            <w:tcW w:type="dxa" w:w="1728"/>
+          </w:tcPr>
+          <w:p>
+            <w:r>
+              <w:rPr>
+                <w:b w:val="0"/>
+              </w:rPr>
+              <w:t>어린이의 답을 비교하거나 발표를 강요하지 않습니다.</w:t>
+            </w:r>
+          </w:p>
+        </w:tc>
+      </w:tr>
+      <w:tr>
+        <w:tc>
+          <w:tcPr>
+            <w:tcW w:type="dxa" w:w="1728"/>
+          </w:tcPr>
+          <w:p>
+            <w:r>
+              <w:rPr>
+                <w:b w:val="0"/>
+              </w:rPr>
+              <w:t>21) 잃은 양 찾아 돌보기</w:t>
+            </w:r>
+          </w:p>
+        </w:tc>
+        <w:tc>
+          <w:tcPr>
+            <w:tcW w:type="dxa" w:w="1728"/>
+          </w:tcPr>
+          <w:p>
+            <w:r>
+              <w:rPr>
+                <w:b w:val="0"/>
+              </w:rPr>
+              <w:t>큰 양 그림, 낮은 게시판</w:t>
+            </w:r>
+          </w:p>
+        </w:tc>
+        <w:tc>
+          <w:tcPr>
+            <w:tcW w:type="dxa" w:w="1728"/>
+          </w:tcPr>
+          <w:p>
+            <w:r>
+              <w:rPr>
+                <w:b w:val="0"/>
+              </w:rPr>
+              <w:t>15분</w:t>
+            </w:r>
+          </w:p>
+        </w:tc>
+        <w:tc>
+          <w:tcPr>
+            <w:tcW w:type="dxa" w:w="1728"/>
+          </w:tcPr>
+          <w:p>
+            <w:r>
+              <w:rPr>
+                <w:b w:val="0"/>
+              </w:rPr>
+              <w:t>누가복음 15:3~7을 듣고 양 그림을 찾습니다.&lt;br&gt;담당 ________ / 기한 ________</w:t>
+            </w:r>
+          </w:p>
+        </w:tc>
+        <w:tc>
+          <w:tcPr>
+            <w:tcW w:type="dxa" w:w="1728"/>
+          </w:tcPr>
+          <w:p>
+            <w:r>
+              <w:rPr>
+                <w:b w:val="0"/>
+              </w:rPr>
+              <w:t>높은 곳·문 뒤·가구 아래에 숨기지 않습니다.</w:t>
+            </w:r>
+          </w:p>
+        </w:tc>
+      </w:tr>
+      <w:tr>
+        <w:tc>
+          <w:tcPr>
+            <w:tcW w:type="dxa" w:w="1728"/>
+          </w:tcPr>
+          <w:p>
+            <w:r>
+              <w:rPr>
+                <w:b w:val="0"/>
+              </w:rPr>
+              <w:t>22) 이웃을 도운 사람</w:t>
+            </w:r>
+          </w:p>
+        </w:tc>
+        <w:tc>
+          <w:tcPr>
+            <w:tcW w:type="dxa" w:w="1728"/>
+          </w:tcPr>
+          <w:p>
+            <w:r>
+              <w:rPr>
+                <w:b w:val="0"/>
+              </w:rPr>
+              <w:t>상황 그림, 인형</w:t>
+            </w:r>
+          </w:p>
+        </w:tc>
+        <w:tc>
+          <w:tcPr>
+            <w:tcW w:type="dxa" w:w="1728"/>
+          </w:tcPr>
+          <w:p>
+            <w:r>
+              <w:rPr>
+                <w:b w:val="0"/>
+              </w:rPr>
+              <w:t>15분</w:t>
+            </w:r>
+          </w:p>
+        </w:tc>
+        <w:tc>
+          <w:tcPr>
+            <w:tcW w:type="dxa" w:w="1728"/>
+          </w:tcPr>
+          <w:p>
+            <w:r>
+              <w:rPr>
+                <w:b w:val="0"/>
+              </w:rPr>
+              <w:t>누가복음 10:25~37을 듣고 도움 방법을 고릅니다.&lt;br&gt;담당 ________ / 기한 ________</w:t>
+            </w:r>
+          </w:p>
+        </w:tc>
+        <w:tc>
+          <w:tcPr>
+            <w:tcW w:type="dxa" w:w="1728"/>
+          </w:tcPr>
+          <w:p>
+            <w:r>
+              <w:rPr>
+                <w:b w:val="0"/>
+              </w:rPr>
+              <w:t>폭력 장면을 자세히 묘사하지 않습니다.</w:t>
+            </w:r>
+          </w:p>
+        </w:tc>
+      </w:tr>
+      <w:tr>
+        <w:tc>
+          <w:tcPr>
+            <w:tcW w:type="dxa" w:w="1728"/>
+          </w:tcPr>
+          <w:p>
+            <w:r>
+              <w:rPr>
+                <w:b w:val="0"/>
+              </w:rPr>
+              <w:t>23) 작은 도시락 나눔</w:t>
+            </w:r>
+          </w:p>
+        </w:tc>
+        <w:tc>
+          <w:tcPr>
+            <w:tcW w:type="dxa" w:w="1728"/>
+          </w:tcPr>
+          <w:p>
+            <w:r>
+              <w:rPr>
+                <w:b w:val="0"/>
+              </w:rPr>
+              <w:t>큰 종이 음식 모형, 바구니</w:t>
+            </w:r>
+          </w:p>
+        </w:tc>
+        <w:tc>
+          <w:tcPr>
+            <w:tcW w:type="dxa" w:w="1728"/>
+          </w:tcPr>
+          <w:p>
+            <w:r>
+              <w:rPr>
+                <w:b w:val="0"/>
+              </w:rPr>
+              <w:t>15분</w:t>
+            </w:r>
+          </w:p>
+        </w:tc>
+        <w:tc>
+          <w:tcPr>
+            <w:tcW w:type="dxa" w:w="1728"/>
+          </w:tcPr>
+          <w:p>
+            <w:r>
+              <w:rPr>
+                <w:b w:val="0"/>
+              </w:rPr>
+              <w:t>요한복음 6:1~13을 듣고 모형을 나눕니다.&lt;br&gt;담당 ________ / 기한 ________</w:t>
+            </w:r>
+          </w:p>
+        </w:tc>
+        <w:tc>
+          <w:tcPr>
+            <w:tcW w:type="dxa" w:w="1728"/>
+          </w:tcPr>
+          <w:p>
+            <w:r>
+              <w:rPr>
+                <w:b w:val="0"/>
+              </w:rPr>
+              <w:t>모형과 실제 먹는 음식을 구분합니다.</w:t>
+            </w:r>
+          </w:p>
+        </w:tc>
+      </w:tr>
+      <w:tr>
+        <w:tc>
+          <w:tcPr>
+            <w:tcW w:type="dxa" w:w="1728"/>
+          </w:tcPr>
+          <w:p>
+            <w:r>
+              <w:rPr>
+                <w:b w:val="0"/>
+              </w:rPr>
+              <w:t>24) 폭풍 속에서도 함께</w:t>
+            </w:r>
+          </w:p>
+        </w:tc>
+        <w:tc>
+          <w:tcPr>
+            <w:tcW w:type="dxa" w:w="1728"/>
+          </w:tcPr>
+          <w:p>
+            <w:r>
+              <w:rPr>
+                <w:b w:val="0"/>
+              </w:rPr>
+              <w:t>배 그림, 파란 천</w:t>
+            </w:r>
+          </w:p>
+        </w:tc>
+        <w:tc>
+          <w:tcPr>
+            <w:tcW w:type="dxa" w:w="1728"/>
+          </w:tcPr>
+          <w:p>
+            <w:r>
+              <w:rPr>
+                <w:b w:val="0"/>
+              </w:rPr>
+              <w:t>15분</w:t>
+            </w:r>
+          </w:p>
+        </w:tc>
+        <w:tc>
+          <w:tcPr>
+            <w:tcW w:type="dxa" w:w="1728"/>
+          </w:tcPr>
+          <w:p>
+            <w:r>
+              <w:rPr>
+                <w:b w:val="0"/>
+              </w:rPr>
+              <w:t>마가복음 4:35~41을 듣고 잔잔한 물결을 표현합니다.&lt;br&gt;담당 ________ / 기한 ________</w:t>
+            </w:r>
+          </w:p>
+        </w:tc>
+        <w:tc>
+          <w:tcPr>
+            <w:tcW w:type="dxa" w:w="1728"/>
+          </w:tcPr>
+          <w:p>
+            <w:r>
+              <w:rPr>
+                <w:b w:val="0"/>
+              </w:rPr>
+              <w:t>큰 효과음·암전·얼굴 덮기를 하지 않습니다.</w:t>
+            </w:r>
+          </w:p>
+        </w:tc>
+      </w:tr>
+    </w:tbl>
+    <w:p/>
+    <w:p>
+      <w:r>
+        <w:rPr>
+          <w:b w:val="0"/>
+        </w:rPr>
+        <w:t>마. 간식 만들기</w:t>
+      </w:r>
+    </w:p>
+    <w:tbl>
+      <w:tblPr>
+        <w:tblStyle w:val="TableGrid"/>
+        <w:tblW w:type="auto" w:w="0"/>
+        <w:tblLook w:firstColumn="1" w:firstRow="1" w:lastColumn="0" w:lastRow="0" w:noHBand="0" w:noVBand="1" w:val="04A0"/>
+      </w:tblPr>
+      <w:tblGrid>
+        <w:gridCol w:w="1728"/>
+        <w:gridCol w:w="1728"/>
+        <w:gridCol w:w="1728"/>
+        <w:gridCol w:w="1728"/>
+        <w:gridCol w:w="1728"/>
+      </w:tblGrid>
+      <w:tr>
+        <w:tc>
+          <w:tcPr>
+            <w:tcW w:type="dxa" w:w="1728"/>
+          </w:tcPr>
+          <w:p>
+            <w:r>
+              <w:rPr>
+                <w:b/>
+              </w:rPr>
+              <w:t>활동명</w:t>
+            </w:r>
+          </w:p>
+        </w:tc>
+        <w:tc>
+          <w:tcPr>
+            <w:tcW w:type="dxa" w:w="1728"/>
+          </w:tcPr>
+          <w:p>
+            <w:r>
+              <w:rPr>
+                <w:b/>
+              </w:rPr>
+              <w:t>준비물</w:t>
+            </w:r>
+          </w:p>
+        </w:tc>
+        <w:tc>
+          <w:tcPr>
+            <w:tcW w:type="dxa" w:w="1728"/>
+          </w:tcPr>
+          <w:p>
+            <w:r>
+              <w:rPr>
+                <w:b/>
+              </w:rPr>
+              <w:t>시간</w:t>
+            </w:r>
+          </w:p>
+        </w:tc>
+        <w:tc>
+          <w:tcPr>
+            <w:tcW w:type="dxa" w:w="1728"/>
+          </w:tcPr>
+          <w:p>
+            <w:r>
+              <w:rPr>
+                <w:b/>
+              </w:rPr>
+              <w:t>방법</w:t>
+            </w:r>
+          </w:p>
+        </w:tc>
+        <w:tc>
+          <w:tcPr>
+            <w:tcW w:type="dxa" w:w="1728"/>
+          </w:tcPr>
+          <w:p>
+            <w:r>
+              <w:rPr>
+                <w:b/>
+              </w:rPr>
+              <w:t>안전 주의</w:t>
+            </w:r>
+          </w:p>
+        </w:tc>
+      </w:tr>
+      <w:tr>
+        <w:tc>
+          <w:tcPr>
+            <w:tcW w:type="dxa" w:w="1728"/>
+          </w:tcPr>
+          <w:p>
+            <w:r>
+              <w:rPr>
+                <w:b w:val="0"/>
+              </w:rPr>
+              <w:t>25) 부드러운 과일 컵</w:t>
+            </w:r>
+          </w:p>
+        </w:tc>
+        <w:tc>
+          <w:tcPr>
+            <w:tcW w:type="dxa" w:w="1728"/>
+          </w:tcPr>
+          <w:p>
+            <w:r>
+              <w:rPr>
+                <w:b w:val="0"/>
+              </w:rPr>
+              <w:t>손질한 부드러운 과일, 컵, 숟가락</w:t>
+            </w:r>
+          </w:p>
+        </w:tc>
+        <w:tc>
+          <w:tcPr>
+            <w:tcW w:type="dxa" w:w="1728"/>
+          </w:tcPr>
+          <w:p>
+            <w:r>
+              <w:rPr>
+                <w:b w:val="0"/>
+              </w:rPr>
+              <w:t>20분</w:t>
+            </w:r>
+          </w:p>
+        </w:tc>
+        <w:tc>
+          <w:tcPr>
+            <w:tcW w:type="dxa" w:w="1728"/>
+          </w:tcPr>
+          <w:p>
+            <w:r>
+              <w:rPr>
+                <w:b w:val="0"/>
+              </w:rPr>
+              <w:t>교사가 자른 과일을 컵에 담습니다.&lt;br&gt;담당 ________ / 기한 ________</w:t>
+            </w:r>
+          </w:p>
+        </w:tc>
+        <w:tc>
+          <w:tcPr>
+            <w:tcW w:type="dxa" w:w="1728"/>
+          </w:tcPr>
+          <w:p>
+            <w:r>
+              <w:rPr>
+                <w:b w:val="0"/>
+              </w:rPr>
+              <w:t>알레르기를 확인하고 씨·단단한 껍질·꼬치를 제외합니다.</w:t>
+            </w:r>
+          </w:p>
+        </w:tc>
+      </w:tr>
+      <w:tr>
+        <w:tc>
+          <w:tcPr>
+            <w:tcW w:type="dxa" w:w="1728"/>
+          </w:tcPr>
+          <w:p>
+            <w:r>
+              <w:rPr>
+                <w:b w:val="0"/>
+              </w:rPr>
+              <w:t>26) 바나나 으깨기</w:t>
+            </w:r>
+          </w:p>
+        </w:tc>
+        <w:tc>
+          <w:tcPr>
+            <w:tcW w:type="dxa" w:w="1728"/>
+          </w:tcPr>
+          <w:p>
+            <w:r>
+              <w:rPr>
+                <w:b w:val="0"/>
+              </w:rPr>
+              <w:t>바나나, 그릇, 숟가락</w:t>
+            </w:r>
+          </w:p>
+        </w:tc>
+        <w:tc>
+          <w:tcPr>
+            <w:tcW w:type="dxa" w:w="1728"/>
+          </w:tcPr>
+          <w:p>
+            <w:r>
+              <w:rPr>
+                <w:b w:val="0"/>
+              </w:rPr>
+              <w:t>15분</w:t>
+            </w:r>
+          </w:p>
+        </w:tc>
+        <w:tc>
+          <w:tcPr>
+            <w:tcW w:type="dxa" w:w="1728"/>
+          </w:tcPr>
+          <w:p>
+            <w:r>
+              <w:rPr>
+                <w:b w:val="0"/>
+              </w:rPr>
+              <w:t>숟가락으로 으깨고 감사한 것을 나눕니다.&lt;br&gt;담당 ________ / 기한 ________</w:t>
+            </w:r>
+          </w:p>
+        </w:tc>
+        <w:tc>
+          <w:tcPr>
+            <w:tcW w:type="dxa" w:w="1728"/>
+          </w:tcPr>
+          <w:p>
+            <w:r>
+              <w:rPr>
+                <w:b w:val="0"/>
+              </w:rPr>
+              <w:t>개인 도구를 사용하고 착석하여 먹습니다.</w:t>
+            </w:r>
+          </w:p>
+        </w:tc>
+      </w:tr>
+      <w:tr>
+        <w:tc>
+          <w:tcPr>
+            <w:tcW w:type="dxa" w:w="1728"/>
+          </w:tcPr>
+          <w:p>
+            <w:r>
+              <w:rPr>
+                <w:b w:val="0"/>
+              </w:rPr>
+              <w:t>27) 요거트 그림 컵</w:t>
+            </w:r>
+          </w:p>
+        </w:tc>
+        <w:tc>
+          <w:tcPr>
+            <w:tcW w:type="dxa" w:w="1728"/>
+          </w:tcPr>
+          <w:p>
+            <w:r>
+              <w:rPr>
+                <w:b w:val="0"/>
+              </w:rPr>
+              <w:t>플레인 요거트, 과일 퓌레, 컵</w:t>
+            </w:r>
+          </w:p>
+        </w:tc>
+        <w:tc>
+          <w:tcPr>
+            <w:tcW w:type="dxa" w:w="1728"/>
+          </w:tcPr>
+          <w:p>
+            <w:r>
+              <w:rPr>
+                <w:b w:val="0"/>
+              </w:rPr>
+              <w:t>15분</w:t>
+            </w:r>
+          </w:p>
+        </w:tc>
+        <w:tc>
+          <w:tcPr>
+            <w:tcW w:type="dxa" w:w="1728"/>
+          </w:tcPr>
+          <w:p>
+            <w:r>
+              <w:rPr>
+                <w:b w:val="0"/>
+              </w:rPr>
+              <w:t>요거트 위에 퓌레로 무늬를 만듭니다.&lt;br&gt;담당 ________ / 기한 ________</w:t>
+            </w:r>
+          </w:p>
+        </w:tc>
+        <w:tc>
+          <w:tcPr>
+            <w:tcW w:type="dxa" w:w="1728"/>
+          </w:tcPr>
+          <w:p>
+            <w:r>
+              <w:rPr>
+                <w:b w:val="0"/>
+              </w:rPr>
+              <w:t>우유 등 원재료를 확인하고 냉장 보관합니다.</w:t>
+            </w:r>
+          </w:p>
+        </w:tc>
+      </w:tr>
+      <w:tr>
+        <w:tc>
+          <w:tcPr>
+            <w:tcW w:type="dxa" w:w="1728"/>
+          </w:tcPr>
+          <w:p>
+            <w:r>
+              <w:rPr>
+                <w:b w:val="0"/>
+              </w:rPr>
+              <w:t>28) 부드러운 빵 얼굴</w:t>
+            </w:r>
+          </w:p>
+        </w:tc>
+        <w:tc>
+          <w:tcPr>
+            <w:tcW w:type="dxa" w:w="1728"/>
+          </w:tcPr>
+          <w:p>
+            <w:r>
+              <w:rPr>
+                <w:b w:val="0"/>
+              </w:rPr>
+              <w:t>부드러운 빵, 과일 퓌레, 숟가락</w:t>
+            </w:r>
+          </w:p>
+        </w:tc>
+        <w:tc>
+          <w:tcPr>
+            <w:tcW w:type="dxa" w:w="1728"/>
+          </w:tcPr>
+          <w:p>
+            <w:r>
+              <w:rPr>
+                <w:b w:val="0"/>
+              </w:rPr>
+              <w:t>20분</w:t>
+            </w:r>
+          </w:p>
+        </w:tc>
+        <w:tc>
+          <w:tcPr>
+            <w:tcW w:type="dxa" w:w="1728"/>
+          </w:tcPr>
+          <w:p>
+            <w:r>
+              <w:rPr>
+                <w:b w:val="0"/>
+              </w:rPr>
+              <w:t>빵 위에 웃는 얼굴을 표현합니다.&lt;br&gt;담당 ________ / 기한 ________</w:t>
+            </w:r>
+          </w:p>
+        </w:tc>
+        <w:tc>
+          <w:tcPr>
+            <w:tcW w:type="dxa" w:w="1728"/>
+          </w:tcPr>
+          <w:p>
+            <w:r>
+              <w:rPr>
+                <w:b w:val="0"/>
+              </w:rPr>
+              <w:t>밀·우유·달걀 등 성분을 확인하고 작은 양씩 제공합니다.</w:t>
+            </w:r>
+          </w:p>
+        </w:tc>
+      </w:tr>
+      <w:tr>
+        <w:tc>
+          <w:tcPr>
+            <w:tcW w:type="dxa" w:w="1728"/>
+          </w:tcPr>
+          <w:p>
+            <w:r>
+              <w:rPr>
+                <w:b w:val="0"/>
+              </w:rPr>
+              <w:t>29) 찐고구마 동산</w:t>
+            </w:r>
+          </w:p>
+        </w:tc>
+        <w:tc>
+          <w:tcPr>
+            <w:tcW w:type="dxa" w:w="1728"/>
+          </w:tcPr>
+          <w:p>
+            <w:r>
+              <w:rPr>
+                <w:b w:val="0"/>
+              </w:rPr>
+              <w:t>식힌 찐고구마, 접시, 숟가락</w:t>
+            </w:r>
+          </w:p>
+        </w:tc>
+        <w:tc>
+          <w:tcPr>
+            <w:tcW w:type="dxa" w:w="1728"/>
+          </w:tcPr>
+          <w:p>
+            <w:r>
+              <w:rPr>
+                <w:b w:val="0"/>
+              </w:rPr>
+              <w:t>20분</w:t>
+            </w:r>
+          </w:p>
+        </w:tc>
+        <w:tc>
+          <w:tcPr>
+            <w:tcW w:type="dxa" w:w="1728"/>
+          </w:tcPr>
+          <w:p>
+            <w:r>
+              <w:rPr>
+                <w:b w:val="0"/>
+              </w:rPr>
+              <w:t>으깬 고구마를 접시에 펼쳐 동산을 만듭니다.&lt;br&gt;담당 ________ / 기한 ________</w:t>
+            </w:r>
+          </w:p>
+        </w:tc>
+        <w:tc>
+          <w:tcPr>
+            <w:tcW w:type="dxa" w:w="1728"/>
+          </w:tcPr>
+          <w:p>
+            <w:r>
+              <w:rPr>
+                <w:b w:val="0"/>
+              </w:rPr>
+              <w:t>뜨거운 재료와 크고 뭉친 덩어리를 제공하지 않습니다.</w:t>
+            </w:r>
+          </w:p>
+        </w:tc>
+      </w:tr>
+      <w:tr>
+        <w:tc>
+          <w:tcPr>
+            <w:tcW w:type="dxa" w:w="1728"/>
+          </w:tcPr>
+          <w:p>
+            <w:r>
+              <w:rPr>
+                <w:b w:val="0"/>
+              </w:rPr>
+              <w:t>30) 두 색 과일 퓌레</w:t>
+            </w:r>
+          </w:p>
+        </w:tc>
+        <w:tc>
+          <w:tcPr>
+            <w:tcW w:type="dxa" w:w="1728"/>
+          </w:tcPr>
+          <w:p>
+            <w:r>
+              <w:rPr>
+                <w:b w:val="0"/>
+              </w:rPr>
+              <w:t>두 종류 과일 퓌레, 투명 컵, 숟가락</w:t>
+            </w:r>
+          </w:p>
+        </w:tc>
+        <w:tc>
+          <w:tcPr>
+            <w:tcW w:type="dxa" w:w="1728"/>
+          </w:tcPr>
+          <w:p>
+            <w:r>
+              <w:rPr>
+                <w:b w:val="0"/>
+              </w:rPr>
+              <w:t>15분</w:t>
+            </w:r>
+          </w:p>
+        </w:tc>
+        <w:tc>
+          <w:tcPr>
+            <w:tcW w:type="dxa" w:w="1728"/>
+          </w:tcPr>
+          <w:p>
+            <w:r>
+              <w:rPr>
+                <w:b w:val="0"/>
+              </w:rPr>
+              <w:t>두 색을 층층이 담고 색의 차이를 관찰합니다.&lt;br&gt;담당 ________ / 기한 ________</w:t>
+            </w:r>
+          </w:p>
+        </w:tc>
+        <w:tc>
+          <w:tcPr>
+            <w:tcW w:type="dxa" w:w="1728"/>
+          </w:tcPr>
+          <w:p>
+            <w:r>
+              <w:rPr>
+                <w:b w:val="0"/>
+              </w:rPr>
+              <w:t>혼합 성분을 확인하고 남은 음식은 재사용하지 않습니다.</w:t>
+            </w:r>
+          </w:p>
+        </w:tc>
+      </w:tr>
+    </w:tbl>
+    <w:p/>
+    <w:p>
+      <w:pPr>
+        <w:pStyle w:val="ListNumber"/>
+      </w:pPr>
+      <w:r>
+        <w:rPr>
+          <w:b w:val="0"/>
+        </w:rPr>
+        <w:t>안전관리 및 귀가</w:t>
+      </w:r>
+    </w:p>
+    <w:tbl>
+      <w:tblPr>
+        <w:tblStyle w:val="TableGrid"/>
+        <w:tblW w:type="auto" w:w="0"/>
+        <w:tblLook w:firstColumn="1" w:firstRow="1" w:lastColumn="0" w:lastRow="0" w:noHBand="0" w:noVBand="1" w:val="04A0"/>
+      </w:tblPr>
+      <w:tblGrid>
+        <w:gridCol w:w="2160"/>
+        <w:gridCol w:w="2160"/>
+        <w:gridCol w:w="2160"/>
+        <w:gridCol w:w="2160"/>
+      </w:tblGrid>
+      <w:tr>
+        <w:tc>
+          <w:tcPr>
+            <w:tcW w:type="dxa" w:w="2160"/>
+          </w:tcPr>
+          <w:p>
+            <w:r>
+              <w:rPr>
+                <w:b/>
+              </w:rPr>
+              <w:t>위험요인</w:t>
+            </w:r>
+          </w:p>
+        </w:tc>
+        <w:tc>
+          <w:tcPr>
+            <w:tcW w:type="dxa" w:w="2160"/>
+          </w:tcPr>
+          <w:p>
+            <w:r>
+              <w:rPr>
+                <w:b/>
+              </w:rPr>
+              <w:t>예방·대응 조치</w:t>
+            </w:r>
+          </w:p>
+        </w:tc>
+        <w:tc>
+          <w:tcPr>
+            <w:tcW w:type="dxa" w:w="2160"/>
+          </w:tcPr>
+          <w:p>
+            <w:r>
+              <w:rPr>
+                <w:b/>
+              </w:rPr>
+              <w:t>담당</w:t>
+            </w:r>
+          </w:p>
+        </w:tc>
+        <w:tc>
+          <w:tcPr>
+            <w:tcW w:type="dxa" w:w="2160"/>
+          </w:tcPr>
+          <w:p>
+            <w:r>
+              <w:rPr>
+                <w:b/>
+              </w:rPr>
+              <w:t>기한</w:t>
+            </w:r>
+          </w:p>
+        </w:tc>
+      </w:tr>
+      <w:tr>
+        <w:tc>
+          <w:tcPr>
+            <w:tcW w:type="dxa" w:w="2160"/>
+          </w:tcPr>
+          <w:p>
+            <w:r>
+              <w:rPr>
+                <w:b w:val="0"/>
+              </w:rPr>
+              <w:t>이탈·보호자 인계 착오</w:t>
+            </w:r>
+          </w:p>
+        </w:tc>
+        <w:tc>
+          <w:tcPr>
+            <w:tcW w:type="dxa" w:w="2160"/>
+          </w:tcPr>
+          <w:p>
+            <w:r>
+              <w:rPr>
+                <w:b w:val="0"/>
+              </w:rPr>
+              <w:t>입실·이동·귀가 때 인원을 확인하고 사전 지정된 보호자에게 인계합니다.</w:t>
+            </w:r>
+          </w:p>
+        </w:tc>
+        <w:tc>
+          <w:tcPr>
+            <w:tcW w:type="dxa" w:w="2160"/>
+          </w:tcPr>
+          <w:p>
+            <w:r>
+              <w:rPr>
+                <w:b w:val="0"/>
+              </w:rPr>
+              <w:t>________</w:t>
+            </w:r>
+          </w:p>
+        </w:tc>
+        <w:tc>
+          <w:tcPr>
+            <w:tcW w:type="dxa" w:w="2160"/>
+          </w:tcPr>
+          <w:p>
+            <w:r>
+              <w:rPr>
+                <w:b w:val="0"/>
+              </w:rPr>
+              <w:t>이동 때마다·귀가 완료 시</w:t>
+            </w:r>
+          </w:p>
+        </w:tc>
+      </w:tr>
+      <w:tr>
+        <w:tc>
+          <w:tcPr>
+            <w:tcW w:type="dxa" w:w="2160"/>
+          </w:tcPr>
+          <w:p>
+            <w:r>
+              <w:rPr>
+                <w:b w:val="0"/>
+              </w:rPr>
+              <w:t>넘어짐·충돌</w:t>
+            </w:r>
+          </w:p>
+        </w:tc>
+        <w:tc>
+          <w:tcPr>
+            <w:tcW w:type="dxa" w:w="2160"/>
+          </w:tcPr>
+          <w:p>
+            <w:r>
+              <w:rPr>
+                <w:b w:val="0"/>
+              </w:rPr>
+              <w:t>바닥 물기, 전선, 가구 모서리와 이동 동선을 점검합니다.</w:t>
+            </w:r>
+          </w:p>
+        </w:tc>
+        <w:tc>
+          <w:tcPr>
+            <w:tcW w:type="dxa" w:w="2160"/>
+          </w:tcPr>
+          <w:p>
+            <w:r>
+              <w:rPr>
+                <w:b w:val="0"/>
+              </w:rPr>
+              <w:t>________</w:t>
+            </w:r>
+          </w:p>
+        </w:tc>
+        <w:tc>
+          <w:tcPr>
+            <w:tcW w:type="dxa" w:w="2160"/>
+          </w:tcPr>
+          <w:p>
+            <w:r>
+              <w:rPr>
+                <w:b w:val="0"/>
+              </w:rPr>
+              <w:t>시작 30분 전·활동 전환 시</w:t>
+            </w:r>
+          </w:p>
+        </w:tc>
+      </w:tr>
+      <w:tr>
+        <w:tc>
+          <w:tcPr>
+            <w:tcW w:type="dxa" w:w="2160"/>
+          </w:tcPr>
+          <w:p>
+            <w:r>
+              <w:rPr>
+                <w:b w:val="0"/>
+              </w:rPr>
+              <w:t>질식·알레르기</w:t>
+            </w:r>
+          </w:p>
+        </w:tc>
+        <w:tc>
+          <w:tcPr>
+            <w:tcW w:type="dxa" w:w="2160"/>
+          </w:tcPr>
+          <w:p>
+            <w:r>
+              <w:rPr>
+                <w:b w:val="0"/>
+              </w:rPr>
+              <w:t>별도 회신서와 식품 표시를 대조하고, 교사가 착석 섭취를 관찰합니다. 대체 간식을 준비합니다.</w:t>
+            </w:r>
+          </w:p>
+        </w:tc>
+        <w:tc>
+          <w:tcPr>
+            <w:tcW w:type="dxa" w:w="2160"/>
+          </w:tcPr>
+          <w:p>
+            <w:r>
+              <w:rPr>
+                <w:b w:val="0"/>
+              </w:rPr>
+              <w:t>________</w:t>
+            </w:r>
+          </w:p>
+        </w:tc>
+        <w:tc>
+          <w:tcPr>
+            <w:tcW w:type="dxa" w:w="2160"/>
+          </w:tcPr>
+          <w:p>
+            <w:r>
+              <w:rPr>
+                <w:b w:val="0"/>
+              </w:rPr>
+              <w:t>식재료 구매 전·제공 직전</w:t>
+            </w:r>
+          </w:p>
+        </w:tc>
+      </w:tr>
+      <w:tr>
+        <w:tc>
+          <w:tcPr>
+            <w:tcW w:type="dxa" w:w="2160"/>
+          </w:tcPr>
+          <w:p>
+            <w:r>
+              <w:rPr>
+                <w:b w:val="0"/>
+              </w:rPr>
+              <w:t>화상·도구 사고</w:t>
+            </w:r>
+          </w:p>
+        </w:tc>
+        <w:tc>
+          <w:tcPr>
+            <w:tcW w:type="dxa" w:w="2160"/>
+          </w:tcPr>
+          <w:p>
+            <w:r>
+              <w:rPr>
+                <w:b w:val="0"/>
+              </w:rPr>
+              <w:t>가열·칼질은 성인이 별도 공간에서 완료하고 식힌 재료만 제공합니다.</w:t>
+            </w:r>
+          </w:p>
+        </w:tc>
+        <w:tc>
+          <w:tcPr>
+            <w:tcW w:type="dxa" w:w="2160"/>
+          </w:tcPr>
+          <w:p>
+            <w:r>
+              <w:rPr>
+                <w:b w:val="0"/>
+              </w:rPr>
+              <w:t>________</w:t>
+            </w:r>
+          </w:p>
+        </w:tc>
+        <w:tc>
+          <w:tcPr>
+            <w:tcW w:type="dxa" w:w="2160"/>
+          </w:tcPr>
+          <w:p>
+            <w:r>
+              <w:rPr>
+                <w:b w:val="0"/>
+              </w:rPr>
+              <w:t>활동 시작 전</w:t>
+            </w:r>
+          </w:p>
+        </w:tc>
+      </w:tr>
+      <w:tr>
+        <w:tc>
+          <w:tcPr>
+            <w:tcW w:type="dxa" w:w="2160"/>
+          </w:tcPr>
+          <w:p>
+            <w:r>
+              <w:rPr>
+                <w:b w:val="0"/>
+              </w:rPr>
+              <w:t>더위·피로</w:t>
+            </w:r>
+          </w:p>
+        </w:tc>
+        <w:tc>
+          <w:tcPr>
+            <w:tcW w:type="dxa" w:w="2160"/>
+          </w:tcPr>
+          <w:p>
+            <w:r>
+              <w:rPr>
+                <w:b w:val="0"/>
+              </w:rPr>
+              <w:t>실내 온도와 환기를 확인하고 물·휴식을 제공합니다. 상태에 따라 활동을 중단합니다.</w:t>
+            </w:r>
+          </w:p>
+        </w:tc>
+        <w:tc>
+          <w:tcPr>
+            <w:tcW w:type="dxa" w:w="2160"/>
+          </w:tcPr>
+          <w:p>
+            <w:r>
+              <w:rPr>
+                <w:b w:val="0"/>
+              </w:rPr>
+              <w:t>________</w:t>
+            </w:r>
+          </w:p>
+        </w:tc>
+        <w:tc>
+          <w:tcPr>
+            <w:tcW w:type="dxa" w:w="2160"/>
+          </w:tcPr>
+          <w:p>
+            <w:r>
+              <w:rPr>
+                <w:b w:val="0"/>
+              </w:rPr>
+              <w:t>활동 전·활동 중 수시</w:t>
+            </w:r>
+          </w:p>
+        </w:tc>
+      </w:tr>
+      <w:tr>
+        <w:tc>
+          <w:tcPr>
+            <w:tcW w:type="dxa" w:w="2160"/>
+          </w:tcPr>
+          <w:p>
+            <w:r>
+              <w:rPr>
+                <w:b w:val="0"/>
+              </w:rPr>
+              <w:t>응급상황</w:t>
+            </w:r>
+          </w:p>
+        </w:tc>
+        <w:tc>
+          <w:tcPr>
+            <w:tcW w:type="dxa" w:w="2160"/>
+          </w:tcPr>
+          <w:p>
+            <w:r>
+              <w:rPr>
+                <w:b w:val="0"/>
+              </w:rPr>
+              <w:t>구급용품·비상동선을 확인하고, 응급 시 119 신고와 보호자 연락을 분담합니다.</w:t>
+            </w:r>
+          </w:p>
+        </w:tc>
+        <w:tc>
+          <w:tcPr>
+            <w:tcW w:type="dxa" w:w="2160"/>
+          </w:tcPr>
+          <w:p>
+            <w:r>
+              <w:rPr>
+                <w:b w:val="0"/>
+              </w:rPr>
+              <w:t>________</w:t>
+            </w:r>
+          </w:p>
+        </w:tc>
+        <w:tc>
+          <w:tcPr>
+            <w:tcW w:type="dxa" w:w="2160"/>
+          </w:tcPr>
+          <w:p>
+            <w:r>
+              <w:rPr>
+                <w:b w:val="0"/>
+              </w:rPr>
+              <w:t>시작 전·발생 즉시</w:t>
+            </w:r>
+          </w:p>
+        </w:tc>
+      </w:tr>
+    </w:tbl>
+    <w:p/>
+    <w:p>
+      <w:pPr>
+        <w:pStyle w:val="ListNumber"/>
+      </w:pPr>
+      <w:r>
+        <w:rPr>
+          <w:b w:val="0"/>
+        </w:rPr>
+        <w:t>준비 및 평가</w:t>
+      </w:r>
+    </w:p>
+    <w:tbl>
+      <w:tblPr>
+        <w:tblStyle w:val="TableGrid"/>
+        <w:tblW w:type="auto" w:w="0"/>
+        <w:tblLook w:firstColumn="1" w:firstRow="1" w:lastColumn="0" w:lastRow="0" w:noHBand="0" w:noVBand="1" w:val="04A0"/>
+      </w:tblPr>
+      <w:tblGrid>
+        <w:gridCol w:w="2160"/>
+        <w:gridCol w:w="2160"/>
+        <w:gridCol w:w="2160"/>
+        <w:gridCol w:w="2160"/>
+      </w:tblGrid>
+      <w:tr>
+        <w:tc>
+          <w:tcPr>
+            <w:tcW w:type="dxa" w:w="2160"/>
+          </w:tcPr>
+          <w:p>
+            <w:r>
+              <w:rPr>
+                <w:b/>
+              </w:rPr>
+              <w:t>실행 항목</w:t>
+            </w:r>
+          </w:p>
+        </w:tc>
+        <w:tc>
+          <w:tcPr>
+            <w:tcW w:type="dxa" w:w="2160"/>
+          </w:tcPr>
+          <w:p>
+            <w:r>
+              <w:rPr>
+                <w:b/>
+              </w:rPr>
+              <w:t>확인 기준</w:t>
+            </w:r>
+          </w:p>
+        </w:tc>
+        <w:tc>
+          <w:tcPr>
+            <w:tcW w:type="dxa" w:w="2160"/>
+          </w:tcPr>
+          <w:p>
+            <w:r>
+              <w:rPr>
+                <w:b/>
+              </w:rPr>
+              <w:t>담당</w:t>
+            </w:r>
+          </w:p>
+        </w:tc>
+        <w:tc>
+          <w:tcPr>
+            <w:tcW w:type="dxa" w:w="2160"/>
+          </w:tcPr>
+          <w:p>
+            <w:r>
+              <w:rPr>
+                <w:b/>
+              </w:rPr>
+              <w:t>기한</w:t>
+            </w:r>
+          </w:p>
+        </w:tc>
+      </w:tr>
+      <w:tr>
+        <w:tc>
+          <w:tcPr>
+            <w:tcW w:type="dxa" w:w="2160"/>
+          </w:tcPr>
+          <w:p>
+            <w:r>
+              <w:rPr>
+                <w:b w:val="0"/>
+              </w:rPr>
+              <w:t>활동 선정·업무 배정</w:t>
+            </w:r>
+          </w:p>
+        </w:tc>
+        <w:tc>
+          <w:tcPr>
+            <w:tcW w:type="dxa" w:w="2160"/>
+          </w:tcPr>
+          <w:p>
+            <w:r>
+              <w:rPr>
+                <w:b w:val="0"/>
+              </w:rPr>
+              <w:t>활동별 담당·시간·장소 기재 완료</w:t>
+            </w:r>
+          </w:p>
+        </w:tc>
+        <w:tc>
+          <w:tcPr>
+            <w:tcW w:type="dxa" w:w="2160"/>
+          </w:tcPr>
+          <w:p>
+            <w:r>
+              <w:rPr>
+                <w:b w:val="0"/>
+              </w:rPr>
+              <w:t>________</w:t>
+            </w:r>
+          </w:p>
+        </w:tc>
+        <w:tc>
+          <w:tcPr>
+            <w:tcW w:type="dxa" w:w="2160"/>
+          </w:tcPr>
+          <w:p>
+            <w:r>
+              <w:rPr>
+                <w:b w:val="0"/>
+              </w:rPr>
+              <w:t>행사 14일 전</w:t>
+            </w:r>
+          </w:p>
+        </w:tc>
+      </w:tr>
+      <w:tr>
+        <w:tc>
+          <w:tcPr>
+            <w:tcW w:type="dxa" w:w="2160"/>
+          </w:tcPr>
+          <w:p>
+            <w:r>
+              <w:rPr>
+                <w:b w:val="0"/>
+              </w:rPr>
+              <w:t>물품·간식 준비</w:t>
+            </w:r>
+          </w:p>
+        </w:tc>
+        <w:tc>
+          <w:tcPr>
+            <w:tcW w:type="dxa" w:w="2160"/>
+          </w:tcPr>
+          <w:p>
+            <w:r>
+              <w:rPr>
+                <w:b w:val="0"/>
+              </w:rPr>
+              <w:t>수량·성분·보관 방법 확인 완료</w:t>
+            </w:r>
+          </w:p>
+        </w:tc>
+        <w:tc>
+          <w:tcPr>
+            <w:tcW w:type="dxa" w:w="2160"/>
+          </w:tcPr>
+          <w:p>
+            <w:r>
+              <w:rPr>
+                <w:b w:val="0"/>
+              </w:rPr>
+              <w:t>________</w:t>
+            </w:r>
+          </w:p>
+        </w:tc>
+        <w:tc>
+          <w:tcPr>
+            <w:tcW w:type="dxa" w:w="2160"/>
+          </w:tcPr>
+          <w:p>
+            <w:r>
+              <w:rPr>
+                <w:b w:val="0"/>
+              </w:rPr>
+              <w:t>행사 3일 전</w:t>
+            </w:r>
+          </w:p>
+        </w:tc>
+      </w:tr>
+      <w:tr>
+        <w:tc>
+          <w:tcPr>
+            <w:tcW w:type="dxa" w:w="2160"/>
+          </w:tcPr>
+          <w:p>
+            <w:r>
+              <w:rPr>
+                <w:b w:val="0"/>
+              </w:rPr>
+              <w:t>음원·그림 자료 확인</w:t>
+            </w:r>
+          </w:p>
+        </w:tc>
+        <w:tc>
+          <w:tcPr>
+            <w:tcW w:type="dxa" w:w="2160"/>
+          </w:tcPr>
+          <w:p>
+            <w:r>
+              <w:rPr>
+                <w:b w:val="0"/>
+              </w:rPr>
+              <w:t>이용 조건 및 사용 가능 범위 확인 완료</w:t>
+            </w:r>
+          </w:p>
+        </w:tc>
+        <w:tc>
+          <w:tcPr>
+            <w:tcW w:type="dxa" w:w="2160"/>
+          </w:tcPr>
+          <w:p>
+            <w:r>
+              <w:rPr>
+                <w:b w:val="0"/>
+              </w:rPr>
+              <w:t>________</w:t>
+            </w:r>
+          </w:p>
+        </w:tc>
+        <w:tc>
+          <w:tcPr>
+            <w:tcW w:type="dxa" w:w="2160"/>
+          </w:tcPr>
+          <w:p>
+            <w:r>
+              <w:rPr>
+                <w:b w:val="0"/>
+              </w:rPr>
+              <w:t>행사 3일 전</w:t>
+            </w:r>
+          </w:p>
+        </w:tc>
+      </w:tr>
+      <w:tr>
+        <w:tc>
+          <w:tcPr>
+            <w:tcW w:type="dxa" w:w="2160"/>
+          </w:tcPr>
+          <w:p>
+            <w:r>
+              <w:rPr>
+                <w:b w:val="0"/>
+              </w:rPr>
+              <w:t>교사 사전 점검</w:t>
+            </w:r>
+          </w:p>
+        </w:tc>
+        <w:tc>
+          <w:tcPr>
+            <w:tcW w:type="dxa" w:w="2160"/>
+          </w:tcPr>
+          <w:p>
+            <w:r>
+              <w:rPr>
+                <w:b w:val="0"/>
+              </w:rPr>
+              <w:t>활동 시범·인계 방법·응급 역할 확인 완료</w:t>
+            </w:r>
+          </w:p>
+        </w:tc>
+        <w:tc>
+          <w:tcPr>
+            <w:tcW w:type="dxa" w:w="2160"/>
+          </w:tcPr>
+          <w:p>
+            <w:r>
+              <w:rPr>
+                <w:b w:val="0"/>
+              </w:rPr>
+              <w:t>________</w:t>
+            </w:r>
+          </w:p>
+        </w:tc>
+        <w:tc>
+          <w:tcPr>
+            <w:tcW w:type="dxa" w:w="2160"/>
+          </w:tcPr>
+          <w:p>
+            <w:r>
+              <w:rPr>
+                <w:b w:val="0"/>
+              </w:rPr>
+              <w:t>행사 전일</w:t>
+            </w:r>
+          </w:p>
+        </w:tc>
+      </w:tr>
+      <w:tr>
+        <w:tc>
+          <w:tcPr>
+            <w:tcW w:type="dxa" w:w="2160"/>
+          </w:tcPr>
+          <w:p>
+            <w:r>
+              <w:rPr>
+                <w:b w:val="0"/>
+              </w:rPr>
+              <w:t>참여 결과 확인</w:t>
+            </w:r>
+          </w:p>
+        </w:tc>
+        <w:tc>
+          <w:tcPr>
+            <w:tcW w:type="dxa" w:w="2160"/>
+          </w:tcPr>
+          <w:p>
+            <w:r>
+              <w:rPr>
+                <w:b w:val="0"/>
+              </w:rPr>
+              <w:t>참여 인원, 주제 표현, 도움 행동을 집계</w:t>
+            </w:r>
+          </w:p>
+        </w:tc>
+        <w:tc>
+          <w:tcPr>
+            <w:tcW w:type="dxa" w:w="2160"/>
+          </w:tcPr>
+          <w:p>
+            <w:r>
+              <w:rPr>
+                <w:b w:val="0"/>
+              </w:rPr>
+              <w:t>________</w:t>
+            </w:r>
+          </w:p>
+        </w:tc>
+        <w:tc>
+          <w:tcPr>
+            <w:tcW w:type="dxa" w:w="2160"/>
+          </w:tcPr>
+          <w:p>
+            <w:r>
+              <w:rPr>
+                <w:b w:val="0"/>
+              </w:rPr>
+              <w:t>행사 당일</w:t>
+            </w:r>
+          </w:p>
+        </w:tc>
+      </w:tr>
+      <w:tr>
+        <w:tc>
+          <w:tcPr>
+            <w:tcW w:type="dxa" w:w="2160"/>
+          </w:tcPr>
+          <w:p>
+            <w:r>
+              <w:rPr>
+                <w:b w:val="0"/>
+              </w:rPr>
+              <w:t>운영 평가</w:t>
+            </w:r>
+          </w:p>
+        </w:tc>
+        <w:tc>
+          <w:tcPr>
+            <w:tcW w:type="dxa" w:w="2160"/>
+          </w:tcPr>
+          <w:p>
+            <w:r>
+              <w:rPr>
+                <w:b w:val="0"/>
+              </w:rPr>
+              <w:t>안전 문제·개선사항·차기 반영 사항 기록</w:t>
+            </w:r>
+          </w:p>
+        </w:tc>
+        <w:tc>
+          <w:tcPr>
+            <w:tcW w:type="dxa" w:w="2160"/>
+          </w:tcPr>
+          <w:p>
+            <w:r>
+              <w:rPr>
+                <w:b w:val="0"/>
+              </w:rPr>
+              <w:t>________</w:t>
+            </w:r>
+          </w:p>
+        </w:tc>
+        <w:tc>
+          <w:tcPr>
+            <w:tcW w:type="dxa" w:w="2160"/>
+          </w:tcPr>
+          <w:p>
+            <w:r>
+              <w:rPr>
+                <w:b w:val="0"/>
+              </w:rPr>
+              <w:t>행사 후 7일 이내</w:t>
+            </w:r>
+          </w:p>
+        </w:tc>
+      </w:tr>
+    </w:tbl>
+    <w:p/>
+    <w:p>
+      <w:r>
+        <w:rPr>
+          <w:b w:val="0"/>
+        </w:rPr>
+        <w:t>가. 개인 연락처·건강정보는 공개 활동표와 평가 자료에 기재하지 않습니다.</w:t>
+      </w:r>
+    </w:p>
+    <w:p>
+      <w:r>
+        <w:rPr>
+          <w:b w:val="0"/>
+        </w:rPr>
+        <w:t>나. 별도 신청·회신서에는 필요한 정보만 받고 다음 동의 문구를 기재합니다.</w:t>
+      </w:r>
+    </w:p>
+    <w:p>
+      <w:r>
+        <w:rPr>
+          <w:b w:val="0"/>
+        </w:rPr>
+        <w:t>개인정보 수집·이용 동의: 행사 운영·안전관리·보호자 연락을 위한 수집 항목 ________, 보유기간 ________, 동의 거부 권리 및 거부 시 제한사항 ________을 확인하고 동의합니다 □ / 동의하지 않습니다 □.</w:t>
+      </w:r>
+    </w:p>
+    <w:p>
+      <w:r>
+        <w:rPr>
+          <w:b w:val="0"/>
+        </w:rPr>
+        <w:t>다. 회신서는 지정 담당자만 열람하고, 정한 보유기간이 끝나면 파기합니다. 담당 ________ / 기한 ________</w:t>
+      </w:r>
+    </w:p>
+    <w:p>
+      <w:r>
+        <w:rPr>
+          <w:b w:val="0"/>
+        </w:rPr>
+        <w:t>발신 부서: (교회명) (부서명)</w:t>
+      </w:r>
+    </w:p>
+    <w:p>
+      <w:r>
+        <w:rPr>
+          <w:b w:val="0"/>
+        </w:rPr>
+        <w:t>담당: ________ / 문의처: ________</w:t>
+      </w:r>
+    </w:p>
+    <w:p>
+      <w:r>
+        <w:rPr>
+          <w:b w:val="0"/>
+        </w:rPr>
+        <w:t>끝.</w:t>
+      </w:r>
+    </w:p>
     <w:sectPr>
       <w:pgSz w:w="12240" w:h="15840"/>
       <w:pgMar w:top="1440" w:right="1800" w:bottom="1440" w:left="1800" w:header="720" w:footer="720" w:gutter="0"/>
